--- a/observatorio-sjc/docs/06-Decisoes-de-Dados.docx
+++ b/observatorio-sjc/docs/06-Decisoes-de-Dados.docx
@@ -1755,7 +1755,7 @@
           </w:tcPr>
           <w:p>
             <w:r>
-              <w:t xml:space="preserve">Com o ano-base da RAIS confirmado em 2024 (DEC-003), verificou-se que o PIB dos Municípios (IBGE) mais recente disponível é a série 2022–2023 — não existe PIB 2024 publicado; a edição seguinte ainda não foi publicada.</w:t>
+              <w:t>Com o ano-base da RAIS confirmado em 2024 (DEC-003), verificou-se que o PIB dos Municípios (IBGE) mais recente disponível é a série 2022–2023 — não existe PIB 2024 publicado; a próxima divulgação está prevista apenas para o fim de 2026/2027.</w:t>
             </w:r>
           </w:p>
         </w:tc>
@@ -2006,6 +2006,5573 @@
           <w:p>
             <w:r>
               <w:t>Fechada</w:t>
+            </w:r>
+          </w:p>
+        </w:tc>
+      </w:tr>
+    </w:tbl>
+    <w:p>
+      <w:pPr>
+        <w:spacing w:after="160"/>
+      </w:pPr>
+      <w:r>
+        <w:t xml:space="preserve">Decisões numeradas pela equipe durante a Sprint 2 sem registro neste log (DEC-007, DEC-010 e DEC-012): conteúdo não localizado nos arquivos do projeto — completar a partir do registro original da equipe. As DEC-006, 008, 009, 011, 013 e 014 abaixo foram transcritas das Notas Metodológicas do painel Power BI.</w:t>
+      </w:r>
+    </w:p>
+    <w:p>
+      <w:pPr>
+        <w:pStyle w:val="Ttulo2"/>
+      </w:pPr>
+      <w:r>
+        <w:t xml:space="preserve">2.1 Decisões registradas na Sprint 2</w:t>
+      </w:r>
+    </w:p>
+    <w:p>
+      <w:pPr>
+        <w:pStyle w:val="Ttulo3"/>
+      </w:pPr>
+      <w:r>
+        <w:t xml:space="preserve">DEC-006 e DEC-009 — Valor adicionado por setor só até 2021; cruzamento com o emprego de 2024</w:t>
+      </w:r>
+    </w:p>
+    <w:tbl>
+      <w:tblPr>
+        <w:tblW w:w="9200" w:type="dxa"/>
+        <w:tblBorders>
+          <w:top w:val="single" w:sz="4" w:space="0" w:color="auto"/>
+          <w:left w:val="single" w:sz="4" w:space="0" w:color="auto"/>
+          <w:bottom w:val="single" w:sz="4" w:space="0" w:color="auto"/>
+          <w:right w:val="single" w:sz="4" w:space="0" w:color="auto"/>
+          <w:insideH w:val="single" w:sz="4" w:space="0" w:color="auto"/>
+          <w:insideV w:val="single" w:sz="4" w:space="0" w:color="auto"/>
+        </w:tblBorders>
+        <w:tblCellMar>
+          <w:left w:w="10" w:type="dxa"/>
+          <w:right w:w="10" w:type="dxa"/>
+        </w:tblCellMar>
+        <w:tblLook w:val="0000" w:firstRow="0" w:lastRow="0" w:firstColumn="0" w:lastColumn="0" w:noHBand="0" w:noVBand="0"/>
+      </w:tblPr>
+      <w:tblGrid>
+        <w:gridCol w:w="2600"/>
+        <w:gridCol w:w="6600"/>
+      </w:tblGrid>
+      <w:tr>
+        <w:trPr>
+          <w:tblHeader/>
+        </w:trPr>
+        <w:tc>
+          <w:tcPr>
+            <w:tcW w:w="2600" w:type="dxa"/>
+            <w:tcBorders>
+              <w:top w:val="none" w:sz="0" w:space="0" w:color="FFFFFF"/>
+              <w:left w:val="none" w:sz="0" w:space="0" w:color="FFFFFF"/>
+              <w:bottom w:val="single" w:sz="12" w:space="0" w:color="000000"/>
+              <w:right w:val="none" w:sz="0" w:space="0" w:color="FFFFFF"/>
+            </w:tcBorders>
+            <w:shd w:val="clear" w:color="auto" w:fill="FFFFFF"/>
+            <w:tcMar>
+              <w:top w:w="80" w:type="dxa"/>
+              <w:left w:w="100" w:type="dxa"/>
+              <w:bottom w:w="80" w:type="dxa"/>
+              <w:right w:w="100" w:type="dxa"/>
+            </w:tcMar>
+            <w:vAlign w:val="center"/>
+          </w:tcPr>
+          <w:p>
+            <w:r>
+              <w:rPr>
+                <w:b/>
+                <w:bCs/>
+              </w:rPr>
+              <w:t xml:space="preserve">Campo</w:t>
+            </w:r>
+          </w:p>
+        </w:tc>
+        <w:tc>
+          <w:tcPr>
+            <w:tcW w:w="6600" w:type="dxa"/>
+            <w:tcBorders>
+              <w:top w:val="none" w:sz="0" w:space="0" w:color="FFFFFF"/>
+              <w:left w:val="none" w:sz="0" w:space="0" w:color="FFFFFF"/>
+              <w:bottom w:val="single" w:sz="12" w:space="0" w:color="000000"/>
+              <w:right w:val="none" w:sz="0" w:space="0" w:color="FFFFFF"/>
+            </w:tcBorders>
+            <w:shd w:val="clear" w:color="auto" w:fill="FFFFFF"/>
+            <w:tcMar>
+              <w:top w:w="80" w:type="dxa"/>
+              <w:left w:w="100" w:type="dxa"/>
+              <w:bottom w:w="80" w:type="dxa"/>
+              <w:right w:w="100" w:type="dxa"/>
+            </w:tcMar>
+            <w:vAlign w:val="center"/>
+          </w:tcPr>
+          <w:p>
+            <w:r>
+              <w:rPr>
+                <w:b/>
+                <w:bCs/>
+              </w:rPr>
+              <w:t xml:space="preserve">Descrição</w:t>
+            </w:r>
+          </w:p>
+        </w:tc>
+      </w:tr>
+      <w:tr>
+        <w:tc>
+          <w:tcPr>
+            <w:tcW w:w="2600" w:type="dxa"/>
+            <w:tcBorders>
+              <w:top w:val="none" w:sz="0" w:space="0" w:color="FFFFFF"/>
+              <w:left w:val="none" w:sz="0" w:space="0" w:color="FFFFFF"/>
+              <w:bottom w:val="single" w:sz="2" w:space="0" w:color="D9D9D9"/>
+              <w:right w:val="none" w:sz="0" w:space="0" w:color="FFFFFF"/>
+            </w:tcBorders>
+            <w:shd w:val="clear" w:color="auto" w:fill="FFFFFF"/>
+            <w:tcMar>
+              <w:top w:w="80" w:type="dxa"/>
+              <w:left w:w="100" w:type="dxa"/>
+              <w:bottom w:w="80" w:type="dxa"/>
+              <w:right w:w="100" w:type="dxa"/>
+            </w:tcMar>
+            <w:vAlign w:val="center"/>
+          </w:tcPr>
+          <w:p>
+            <w:r>
+              <w:rPr>
+                <w:b w:val="false"/>
+              </w:rPr>
+              <w:t xml:space="preserve">Problema identificado</w:t>
+            </w:r>
+          </w:p>
+        </w:tc>
+        <w:tc>
+          <w:tcPr>
+            <w:tcW w:w="6600" w:type="dxa"/>
+            <w:tcBorders>
+              <w:top w:val="none" w:sz="0" w:space="0" w:color="FFFFFF"/>
+              <w:left w:val="none" w:sz="0" w:space="0" w:color="FFFFFF"/>
+              <w:bottom w:val="single" w:sz="2" w:space="0" w:color="D9D9D9"/>
+              <w:right w:val="none" w:sz="0" w:space="0" w:color="FFFFFF"/>
+            </w:tcBorders>
+            <w:shd w:val="clear" w:color="auto" w:fill="FFFFFF"/>
+            <w:tcMar>
+              <w:top w:w="80" w:type="dxa"/>
+              <w:left w:w="100" w:type="dxa"/>
+              <w:bottom w:w="80" w:type="dxa"/>
+              <w:right w:w="100" w:type="dxa"/>
+            </w:tcMar>
+            <w:vAlign w:val="center"/>
+          </w:tcPr>
+          <w:p>
+            <w:r>
+              <w:rPr>
+                <w:b w:val="false"/>
+              </w:rPr>
+              <w:t xml:space="preserve">O IBGE não publicou o valor adicionado por setor de 2022 e 2023 (só o PIB total), por causa da mudança do ano de referência das Contas Nacionais. O último ano com detalhe setorial é 2021, enquanto a RAIS é de 2024.</w:t>
+            </w:r>
+          </w:p>
+        </w:tc>
+      </w:tr>
+      <w:tr>
+        <w:tc>
+          <w:tcPr>
+            <w:tcW w:w="2600" w:type="dxa"/>
+            <w:tcBorders>
+              <w:top w:val="none" w:sz="0" w:space="0" w:color="FFFFFF"/>
+              <w:left w:val="none" w:sz="0" w:space="0" w:color="FFFFFF"/>
+              <w:bottom w:val="single" w:sz="2" w:space="0" w:color="D9D9D9"/>
+              <w:right w:val="none" w:sz="0" w:space="0" w:color="FFFFFF"/>
+            </w:tcBorders>
+            <w:shd w:val="clear" w:color="auto" w:fill="FFFFFF"/>
+            <w:tcMar>
+              <w:top w:w="80" w:type="dxa"/>
+              <w:left w:w="100" w:type="dxa"/>
+              <w:bottom w:w="80" w:type="dxa"/>
+              <w:right w:w="100" w:type="dxa"/>
+            </w:tcMar>
+            <w:vAlign w:val="center"/>
+          </w:tcPr>
+          <w:p>
+            <w:r>
+              <w:rPr>
+                <w:b w:val="false"/>
+              </w:rPr>
+              <w:t xml:space="preserve">Decisão adotada</w:t>
+            </w:r>
+          </w:p>
+        </w:tc>
+        <w:tc>
+          <w:tcPr>
+            <w:tcW w:w="6600" w:type="dxa"/>
+            <w:tcBorders>
+              <w:top w:val="none" w:sz="0" w:space="0" w:color="FFFFFF"/>
+              <w:left w:val="none" w:sz="0" w:space="0" w:color="FFFFFF"/>
+              <w:bottom w:val="single" w:sz="2" w:space="0" w:color="D9D9D9"/>
+              <w:right w:val="none" w:sz="0" w:space="0" w:color="FFFFFF"/>
+            </w:tcBorders>
+            <w:shd w:val="clear" w:color="auto" w:fill="FFFFFF"/>
+            <w:tcMar>
+              <w:top w:w="80" w:type="dxa"/>
+              <w:left w:w="100" w:type="dxa"/>
+              <w:bottom w:w="80" w:type="dxa"/>
+              <w:right w:w="100" w:type="dxa"/>
+            </w:tcMar>
+            <w:vAlign w:val="center"/>
+          </w:tcPr>
+          <w:p>
+            <w:r>
+              <w:rPr>
+                <w:b w:val="false"/>
+              </w:rPr>
+              <w:t xml:space="preserve">O cruzamento RAIS × PIB por setor compara a estrutura do valor adicionado de 2021 com a do emprego de 2024. Os anos de 2022 e 2023 ficam vazios (não zero) na série setorial.</w:t>
+            </w:r>
+          </w:p>
+        </w:tc>
+      </w:tr>
+      <w:tr>
+        <w:tc>
+          <w:tcPr>
+            <w:tcW w:w="2600" w:type="dxa"/>
+            <w:tcBorders>
+              <w:top w:val="none" w:sz="0" w:space="0" w:color="FFFFFF"/>
+              <w:left w:val="none" w:sz="0" w:space="0" w:color="FFFFFF"/>
+              <w:bottom w:val="single" w:sz="2" w:space="0" w:color="D9D9D9"/>
+              <w:right w:val="none" w:sz="0" w:space="0" w:color="FFFFFF"/>
+            </w:tcBorders>
+            <w:shd w:val="clear" w:color="auto" w:fill="FFFFFF"/>
+            <w:tcMar>
+              <w:top w:w="80" w:type="dxa"/>
+              <w:left w:w="100" w:type="dxa"/>
+              <w:bottom w:w="80" w:type="dxa"/>
+              <w:right w:w="100" w:type="dxa"/>
+            </w:tcMar>
+            <w:vAlign w:val="center"/>
+          </w:tcPr>
+          <w:p>
+            <w:r>
+              <w:rPr>
+                <w:b w:val="false"/>
+              </w:rPr>
+              <w:t xml:space="preserve">Justificativa</w:t>
+            </w:r>
+          </w:p>
+        </w:tc>
+        <w:tc>
+          <w:tcPr>
+            <w:tcW w:w="6600" w:type="dxa"/>
+            <w:tcBorders>
+              <w:top w:val="none" w:sz="0" w:space="0" w:color="FFFFFF"/>
+              <w:left w:val="none" w:sz="0" w:space="0" w:color="FFFFFF"/>
+              <w:bottom w:val="single" w:sz="2" w:space="0" w:color="D9D9D9"/>
+              <w:right w:val="none" w:sz="0" w:space="0" w:color="FFFFFF"/>
+            </w:tcBorders>
+            <w:shd w:val="clear" w:color="auto" w:fill="FFFFFF"/>
+            <w:tcMar>
+              <w:top w:w="80" w:type="dxa"/>
+              <w:left w:w="100" w:type="dxa"/>
+              <w:bottom w:w="80" w:type="dxa"/>
+              <w:right w:w="100" w:type="dxa"/>
+            </w:tcMar>
+            <w:vAlign w:val="center"/>
+          </w:tcPr>
+          <w:p>
+            <w:r>
+              <w:rPr>
+                <w:b w:val="false"/>
+              </w:rPr>
+              <w:t xml:space="preserve">É o dado setorial mais recente publicado; comparar estruturas (participações) reduz o efeito da diferença de anos. Amplia a DEC-005.</w:t>
+            </w:r>
+          </w:p>
+        </w:tc>
+      </w:tr>
+      <w:tr>
+        <w:tc>
+          <w:tcPr>
+            <w:tcW w:w="2600" w:type="dxa"/>
+            <w:tcBorders>
+              <w:top w:val="none" w:sz="0" w:space="0" w:color="FFFFFF"/>
+              <w:left w:val="none" w:sz="0" w:space="0" w:color="FFFFFF"/>
+              <w:bottom w:val="single" w:sz="2" w:space="0" w:color="D9D9D9"/>
+              <w:right w:val="none" w:sz="0" w:space="0" w:color="FFFFFF"/>
+            </w:tcBorders>
+            <w:shd w:val="clear" w:color="auto" w:fill="FFFFFF"/>
+            <w:tcMar>
+              <w:top w:w="80" w:type="dxa"/>
+              <w:left w:w="100" w:type="dxa"/>
+              <w:bottom w:w="80" w:type="dxa"/>
+              <w:right w:w="100" w:type="dxa"/>
+            </w:tcMar>
+            <w:vAlign w:val="center"/>
+          </w:tcPr>
+          <w:p>
+            <w:r>
+              <w:rPr>
+                <w:b w:val="false"/>
+              </w:rPr>
+              <w:t xml:space="preserve">Impacto</w:t>
+            </w:r>
+          </w:p>
+        </w:tc>
+        <w:tc>
+          <w:tcPr>
+            <w:tcW w:w="6600" w:type="dxa"/>
+            <w:tcBorders>
+              <w:top w:val="none" w:sz="0" w:space="0" w:color="FFFFFF"/>
+              <w:left w:val="none" w:sz="0" w:space="0" w:color="FFFFFF"/>
+              <w:bottom w:val="single" w:sz="2" w:space="0" w:color="D9D9D9"/>
+              <w:right w:val="none" w:sz="0" w:space="0" w:color="FFFFFF"/>
+            </w:tcBorders>
+            <w:shd w:val="clear" w:color="auto" w:fill="FFFFFF"/>
+            <w:tcMar>
+              <w:top w:w="80" w:type="dxa"/>
+              <w:left w:w="100" w:type="dxa"/>
+              <w:bottom w:w="80" w:type="dxa"/>
+              <w:right w:w="100" w:type="dxa"/>
+            </w:tcMar>
+            <w:vAlign w:val="center"/>
+          </w:tcPr>
+          <w:p>
+            <w:r>
+              <w:rPr>
+                <w:b w:val="false"/>
+              </w:rPr>
+              <w:t xml:space="preserve">Toda visualização do cruzamento informa os anos de cada fonte (VAB 2021 / RAIS 2024). Texto registrado nas Notas Metodológicas do painel.</w:t>
+            </w:r>
+          </w:p>
+        </w:tc>
+      </w:tr>
+      <w:tr>
+        <w:tc>
+          <w:tcPr>
+            <w:tcW w:w="2600" w:type="dxa"/>
+            <w:tcBorders>
+              <w:top w:val="none" w:sz="0" w:space="0" w:color="FFFFFF"/>
+              <w:left w:val="none" w:sz="0" w:space="0" w:color="FFFFFF"/>
+              <w:bottom w:val="single" w:sz="2" w:space="0" w:color="D9D9D9"/>
+              <w:right w:val="none" w:sz="0" w:space="0" w:color="FFFFFF"/>
+            </w:tcBorders>
+            <w:shd w:val="clear" w:color="auto" w:fill="FFFFFF"/>
+            <w:tcMar>
+              <w:top w:w="80" w:type="dxa"/>
+              <w:left w:w="100" w:type="dxa"/>
+              <w:bottom w:w="80" w:type="dxa"/>
+              <w:right w:w="100" w:type="dxa"/>
+            </w:tcMar>
+            <w:vAlign w:val="center"/>
+          </w:tcPr>
+          <w:p>
+            <w:r>
+              <w:rPr>
+                <w:b w:val="false"/>
+              </w:rPr>
+              <w:t xml:space="preserve">User Stories impactadas</w:t>
+            </w:r>
+          </w:p>
+        </w:tc>
+        <w:tc>
+          <w:tcPr>
+            <w:tcW w:w="6600" w:type="dxa"/>
+            <w:tcBorders>
+              <w:top w:val="none" w:sz="0" w:space="0" w:color="FFFFFF"/>
+              <w:left w:val="none" w:sz="0" w:space="0" w:color="FFFFFF"/>
+              <w:bottom w:val="single" w:sz="2" w:space="0" w:color="D9D9D9"/>
+              <w:right w:val="none" w:sz="0" w:space="0" w:color="FFFFFF"/>
+            </w:tcBorders>
+            <w:shd w:val="clear" w:color="auto" w:fill="FFFFFF"/>
+            <w:tcMar>
+              <w:top w:w="80" w:type="dxa"/>
+              <w:left w:w="100" w:type="dxa"/>
+              <w:bottom w:w="80" w:type="dxa"/>
+              <w:right w:w="100" w:type="dxa"/>
+            </w:tcMar>
+            <w:vAlign w:val="center"/>
+          </w:tcPr>
+          <w:p>
+            <w:r>
+              <w:rPr>
+                <w:b w:val="false"/>
+              </w:rPr>
+              <w:t xml:space="preserve">US09</w:t>
+            </w:r>
+          </w:p>
+        </w:tc>
+      </w:tr>
+      <w:tr>
+        <w:tc>
+          <w:tcPr>
+            <w:tcW w:w="2600" w:type="dxa"/>
+            <w:tcBorders>
+              <w:top w:val="none" w:sz="0" w:space="0" w:color="FFFFFF"/>
+              <w:left w:val="none" w:sz="0" w:space="0" w:color="FFFFFF"/>
+              <w:bottom w:val="single" w:sz="2" w:space="0" w:color="D9D9D9"/>
+              <w:right w:val="none" w:sz="0" w:space="0" w:color="FFFFFF"/>
+            </w:tcBorders>
+            <w:shd w:val="clear" w:color="auto" w:fill="FFFFFF"/>
+            <w:tcMar>
+              <w:top w:w="80" w:type="dxa"/>
+              <w:left w:w="100" w:type="dxa"/>
+              <w:bottom w:w="80" w:type="dxa"/>
+              <w:right w:w="100" w:type="dxa"/>
+            </w:tcMar>
+            <w:vAlign w:val="center"/>
+          </w:tcPr>
+          <w:p>
+            <w:r>
+              <w:rPr>
+                <w:b w:val="false"/>
+              </w:rPr>
+              <w:t xml:space="preserve">Status</w:t>
+            </w:r>
+          </w:p>
+        </w:tc>
+        <w:tc>
+          <w:tcPr>
+            <w:tcW w:w="6600" w:type="dxa"/>
+            <w:tcBorders>
+              <w:top w:val="none" w:sz="0" w:space="0" w:color="FFFFFF"/>
+              <w:left w:val="none" w:sz="0" w:space="0" w:color="FFFFFF"/>
+              <w:bottom w:val="single" w:sz="2" w:space="0" w:color="D9D9D9"/>
+              <w:right w:val="none" w:sz="0" w:space="0" w:color="FFFFFF"/>
+            </w:tcBorders>
+            <w:shd w:val="clear" w:color="auto" w:fill="FFFFFF"/>
+            <w:tcMar>
+              <w:top w:w="80" w:type="dxa"/>
+              <w:left w:w="100" w:type="dxa"/>
+              <w:bottom w:w="80" w:type="dxa"/>
+              <w:right w:w="100" w:type="dxa"/>
+            </w:tcMar>
+            <w:vAlign w:val="center"/>
+          </w:tcPr>
+          <w:p>
+            <w:r>
+              <w:rPr>
+                <w:b w:val="false"/>
+              </w:rPr>
+              <w:t xml:space="preserve">Fechada — registrada pela equipe no painel (as duas decisões aparecem juntas nas Notas Metodológicas; separar o texto conforme o registro original da equipe)</w:t>
+            </w:r>
+          </w:p>
+        </w:tc>
+      </w:tr>
+    </w:tbl>
+    <w:p>
+      <w:pPr>
+        <w:pStyle w:val="Ttulo3"/>
+      </w:pPr>
+      <w:r>
+        <w:t xml:space="preserve">DEC-008 — Correção de valores pela inflação (IPCA)</w:t>
+      </w:r>
+    </w:p>
+    <w:tbl>
+      <w:tblPr>
+        <w:tblW w:w="9200" w:type="dxa"/>
+        <w:tblBorders>
+          <w:top w:val="single" w:sz="4" w:space="0" w:color="auto"/>
+          <w:left w:val="single" w:sz="4" w:space="0" w:color="auto"/>
+          <w:bottom w:val="single" w:sz="4" w:space="0" w:color="auto"/>
+          <w:right w:val="single" w:sz="4" w:space="0" w:color="auto"/>
+          <w:insideH w:val="single" w:sz="4" w:space="0" w:color="auto"/>
+          <w:insideV w:val="single" w:sz="4" w:space="0" w:color="auto"/>
+        </w:tblBorders>
+        <w:tblCellMar>
+          <w:left w:w="10" w:type="dxa"/>
+          <w:right w:w="10" w:type="dxa"/>
+        </w:tblCellMar>
+        <w:tblLook w:val="0000" w:firstRow="0" w:lastRow="0" w:firstColumn="0" w:lastColumn="0" w:noHBand="0" w:noVBand="0"/>
+      </w:tblPr>
+      <w:tblGrid>
+        <w:gridCol w:w="2600"/>
+        <w:gridCol w:w="6600"/>
+      </w:tblGrid>
+      <w:tr>
+        <w:trPr>
+          <w:tblHeader/>
+        </w:trPr>
+        <w:tc>
+          <w:tcPr>
+            <w:tcW w:w="2600" w:type="dxa"/>
+            <w:tcBorders>
+              <w:top w:val="none" w:sz="0" w:space="0" w:color="FFFFFF"/>
+              <w:left w:val="none" w:sz="0" w:space="0" w:color="FFFFFF"/>
+              <w:bottom w:val="single" w:sz="12" w:space="0" w:color="000000"/>
+              <w:right w:val="none" w:sz="0" w:space="0" w:color="FFFFFF"/>
+            </w:tcBorders>
+            <w:shd w:val="clear" w:color="auto" w:fill="FFFFFF"/>
+            <w:tcMar>
+              <w:top w:w="80" w:type="dxa"/>
+              <w:left w:w="100" w:type="dxa"/>
+              <w:bottom w:w="80" w:type="dxa"/>
+              <w:right w:w="100" w:type="dxa"/>
+            </w:tcMar>
+            <w:vAlign w:val="center"/>
+          </w:tcPr>
+          <w:p>
+            <w:r>
+              <w:rPr>
+                <w:b/>
+                <w:bCs/>
+              </w:rPr>
+              <w:t xml:space="preserve">Campo</w:t>
+            </w:r>
+          </w:p>
+        </w:tc>
+        <w:tc>
+          <w:tcPr>
+            <w:tcW w:w="6600" w:type="dxa"/>
+            <w:tcBorders>
+              <w:top w:val="none" w:sz="0" w:space="0" w:color="FFFFFF"/>
+              <w:left w:val="none" w:sz="0" w:space="0" w:color="FFFFFF"/>
+              <w:bottom w:val="single" w:sz="12" w:space="0" w:color="000000"/>
+              <w:right w:val="none" w:sz="0" w:space="0" w:color="FFFFFF"/>
+            </w:tcBorders>
+            <w:shd w:val="clear" w:color="auto" w:fill="FFFFFF"/>
+            <w:tcMar>
+              <w:top w:w="80" w:type="dxa"/>
+              <w:left w:w="100" w:type="dxa"/>
+              <w:bottom w:w="80" w:type="dxa"/>
+              <w:right w:w="100" w:type="dxa"/>
+            </w:tcMar>
+            <w:vAlign w:val="center"/>
+          </w:tcPr>
+          <w:p>
+            <w:r>
+              <w:rPr>
+                <w:b/>
+                <w:bCs/>
+              </w:rPr>
+              <w:t xml:space="preserve">Descrição</w:t>
+            </w:r>
+          </w:p>
+        </w:tc>
+      </w:tr>
+      <w:tr>
+        <w:tc>
+          <w:tcPr>
+            <w:tcW w:w="2600" w:type="dxa"/>
+            <w:tcBorders>
+              <w:top w:val="none" w:sz="0" w:space="0" w:color="FFFFFF"/>
+              <w:left w:val="none" w:sz="0" w:space="0" w:color="FFFFFF"/>
+              <w:bottom w:val="single" w:sz="2" w:space="0" w:color="D9D9D9"/>
+              <w:right w:val="none" w:sz="0" w:space="0" w:color="FFFFFF"/>
+            </w:tcBorders>
+            <w:shd w:val="clear" w:color="auto" w:fill="FFFFFF"/>
+            <w:tcMar>
+              <w:top w:w="80" w:type="dxa"/>
+              <w:left w:w="100" w:type="dxa"/>
+              <w:bottom w:w="80" w:type="dxa"/>
+              <w:right w:w="100" w:type="dxa"/>
+            </w:tcMar>
+            <w:vAlign w:val="center"/>
+          </w:tcPr>
+          <w:p>
+            <w:r>
+              <w:rPr>
+                <w:b w:val="false"/>
+              </w:rPr>
+              <w:t xml:space="preserve">Problema identificado</w:t>
+            </w:r>
+          </w:p>
+        </w:tc>
+        <w:tc>
+          <w:tcPr>
+            <w:tcW w:w="6600" w:type="dxa"/>
+            <w:tcBorders>
+              <w:top w:val="none" w:sz="0" w:space="0" w:color="FFFFFF"/>
+              <w:left w:val="none" w:sz="0" w:space="0" w:color="FFFFFF"/>
+              <w:bottom w:val="single" w:sz="2" w:space="0" w:color="D9D9D9"/>
+              <w:right w:val="none" w:sz="0" w:space="0" w:color="FFFFFF"/>
+            </w:tcBorders>
+            <w:shd w:val="clear" w:color="auto" w:fill="FFFFFF"/>
+            <w:tcMar>
+              <w:top w:w="80" w:type="dxa"/>
+              <w:left w:w="100" w:type="dxa"/>
+              <w:bottom w:w="80" w:type="dxa"/>
+              <w:right w:w="100" w:type="dxa"/>
+            </w:tcMar>
+            <w:vAlign w:val="center"/>
+          </w:tcPr>
+          <w:p>
+            <w:r>
+              <w:rPr>
+                <w:b w:val="false"/>
+              </w:rPr>
+              <w:t xml:space="preserve">Valores do PIB de anos diferentes não são comparáveis em reais correntes.</w:t>
+            </w:r>
+          </w:p>
+        </w:tc>
+      </w:tr>
+      <w:tr>
+        <w:tc>
+          <w:tcPr>
+            <w:tcW w:w="2600" w:type="dxa"/>
+            <w:tcBorders>
+              <w:top w:val="none" w:sz="0" w:space="0" w:color="FFFFFF"/>
+              <w:left w:val="none" w:sz="0" w:space="0" w:color="FFFFFF"/>
+              <w:bottom w:val="single" w:sz="2" w:space="0" w:color="D9D9D9"/>
+              <w:right w:val="none" w:sz="0" w:space="0" w:color="FFFFFF"/>
+            </w:tcBorders>
+            <w:shd w:val="clear" w:color="auto" w:fill="FFFFFF"/>
+            <w:tcMar>
+              <w:top w:w="80" w:type="dxa"/>
+              <w:left w:w="100" w:type="dxa"/>
+              <w:bottom w:w="80" w:type="dxa"/>
+              <w:right w:w="100" w:type="dxa"/>
+            </w:tcMar>
+            <w:vAlign w:val="center"/>
+          </w:tcPr>
+          <w:p>
+            <w:r>
+              <w:rPr>
+                <w:b w:val="false"/>
+              </w:rPr>
+              <w:t xml:space="preserve">Decisão adotada</w:t>
+            </w:r>
+          </w:p>
+        </w:tc>
+        <w:tc>
+          <w:tcPr>
+            <w:tcW w:w="6600" w:type="dxa"/>
+            <w:tcBorders>
+              <w:top w:val="none" w:sz="0" w:space="0" w:color="FFFFFF"/>
+              <w:left w:val="none" w:sz="0" w:space="0" w:color="FFFFFF"/>
+              <w:bottom w:val="single" w:sz="2" w:space="0" w:color="D9D9D9"/>
+              <w:right w:val="none" w:sz="0" w:space="0" w:color="FFFFFF"/>
+            </w:tcBorders>
+            <w:shd w:val="clear" w:color="auto" w:fill="FFFFFF"/>
+            <w:tcMar>
+              <w:top w:w="80" w:type="dxa"/>
+              <w:left w:w="100" w:type="dxa"/>
+              <w:bottom w:w="80" w:type="dxa"/>
+              <w:right w:w="100" w:type="dxa"/>
+            </w:tcMar>
+            <w:vAlign w:val="center"/>
+          </w:tcPr>
+          <w:p>
+            <w:r>
+              <w:rPr>
+                <w:b w:val="false"/>
+              </w:rPr>
+              <w:t xml:space="preserve">Valores corrigidos pelo IPCA para reais de 2023 (colunas *_real_2023).</w:t>
+            </w:r>
+          </w:p>
+        </w:tc>
+      </w:tr>
+      <w:tr>
+        <w:tc>
+          <w:tcPr>
+            <w:tcW w:w="2600" w:type="dxa"/>
+            <w:tcBorders>
+              <w:top w:val="none" w:sz="0" w:space="0" w:color="FFFFFF"/>
+              <w:left w:val="none" w:sz="0" w:space="0" w:color="FFFFFF"/>
+              <w:bottom w:val="single" w:sz="2" w:space="0" w:color="D9D9D9"/>
+              <w:right w:val="none" w:sz="0" w:space="0" w:color="FFFFFF"/>
+            </w:tcBorders>
+            <w:shd w:val="clear" w:color="auto" w:fill="FFFFFF"/>
+            <w:tcMar>
+              <w:top w:w="80" w:type="dxa"/>
+              <w:left w:w="100" w:type="dxa"/>
+              <w:bottom w:w="80" w:type="dxa"/>
+              <w:right w:w="100" w:type="dxa"/>
+            </w:tcMar>
+            <w:vAlign w:val="center"/>
+          </w:tcPr>
+          <w:p>
+            <w:r>
+              <w:rPr>
+                <w:b w:val="false"/>
+              </w:rPr>
+              <w:t xml:space="preserve">Justificativa</w:t>
+            </w:r>
+          </w:p>
+        </w:tc>
+        <w:tc>
+          <w:tcPr>
+            <w:tcW w:w="6600" w:type="dxa"/>
+            <w:tcBorders>
+              <w:top w:val="none" w:sz="0" w:space="0" w:color="FFFFFF"/>
+              <w:left w:val="none" w:sz="0" w:space="0" w:color="FFFFFF"/>
+              <w:bottom w:val="single" w:sz="2" w:space="0" w:color="D9D9D9"/>
+              <w:right w:val="none" w:sz="0" w:space="0" w:color="FFFFFF"/>
+            </w:tcBorders>
+            <w:shd w:val="clear" w:color="auto" w:fill="FFFFFF"/>
+            <w:tcMar>
+              <w:top w:w="80" w:type="dxa"/>
+              <w:left w:w="100" w:type="dxa"/>
+              <w:bottom w:w="80" w:type="dxa"/>
+              <w:right w:w="100" w:type="dxa"/>
+            </w:tcMar>
+            <w:vAlign w:val="center"/>
+          </w:tcPr>
+          <w:p>
+            <w:r>
+              <w:rPr>
+                <w:b w:val="false"/>
+              </w:rPr>
+              <w:t xml:space="preserve">Permite comparar a evolução do PIB de 2002 a 2023 sem o efeito da inflação.</w:t>
+            </w:r>
+          </w:p>
+        </w:tc>
+      </w:tr>
+      <w:tr>
+        <w:tc>
+          <w:tcPr>
+            <w:tcW w:w="2600" w:type="dxa"/>
+            <w:tcBorders>
+              <w:top w:val="none" w:sz="0" w:space="0" w:color="FFFFFF"/>
+              <w:left w:val="none" w:sz="0" w:space="0" w:color="FFFFFF"/>
+              <w:bottom w:val="single" w:sz="2" w:space="0" w:color="D9D9D9"/>
+              <w:right w:val="none" w:sz="0" w:space="0" w:color="FFFFFF"/>
+            </w:tcBorders>
+            <w:shd w:val="clear" w:color="auto" w:fill="FFFFFF"/>
+            <w:tcMar>
+              <w:top w:w="80" w:type="dxa"/>
+              <w:left w:w="100" w:type="dxa"/>
+              <w:bottom w:w="80" w:type="dxa"/>
+              <w:right w:w="100" w:type="dxa"/>
+            </w:tcMar>
+            <w:vAlign w:val="center"/>
+          </w:tcPr>
+          <w:p>
+            <w:r>
+              <w:rPr>
+                <w:b w:val="false"/>
+              </w:rPr>
+              <w:t xml:space="preserve">Impacto</w:t>
+            </w:r>
+          </w:p>
+        </w:tc>
+        <w:tc>
+          <w:tcPr>
+            <w:tcW w:w="6600" w:type="dxa"/>
+            <w:tcBorders>
+              <w:top w:val="none" w:sz="0" w:space="0" w:color="FFFFFF"/>
+              <w:left w:val="none" w:sz="0" w:space="0" w:color="FFFFFF"/>
+              <w:bottom w:val="single" w:sz="2" w:space="0" w:color="D9D9D9"/>
+              <w:right w:val="none" w:sz="0" w:space="0" w:color="FFFFFF"/>
+            </w:tcBorders>
+            <w:shd w:val="clear" w:color="auto" w:fill="FFFFFF"/>
+            <w:tcMar>
+              <w:top w:w="80" w:type="dxa"/>
+              <w:left w:w="100" w:type="dxa"/>
+              <w:bottom w:w="80" w:type="dxa"/>
+              <w:right w:w="100" w:type="dxa"/>
+            </w:tcMar>
+            <w:vAlign w:val="center"/>
+          </w:tcPr>
+          <w:p>
+            <w:r>
+              <w:rPr>
+                <w:b w:val="false"/>
+              </w:rPr>
+              <w:t xml:space="preserve">O crescimento mostrado é “deflacionado pelo IPCA”, não o PIB real oficial (o IBGE não publica volume para municípios); usar esse rótulo no painel.</w:t>
+            </w:r>
+          </w:p>
+        </w:tc>
+      </w:tr>
+      <w:tr>
+        <w:tc>
+          <w:tcPr>
+            <w:tcW w:w="2600" w:type="dxa"/>
+            <w:tcBorders>
+              <w:top w:val="none" w:sz="0" w:space="0" w:color="FFFFFF"/>
+              <w:left w:val="none" w:sz="0" w:space="0" w:color="FFFFFF"/>
+              <w:bottom w:val="single" w:sz="2" w:space="0" w:color="D9D9D9"/>
+              <w:right w:val="none" w:sz="0" w:space="0" w:color="FFFFFF"/>
+            </w:tcBorders>
+            <w:shd w:val="clear" w:color="auto" w:fill="FFFFFF"/>
+            <w:tcMar>
+              <w:top w:w="80" w:type="dxa"/>
+              <w:left w:w="100" w:type="dxa"/>
+              <w:bottom w:w="80" w:type="dxa"/>
+              <w:right w:w="100" w:type="dxa"/>
+            </w:tcMar>
+            <w:vAlign w:val="center"/>
+          </w:tcPr>
+          <w:p>
+            <w:r>
+              <w:rPr>
+                <w:b w:val="false"/>
+              </w:rPr>
+              <w:t xml:space="preserve">User Stories impactadas</w:t>
+            </w:r>
+          </w:p>
+        </w:tc>
+        <w:tc>
+          <w:tcPr>
+            <w:tcW w:w="6600" w:type="dxa"/>
+            <w:tcBorders>
+              <w:top w:val="none" w:sz="0" w:space="0" w:color="FFFFFF"/>
+              <w:left w:val="none" w:sz="0" w:space="0" w:color="FFFFFF"/>
+              <w:bottom w:val="single" w:sz="2" w:space="0" w:color="D9D9D9"/>
+              <w:right w:val="none" w:sz="0" w:space="0" w:color="FFFFFF"/>
+            </w:tcBorders>
+            <w:shd w:val="clear" w:color="auto" w:fill="FFFFFF"/>
+            <w:tcMar>
+              <w:top w:w="80" w:type="dxa"/>
+              <w:left w:w="100" w:type="dxa"/>
+              <w:bottom w:w="80" w:type="dxa"/>
+              <w:right w:w="100" w:type="dxa"/>
+            </w:tcMar>
+            <w:vAlign w:val="center"/>
+          </w:tcPr>
+          <w:p>
+            <w:r>
+              <w:rPr>
+                <w:b w:val="false"/>
+              </w:rPr>
+              <w:t xml:space="preserve">US09</w:t>
+            </w:r>
+          </w:p>
+        </w:tc>
+      </w:tr>
+      <w:tr>
+        <w:tc>
+          <w:tcPr>
+            <w:tcW w:w="2600" w:type="dxa"/>
+            <w:tcBorders>
+              <w:top w:val="none" w:sz="0" w:space="0" w:color="FFFFFF"/>
+              <w:left w:val="none" w:sz="0" w:space="0" w:color="FFFFFF"/>
+              <w:bottom w:val="single" w:sz="2" w:space="0" w:color="D9D9D9"/>
+              <w:right w:val="none" w:sz="0" w:space="0" w:color="FFFFFF"/>
+            </w:tcBorders>
+            <w:shd w:val="clear" w:color="auto" w:fill="FFFFFF"/>
+            <w:tcMar>
+              <w:top w:w="80" w:type="dxa"/>
+              <w:left w:w="100" w:type="dxa"/>
+              <w:bottom w:w="80" w:type="dxa"/>
+              <w:right w:w="100" w:type="dxa"/>
+            </w:tcMar>
+            <w:vAlign w:val="center"/>
+          </w:tcPr>
+          <w:p>
+            <w:r>
+              <w:rPr>
+                <w:b w:val="false"/>
+              </w:rPr>
+              <w:t xml:space="preserve">Status</w:t>
+            </w:r>
+          </w:p>
+        </w:tc>
+        <w:tc>
+          <w:tcPr>
+            <w:tcW w:w="6600" w:type="dxa"/>
+            <w:tcBorders>
+              <w:top w:val="none" w:sz="0" w:space="0" w:color="FFFFFF"/>
+              <w:left w:val="none" w:sz="0" w:space="0" w:color="FFFFFF"/>
+              <w:bottom w:val="single" w:sz="2" w:space="0" w:color="D9D9D9"/>
+              <w:right w:val="none" w:sz="0" w:space="0" w:color="FFFFFF"/>
+            </w:tcBorders>
+            <w:shd w:val="clear" w:color="auto" w:fill="FFFFFF"/>
+            <w:tcMar>
+              <w:top w:w="80" w:type="dxa"/>
+              <w:left w:w="100" w:type="dxa"/>
+              <w:bottom w:w="80" w:type="dxa"/>
+              <w:right w:w="100" w:type="dxa"/>
+            </w:tcMar>
+            <w:vAlign w:val="center"/>
+          </w:tcPr>
+          <w:p>
+            <w:r>
+              <w:rPr>
+                <w:b w:val="false"/>
+              </w:rPr>
+              <w:t xml:space="preserve">Fechada — registrada pela equipe no painel</w:t>
+            </w:r>
+          </w:p>
+        </w:tc>
+      </w:tr>
+    </w:tbl>
+    <w:p>
+      <w:pPr>
+        <w:pStyle w:val="Ttulo3"/>
+      </w:pPr>
+      <w:r>
+        <w:t xml:space="preserve">DEC-011 — Registros com indicador de RAIS negativa igual a 2</w:t>
+      </w:r>
+    </w:p>
+    <w:tbl>
+      <w:tblPr>
+        <w:tblW w:w="9200" w:type="dxa"/>
+        <w:tblBorders>
+          <w:top w:val="single" w:sz="4" w:space="0" w:color="auto"/>
+          <w:left w:val="single" w:sz="4" w:space="0" w:color="auto"/>
+          <w:bottom w:val="single" w:sz="4" w:space="0" w:color="auto"/>
+          <w:right w:val="single" w:sz="4" w:space="0" w:color="auto"/>
+          <w:insideH w:val="single" w:sz="4" w:space="0" w:color="auto"/>
+          <w:insideV w:val="single" w:sz="4" w:space="0" w:color="auto"/>
+        </w:tblBorders>
+        <w:tblCellMar>
+          <w:left w:w="10" w:type="dxa"/>
+          <w:right w:w="10" w:type="dxa"/>
+        </w:tblCellMar>
+        <w:tblLook w:val="0000" w:firstRow="0" w:lastRow="0" w:firstColumn="0" w:lastColumn="0" w:noHBand="0" w:noVBand="0"/>
+      </w:tblPr>
+      <w:tblGrid>
+        <w:gridCol w:w="2600"/>
+        <w:gridCol w:w="6600"/>
+      </w:tblGrid>
+      <w:tr>
+        <w:trPr>
+          <w:tblHeader/>
+        </w:trPr>
+        <w:tc>
+          <w:tcPr>
+            <w:tcW w:w="2600" w:type="dxa"/>
+            <w:tcBorders>
+              <w:top w:val="none" w:sz="0" w:space="0" w:color="FFFFFF"/>
+              <w:left w:val="none" w:sz="0" w:space="0" w:color="FFFFFF"/>
+              <w:bottom w:val="single" w:sz="12" w:space="0" w:color="000000"/>
+              <w:right w:val="none" w:sz="0" w:space="0" w:color="FFFFFF"/>
+            </w:tcBorders>
+            <w:shd w:val="clear" w:color="auto" w:fill="FFFFFF"/>
+            <w:tcMar>
+              <w:top w:w="80" w:type="dxa"/>
+              <w:left w:w="100" w:type="dxa"/>
+              <w:bottom w:w="80" w:type="dxa"/>
+              <w:right w:w="100" w:type="dxa"/>
+            </w:tcMar>
+            <w:vAlign w:val="center"/>
+          </w:tcPr>
+          <w:p>
+            <w:r>
+              <w:rPr>
+                <w:b/>
+                <w:bCs/>
+              </w:rPr>
+              <w:t xml:space="preserve">Campo</w:t>
+            </w:r>
+          </w:p>
+        </w:tc>
+        <w:tc>
+          <w:tcPr>
+            <w:tcW w:w="6600" w:type="dxa"/>
+            <w:tcBorders>
+              <w:top w:val="none" w:sz="0" w:space="0" w:color="FFFFFF"/>
+              <w:left w:val="none" w:sz="0" w:space="0" w:color="FFFFFF"/>
+              <w:bottom w:val="single" w:sz="12" w:space="0" w:color="000000"/>
+              <w:right w:val="none" w:sz="0" w:space="0" w:color="FFFFFF"/>
+            </w:tcBorders>
+            <w:shd w:val="clear" w:color="auto" w:fill="FFFFFF"/>
+            <w:tcMar>
+              <w:top w:w="80" w:type="dxa"/>
+              <w:left w:w="100" w:type="dxa"/>
+              <w:bottom w:w="80" w:type="dxa"/>
+              <w:right w:w="100" w:type="dxa"/>
+            </w:tcMar>
+            <w:vAlign w:val="center"/>
+          </w:tcPr>
+          <w:p>
+            <w:r>
+              <w:rPr>
+                <w:b/>
+                <w:bCs/>
+              </w:rPr>
+              <w:t xml:space="preserve">Descrição</w:t>
+            </w:r>
+          </w:p>
+        </w:tc>
+      </w:tr>
+      <w:tr>
+        <w:tc>
+          <w:tcPr>
+            <w:tcW w:w="2600" w:type="dxa"/>
+            <w:tcBorders>
+              <w:top w:val="none" w:sz="0" w:space="0" w:color="FFFFFF"/>
+              <w:left w:val="none" w:sz="0" w:space="0" w:color="FFFFFF"/>
+              <w:bottom w:val="single" w:sz="2" w:space="0" w:color="D9D9D9"/>
+              <w:right w:val="none" w:sz="0" w:space="0" w:color="FFFFFF"/>
+            </w:tcBorders>
+            <w:shd w:val="clear" w:color="auto" w:fill="FFFFFF"/>
+            <w:tcMar>
+              <w:top w:w="80" w:type="dxa"/>
+              <w:left w:w="100" w:type="dxa"/>
+              <w:bottom w:w="80" w:type="dxa"/>
+              <w:right w:w="100" w:type="dxa"/>
+            </w:tcMar>
+            <w:vAlign w:val="center"/>
+          </w:tcPr>
+          <w:p>
+            <w:r>
+              <w:rPr>
+                <w:b w:val="false"/>
+              </w:rPr>
+              <w:t xml:space="preserve">Problema identificado</w:t>
+            </w:r>
+          </w:p>
+        </w:tc>
+        <w:tc>
+          <w:tcPr>
+            <w:tcW w:w="6600" w:type="dxa"/>
+            <w:tcBorders>
+              <w:top w:val="none" w:sz="0" w:space="0" w:color="FFFFFF"/>
+              <w:left w:val="none" w:sz="0" w:space="0" w:color="FFFFFF"/>
+              <w:bottom w:val="single" w:sz="2" w:space="0" w:color="D9D9D9"/>
+              <w:right w:val="none" w:sz="0" w:space="0" w:color="FFFFFF"/>
+            </w:tcBorders>
+            <w:shd w:val="clear" w:color="auto" w:fill="FFFFFF"/>
+            <w:tcMar>
+              <w:top w:w="80" w:type="dxa"/>
+              <w:left w:w="100" w:type="dxa"/>
+              <w:bottom w:w="80" w:type="dxa"/>
+              <w:right w:w="100" w:type="dxa"/>
+            </w:tcMar>
+            <w:vAlign w:val="center"/>
+          </w:tcPr>
+          <w:p>
+            <w:r>
+              <w:rPr>
+                <w:b w:val="false"/>
+              </w:rPr>
+              <w:t xml:space="preserve">53 estabelecimentos têm Ind Rais Negativa = 2, valor que não consta do dicionário da RAIS (só 0 e 1). Todos têm 0 vínculos.</w:t>
+            </w:r>
+          </w:p>
+        </w:tc>
+      </w:tr>
+      <w:tr>
+        <w:tc>
+          <w:tcPr>
+            <w:tcW w:w="2600" w:type="dxa"/>
+            <w:tcBorders>
+              <w:top w:val="none" w:sz="0" w:space="0" w:color="FFFFFF"/>
+              <w:left w:val="none" w:sz="0" w:space="0" w:color="FFFFFF"/>
+              <w:bottom w:val="single" w:sz="2" w:space="0" w:color="D9D9D9"/>
+              <w:right w:val="none" w:sz="0" w:space="0" w:color="FFFFFF"/>
+            </w:tcBorders>
+            <w:shd w:val="clear" w:color="auto" w:fill="FFFFFF"/>
+            <w:tcMar>
+              <w:top w:w="80" w:type="dxa"/>
+              <w:left w:w="100" w:type="dxa"/>
+              <w:bottom w:w="80" w:type="dxa"/>
+              <w:right w:w="100" w:type="dxa"/>
+            </w:tcMar>
+            <w:vAlign w:val="center"/>
+          </w:tcPr>
+          <w:p>
+            <w:r>
+              <w:rPr>
+                <w:b w:val="false"/>
+              </w:rPr>
+              <w:t xml:space="preserve">Decisão adotada</w:t>
+            </w:r>
+          </w:p>
+        </w:tc>
+        <w:tc>
+          <w:tcPr>
+            <w:tcW w:w="6600" w:type="dxa"/>
+            <w:tcBorders>
+              <w:top w:val="none" w:sz="0" w:space="0" w:color="FFFFFF"/>
+              <w:left w:val="none" w:sz="0" w:space="0" w:color="FFFFFF"/>
+              <w:bottom w:val="single" w:sz="2" w:space="0" w:color="D9D9D9"/>
+              <w:right w:val="none" w:sz="0" w:space="0" w:color="FFFFFF"/>
+            </w:tcBorders>
+            <w:shd w:val="clear" w:color="auto" w:fill="FFFFFF"/>
+            <w:tcMar>
+              <w:top w:w="80" w:type="dxa"/>
+              <w:left w:w="100" w:type="dxa"/>
+              <w:bottom w:w="80" w:type="dxa"/>
+              <w:right w:w="100" w:type="dxa"/>
+            </w:tcMar>
+            <w:vAlign w:val="center"/>
+          </w:tcPr>
+          <w:p>
+            <w:r>
+              <w:rPr>
+                <w:b w:val="false"/>
+              </w:rPr>
+              <w:t xml:space="preserve">Classificados como categoria própria (“Indicador 2 — não documentado”) e somados ao grupo “Sem vínculo” do painel.</w:t>
+            </w:r>
+          </w:p>
+        </w:tc>
+      </w:tr>
+      <w:tr>
+        <w:tc>
+          <w:tcPr>
+            <w:tcW w:w="2600" w:type="dxa"/>
+            <w:tcBorders>
+              <w:top w:val="none" w:sz="0" w:space="0" w:color="FFFFFF"/>
+              <w:left w:val="none" w:sz="0" w:space="0" w:color="FFFFFF"/>
+              <w:bottom w:val="single" w:sz="2" w:space="0" w:color="D9D9D9"/>
+              <w:right w:val="none" w:sz="0" w:space="0" w:color="FFFFFF"/>
+            </w:tcBorders>
+            <w:shd w:val="clear" w:color="auto" w:fill="FFFFFF"/>
+            <w:tcMar>
+              <w:top w:w="80" w:type="dxa"/>
+              <w:left w:w="100" w:type="dxa"/>
+              <w:bottom w:w="80" w:type="dxa"/>
+              <w:right w:w="100" w:type="dxa"/>
+            </w:tcMar>
+            <w:vAlign w:val="center"/>
+          </w:tcPr>
+          <w:p>
+            <w:r>
+              <w:rPr>
+                <w:b w:val="false"/>
+              </w:rPr>
+              <w:t xml:space="preserve">Justificativa</w:t>
+            </w:r>
+          </w:p>
+        </w:tc>
+        <w:tc>
+          <w:tcPr>
+            <w:tcW w:w="6600" w:type="dxa"/>
+            <w:tcBorders>
+              <w:top w:val="none" w:sz="0" w:space="0" w:color="FFFFFF"/>
+              <w:left w:val="none" w:sz="0" w:space="0" w:color="FFFFFF"/>
+              <w:bottom w:val="single" w:sz="2" w:space="0" w:color="D9D9D9"/>
+              <w:right w:val="none" w:sz="0" w:space="0" w:color="FFFFFF"/>
+            </w:tcBorders>
+            <w:shd w:val="clear" w:color="auto" w:fill="FFFFFF"/>
+            <w:tcMar>
+              <w:top w:w="80" w:type="dxa"/>
+              <w:left w:w="100" w:type="dxa"/>
+              <w:bottom w:w="80" w:type="dxa"/>
+              <w:right w:w="100" w:type="dxa"/>
+            </w:tcMar>
+            <w:vAlign w:val="center"/>
+          </w:tcPr>
+          <w:p>
+            <w:r>
+              <w:rPr>
+                <w:b w:val="false"/>
+              </w:rPr>
+              <w:t xml:space="preserve">Não há vínculos nesses registros; mantê-los evita perda de dado e deixa o caso rastreável.</w:t>
+            </w:r>
+          </w:p>
+        </w:tc>
+      </w:tr>
+      <w:tr>
+        <w:tc>
+          <w:tcPr>
+            <w:tcW w:w="2600" w:type="dxa"/>
+            <w:tcBorders>
+              <w:top w:val="none" w:sz="0" w:space="0" w:color="FFFFFF"/>
+              <w:left w:val="none" w:sz="0" w:space="0" w:color="FFFFFF"/>
+              <w:bottom w:val="single" w:sz="2" w:space="0" w:color="D9D9D9"/>
+              <w:right w:val="none" w:sz="0" w:space="0" w:color="FFFFFF"/>
+            </w:tcBorders>
+            <w:shd w:val="clear" w:color="auto" w:fill="FFFFFF"/>
+            <w:tcMar>
+              <w:top w:w="80" w:type="dxa"/>
+              <w:left w:w="100" w:type="dxa"/>
+              <w:bottom w:w="80" w:type="dxa"/>
+              <w:right w:w="100" w:type="dxa"/>
+            </w:tcMar>
+            <w:vAlign w:val="center"/>
+          </w:tcPr>
+          <w:p>
+            <w:r>
+              <w:rPr>
+                <w:b w:val="false"/>
+              </w:rPr>
+              <w:t xml:space="preserve">Impacto</w:t>
+            </w:r>
+          </w:p>
+        </w:tc>
+        <w:tc>
+          <w:tcPr>
+            <w:tcW w:w="6600" w:type="dxa"/>
+            <w:tcBorders>
+              <w:top w:val="none" w:sz="0" w:space="0" w:color="FFFFFF"/>
+              <w:left w:val="none" w:sz="0" w:space="0" w:color="FFFFFF"/>
+              <w:bottom w:val="single" w:sz="2" w:space="0" w:color="D9D9D9"/>
+              <w:right w:val="none" w:sz="0" w:space="0" w:color="FFFFFF"/>
+            </w:tcBorders>
+            <w:shd w:val="clear" w:color="auto" w:fill="FFFFFF"/>
+            <w:tcMar>
+              <w:top w:w="80" w:type="dxa"/>
+              <w:left w:w="100" w:type="dxa"/>
+              <w:bottom w:w="80" w:type="dxa"/>
+              <w:right w:w="100" w:type="dxa"/>
+            </w:tcMar>
+            <w:vAlign w:val="center"/>
+          </w:tcPr>
+          <w:p>
+            <w:r>
+              <w:rPr>
+                <w:b w:val="false"/>
+              </w:rPr>
+              <w:t xml:space="preserve">O painel passa a mostrar 16.816 estabelecimentos com vínculo e 30.523 sem vínculo (a DEC-001 citava 16.869 ativos, que incluíam esses 53).</w:t>
+            </w:r>
+          </w:p>
+        </w:tc>
+      </w:tr>
+      <w:tr>
+        <w:tc>
+          <w:tcPr>
+            <w:tcW w:w="2600" w:type="dxa"/>
+            <w:tcBorders>
+              <w:top w:val="none" w:sz="0" w:space="0" w:color="FFFFFF"/>
+              <w:left w:val="none" w:sz="0" w:space="0" w:color="FFFFFF"/>
+              <w:bottom w:val="single" w:sz="2" w:space="0" w:color="D9D9D9"/>
+              <w:right w:val="none" w:sz="0" w:space="0" w:color="FFFFFF"/>
+            </w:tcBorders>
+            <w:shd w:val="clear" w:color="auto" w:fill="FFFFFF"/>
+            <w:tcMar>
+              <w:top w:w="80" w:type="dxa"/>
+              <w:left w:w="100" w:type="dxa"/>
+              <w:bottom w:w="80" w:type="dxa"/>
+              <w:right w:w="100" w:type="dxa"/>
+            </w:tcMar>
+            <w:vAlign w:val="center"/>
+          </w:tcPr>
+          <w:p>
+            <w:r>
+              <w:rPr>
+                <w:b w:val="false"/>
+              </w:rPr>
+              <w:t xml:space="preserve">User Stories impactadas</w:t>
+            </w:r>
+          </w:p>
+        </w:tc>
+        <w:tc>
+          <w:tcPr>
+            <w:tcW w:w="6600" w:type="dxa"/>
+            <w:tcBorders>
+              <w:top w:val="none" w:sz="0" w:space="0" w:color="FFFFFF"/>
+              <w:left w:val="none" w:sz="0" w:space="0" w:color="FFFFFF"/>
+              <w:bottom w:val="single" w:sz="2" w:space="0" w:color="D9D9D9"/>
+              <w:right w:val="none" w:sz="0" w:space="0" w:color="FFFFFF"/>
+            </w:tcBorders>
+            <w:shd w:val="clear" w:color="auto" w:fill="FFFFFF"/>
+            <w:tcMar>
+              <w:top w:w="80" w:type="dxa"/>
+              <w:left w:w="100" w:type="dxa"/>
+              <w:bottom w:w="80" w:type="dxa"/>
+              <w:right w:w="100" w:type="dxa"/>
+            </w:tcMar>
+            <w:vAlign w:val="center"/>
+          </w:tcPr>
+          <w:p>
+            <w:r>
+              <w:rPr>
+                <w:b w:val="false"/>
+              </w:rPr>
+              <w:t xml:space="preserve">US07, US08</w:t>
+            </w:r>
+          </w:p>
+        </w:tc>
+      </w:tr>
+      <w:tr>
+        <w:tc>
+          <w:tcPr>
+            <w:tcW w:w="2600" w:type="dxa"/>
+            <w:tcBorders>
+              <w:top w:val="none" w:sz="0" w:space="0" w:color="FFFFFF"/>
+              <w:left w:val="none" w:sz="0" w:space="0" w:color="FFFFFF"/>
+              <w:bottom w:val="single" w:sz="2" w:space="0" w:color="D9D9D9"/>
+              <w:right w:val="none" w:sz="0" w:space="0" w:color="FFFFFF"/>
+            </w:tcBorders>
+            <w:shd w:val="clear" w:color="auto" w:fill="FFFFFF"/>
+            <w:tcMar>
+              <w:top w:w="80" w:type="dxa"/>
+              <w:left w:w="100" w:type="dxa"/>
+              <w:bottom w:w="80" w:type="dxa"/>
+              <w:right w:w="100" w:type="dxa"/>
+            </w:tcMar>
+            <w:vAlign w:val="center"/>
+          </w:tcPr>
+          <w:p>
+            <w:r>
+              <w:rPr>
+                <w:b w:val="false"/>
+              </w:rPr>
+              <w:t xml:space="preserve">Status</w:t>
+            </w:r>
+          </w:p>
+        </w:tc>
+        <w:tc>
+          <w:tcPr>
+            <w:tcW w:w="6600" w:type="dxa"/>
+            <w:tcBorders>
+              <w:top w:val="none" w:sz="0" w:space="0" w:color="FFFFFF"/>
+              <w:left w:val="none" w:sz="0" w:space="0" w:color="FFFFFF"/>
+              <w:bottom w:val="single" w:sz="2" w:space="0" w:color="D9D9D9"/>
+              <w:right w:val="none" w:sz="0" w:space="0" w:color="FFFFFF"/>
+            </w:tcBorders>
+            <w:shd w:val="clear" w:color="auto" w:fill="FFFFFF"/>
+            <w:tcMar>
+              <w:top w:w="80" w:type="dxa"/>
+              <w:left w:w="100" w:type="dxa"/>
+              <w:bottom w:w="80" w:type="dxa"/>
+              <w:right w:w="100" w:type="dxa"/>
+            </w:tcMar>
+            <w:vAlign w:val="center"/>
+          </w:tcPr>
+          <w:p>
+            <w:r>
+              <w:rPr>
+                <w:b w:val="false"/>
+              </w:rPr>
+              <w:t xml:space="preserve">Fechada — significado do valor 2 ainda a confirmar com o cliente</w:t>
+            </w:r>
+          </w:p>
+        </w:tc>
+      </w:tr>
+    </w:tbl>
+    <w:p>
+      <w:pPr>
+        <w:pStyle w:val="Ttulo3"/>
+      </w:pPr>
+      <w:r>
+        <w:t xml:space="preserve">DEC-013 — Administração pública fora do cruzamento com o PIB</w:t>
+      </w:r>
+    </w:p>
+    <w:tbl>
+      <w:tblPr>
+        <w:tblW w:w="9200" w:type="dxa"/>
+        <w:tblBorders>
+          <w:top w:val="single" w:sz="4" w:space="0" w:color="auto"/>
+          <w:left w:val="single" w:sz="4" w:space="0" w:color="auto"/>
+          <w:bottom w:val="single" w:sz="4" w:space="0" w:color="auto"/>
+          <w:right w:val="single" w:sz="4" w:space="0" w:color="auto"/>
+          <w:insideH w:val="single" w:sz="4" w:space="0" w:color="auto"/>
+          <w:insideV w:val="single" w:sz="4" w:space="0" w:color="auto"/>
+        </w:tblBorders>
+        <w:tblCellMar>
+          <w:left w:w="10" w:type="dxa"/>
+          <w:right w:w="10" w:type="dxa"/>
+        </w:tblCellMar>
+        <w:tblLook w:val="0000" w:firstRow="0" w:lastRow="0" w:firstColumn="0" w:lastColumn="0" w:noHBand="0" w:noVBand="0"/>
+      </w:tblPr>
+      <w:tblGrid>
+        <w:gridCol w:w="2600"/>
+        <w:gridCol w:w="6600"/>
+      </w:tblGrid>
+      <w:tr>
+        <w:trPr>
+          <w:tblHeader/>
+        </w:trPr>
+        <w:tc>
+          <w:tcPr>
+            <w:tcW w:w="2600" w:type="dxa"/>
+            <w:tcBorders>
+              <w:top w:val="none" w:sz="0" w:space="0" w:color="FFFFFF"/>
+              <w:left w:val="none" w:sz="0" w:space="0" w:color="FFFFFF"/>
+              <w:bottom w:val="single" w:sz="12" w:space="0" w:color="000000"/>
+              <w:right w:val="none" w:sz="0" w:space="0" w:color="FFFFFF"/>
+            </w:tcBorders>
+            <w:shd w:val="clear" w:color="auto" w:fill="FFFFFF"/>
+            <w:tcMar>
+              <w:top w:w="80" w:type="dxa"/>
+              <w:left w:w="100" w:type="dxa"/>
+              <w:bottom w:w="80" w:type="dxa"/>
+              <w:right w:w="100" w:type="dxa"/>
+            </w:tcMar>
+            <w:vAlign w:val="center"/>
+          </w:tcPr>
+          <w:p>
+            <w:r>
+              <w:rPr>
+                <w:b/>
+                <w:bCs/>
+              </w:rPr>
+              <w:t xml:space="preserve">Campo</w:t>
+            </w:r>
+          </w:p>
+        </w:tc>
+        <w:tc>
+          <w:tcPr>
+            <w:tcW w:w="6600" w:type="dxa"/>
+            <w:tcBorders>
+              <w:top w:val="none" w:sz="0" w:space="0" w:color="FFFFFF"/>
+              <w:left w:val="none" w:sz="0" w:space="0" w:color="FFFFFF"/>
+              <w:bottom w:val="single" w:sz="12" w:space="0" w:color="000000"/>
+              <w:right w:val="none" w:sz="0" w:space="0" w:color="FFFFFF"/>
+            </w:tcBorders>
+            <w:shd w:val="clear" w:color="auto" w:fill="FFFFFF"/>
+            <w:tcMar>
+              <w:top w:w="80" w:type="dxa"/>
+              <w:left w:w="100" w:type="dxa"/>
+              <w:bottom w:w="80" w:type="dxa"/>
+              <w:right w:w="100" w:type="dxa"/>
+            </w:tcMar>
+            <w:vAlign w:val="center"/>
+          </w:tcPr>
+          <w:p>
+            <w:r>
+              <w:rPr>
+                <w:b/>
+                <w:bCs/>
+              </w:rPr>
+              <w:t xml:space="preserve">Descrição</w:t>
+            </w:r>
+          </w:p>
+        </w:tc>
+      </w:tr>
+      <w:tr>
+        <w:tc>
+          <w:tcPr>
+            <w:tcW w:w="2600" w:type="dxa"/>
+            <w:tcBorders>
+              <w:top w:val="none" w:sz="0" w:space="0" w:color="FFFFFF"/>
+              <w:left w:val="none" w:sz="0" w:space="0" w:color="FFFFFF"/>
+              <w:bottom w:val="single" w:sz="2" w:space="0" w:color="D9D9D9"/>
+              <w:right w:val="none" w:sz="0" w:space="0" w:color="FFFFFF"/>
+            </w:tcBorders>
+            <w:shd w:val="clear" w:color="auto" w:fill="FFFFFF"/>
+            <w:tcMar>
+              <w:top w:w="80" w:type="dxa"/>
+              <w:left w:w="100" w:type="dxa"/>
+              <w:bottom w:w="80" w:type="dxa"/>
+              <w:right w:w="100" w:type="dxa"/>
+            </w:tcMar>
+            <w:vAlign w:val="center"/>
+          </w:tcPr>
+          <w:p>
+            <w:r>
+              <w:rPr>
+                <w:b w:val="false"/>
+              </w:rPr>
+              <w:t xml:space="preserve">Problema identificado</w:t>
+            </w:r>
+          </w:p>
+        </w:tc>
+        <w:tc>
+          <w:tcPr>
+            <w:tcW w:w="6600" w:type="dxa"/>
+            <w:tcBorders>
+              <w:top w:val="none" w:sz="0" w:space="0" w:color="FFFFFF"/>
+              <w:left w:val="none" w:sz="0" w:space="0" w:color="FFFFFF"/>
+              <w:bottom w:val="single" w:sz="2" w:space="0" w:color="D9D9D9"/>
+              <w:right w:val="none" w:sz="0" w:space="0" w:color="FFFFFF"/>
+            </w:tcBorders>
+            <w:shd w:val="clear" w:color="auto" w:fill="FFFFFF"/>
+            <w:tcMar>
+              <w:top w:w="80" w:type="dxa"/>
+              <w:left w:w="100" w:type="dxa"/>
+              <w:bottom w:w="80" w:type="dxa"/>
+              <w:right w:w="100" w:type="dxa"/>
+            </w:tcMar>
+            <w:vAlign w:val="center"/>
+          </w:tcPr>
+          <w:p>
+            <w:r>
+              <w:rPr>
+                <w:b w:val="false"/>
+              </w:rPr>
+              <w:t xml:space="preserve">A base RAIS do extrato não traz órgãos da administração pública (natureza jurídica 1xxx) e só 91 vínculos estatutários, enquanto o valor adicionado do IBGE inclui a administração pública.</w:t>
+            </w:r>
+          </w:p>
+        </w:tc>
+      </w:tr>
+      <w:tr>
+        <w:tc>
+          <w:tcPr>
+            <w:tcW w:w="2600" w:type="dxa"/>
+            <w:tcBorders>
+              <w:top w:val="none" w:sz="0" w:space="0" w:color="FFFFFF"/>
+              <w:left w:val="none" w:sz="0" w:space="0" w:color="FFFFFF"/>
+              <w:bottom w:val="single" w:sz="2" w:space="0" w:color="D9D9D9"/>
+              <w:right w:val="none" w:sz="0" w:space="0" w:color="FFFFFF"/>
+            </w:tcBorders>
+            <w:shd w:val="clear" w:color="auto" w:fill="FFFFFF"/>
+            <w:tcMar>
+              <w:top w:w="80" w:type="dxa"/>
+              <w:left w:w="100" w:type="dxa"/>
+              <w:bottom w:w="80" w:type="dxa"/>
+              <w:right w:w="100" w:type="dxa"/>
+            </w:tcMar>
+            <w:vAlign w:val="center"/>
+          </w:tcPr>
+          <w:p>
+            <w:r>
+              <w:rPr>
+                <w:b w:val="false"/>
+              </w:rPr>
+              <w:t xml:space="preserve">Decisão adotada</w:t>
+            </w:r>
+          </w:p>
+        </w:tc>
+        <w:tc>
+          <w:tcPr>
+            <w:tcW w:w="6600" w:type="dxa"/>
+            <w:tcBorders>
+              <w:top w:val="none" w:sz="0" w:space="0" w:color="FFFFFF"/>
+              <w:left w:val="none" w:sz="0" w:space="0" w:color="FFFFFF"/>
+              <w:bottom w:val="single" w:sz="2" w:space="0" w:color="D9D9D9"/>
+              <w:right w:val="none" w:sz="0" w:space="0" w:color="FFFFFF"/>
+            </w:tcBorders>
+            <w:shd w:val="clear" w:color="auto" w:fill="FFFFFF"/>
+            <w:tcMar>
+              <w:top w:w="80" w:type="dxa"/>
+              <w:left w:w="100" w:type="dxa"/>
+              <w:bottom w:w="80" w:type="dxa"/>
+              <w:right w:w="100" w:type="dxa"/>
+            </w:tcMar>
+            <w:vAlign w:val="center"/>
+          </w:tcPr>
+          <w:p>
+            <w:r>
+              <w:rPr>
+                <w:b w:val="false"/>
+              </w:rPr>
+              <w:t xml:space="preserve">Excluir a administração pública do cruzamento RAIS × PIB; o cruzamento usa 204.331 vínculos (CNPJ, sem administração pública).</w:t>
+            </w:r>
+          </w:p>
+        </w:tc>
+      </w:tr>
+      <w:tr>
+        <w:tc>
+          <w:tcPr>
+            <w:tcW w:w="2600" w:type="dxa"/>
+            <w:tcBorders>
+              <w:top w:val="none" w:sz="0" w:space="0" w:color="FFFFFF"/>
+              <w:left w:val="none" w:sz="0" w:space="0" w:color="FFFFFF"/>
+              <w:bottom w:val="single" w:sz="2" w:space="0" w:color="D9D9D9"/>
+              <w:right w:val="none" w:sz="0" w:space="0" w:color="FFFFFF"/>
+            </w:tcBorders>
+            <w:shd w:val="clear" w:color="auto" w:fill="FFFFFF"/>
+            <w:tcMar>
+              <w:top w:w="80" w:type="dxa"/>
+              <w:left w:w="100" w:type="dxa"/>
+              <w:bottom w:w="80" w:type="dxa"/>
+              <w:right w:w="100" w:type="dxa"/>
+            </w:tcMar>
+            <w:vAlign w:val="center"/>
+          </w:tcPr>
+          <w:p>
+            <w:r>
+              <w:rPr>
+                <w:b w:val="false"/>
+              </w:rPr>
+              <w:t xml:space="preserve">Justificativa</w:t>
+            </w:r>
+          </w:p>
+        </w:tc>
+        <w:tc>
+          <w:tcPr>
+            <w:tcW w:w="6600" w:type="dxa"/>
+            <w:tcBorders>
+              <w:top w:val="none" w:sz="0" w:space="0" w:color="FFFFFF"/>
+              <w:left w:val="none" w:sz="0" w:space="0" w:color="FFFFFF"/>
+              <w:bottom w:val="single" w:sz="2" w:space="0" w:color="D9D9D9"/>
+              <w:right w:val="none" w:sz="0" w:space="0" w:color="FFFFFF"/>
+            </w:tcBorders>
+            <w:shd w:val="clear" w:color="auto" w:fill="FFFFFF"/>
+            <w:tcMar>
+              <w:top w:w="80" w:type="dxa"/>
+              <w:left w:w="100" w:type="dxa"/>
+              <w:bottom w:w="80" w:type="dxa"/>
+              <w:right w:w="100" w:type="dxa"/>
+            </w:tcMar>
+            <w:vAlign w:val="center"/>
+          </w:tcPr>
+          <w:p>
+            <w:r>
+              <w:rPr>
+                <w:b w:val="false"/>
+              </w:rPr>
+              <w:t xml:space="preserve">Comparar apenas os setores privados presentes nas duas fontes.</w:t>
+            </w:r>
+          </w:p>
+        </w:tc>
+      </w:tr>
+      <w:tr>
+        <w:tc>
+          <w:tcPr>
+            <w:tcW w:w="2600" w:type="dxa"/>
+            <w:tcBorders>
+              <w:top w:val="none" w:sz="0" w:space="0" w:color="FFFFFF"/>
+              <w:left w:val="none" w:sz="0" w:space="0" w:color="FFFFFF"/>
+              <w:bottom w:val="single" w:sz="2" w:space="0" w:color="D9D9D9"/>
+              <w:right w:val="none" w:sz="0" w:space="0" w:color="FFFFFF"/>
+            </w:tcBorders>
+            <w:shd w:val="clear" w:color="auto" w:fill="FFFFFF"/>
+            <w:tcMar>
+              <w:top w:w="80" w:type="dxa"/>
+              <w:left w:w="100" w:type="dxa"/>
+              <w:bottom w:w="80" w:type="dxa"/>
+              <w:right w:w="100" w:type="dxa"/>
+            </w:tcMar>
+            <w:vAlign w:val="center"/>
+          </w:tcPr>
+          <w:p>
+            <w:r>
+              <w:rPr>
+                <w:b w:val="false"/>
+              </w:rPr>
+              <w:t xml:space="preserve">Impacto</w:t>
+            </w:r>
+          </w:p>
+        </w:tc>
+        <w:tc>
+          <w:tcPr>
+            <w:tcW w:w="6600" w:type="dxa"/>
+            <w:tcBorders>
+              <w:top w:val="none" w:sz="0" w:space="0" w:color="FFFFFF"/>
+              <w:left w:val="none" w:sz="0" w:space="0" w:color="FFFFFF"/>
+              <w:bottom w:val="single" w:sz="2" w:space="0" w:color="D9D9D9"/>
+              <w:right w:val="none" w:sz="0" w:space="0" w:color="FFFFFF"/>
+            </w:tcBorders>
+            <w:shd w:val="clear" w:color="auto" w:fill="FFFFFF"/>
+            <w:tcMar>
+              <w:top w:w="80" w:type="dxa"/>
+              <w:left w:w="100" w:type="dxa"/>
+              <w:bottom w:w="80" w:type="dxa"/>
+              <w:right w:w="100" w:type="dxa"/>
+            </w:tcMar>
+            <w:vAlign w:val="center"/>
+          </w:tcPr>
+          <w:p>
+            <w:r>
+              <w:rPr>
+                <w:b w:val="false"/>
+              </w:rPr>
+              <w:t xml:space="preserve">O painel compara participação no emprego privado com participação no valor adicionado privado (produtividade relativa).</w:t>
+            </w:r>
+          </w:p>
+        </w:tc>
+      </w:tr>
+      <w:tr>
+        <w:tc>
+          <w:tcPr>
+            <w:tcW w:w="2600" w:type="dxa"/>
+            <w:tcBorders>
+              <w:top w:val="none" w:sz="0" w:space="0" w:color="FFFFFF"/>
+              <w:left w:val="none" w:sz="0" w:space="0" w:color="FFFFFF"/>
+              <w:bottom w:val="single" w:sz="2" w:space="0" w:color="D9D9D9"/>
+              <w:right w:val="none" w:sz="0" w:space="0" w:color="FFFFFF"/>
+            </w:tcBorders>
+            <w:shd w:val="clear" w:color="auto" w:fill="FFFFFF"/>
+            <w:tcMar>
+              <w:top w:w="80" w:type="dxa"/>
+              <w:left w:w="100" w:type="dxa"/>
+              <w:bottom w:w="80" w:type="dxa"/>
+              <w:right w:w="100" w:type="dxa"/>
+            </w:tcMar>
+            <w:vAlign w:val="center"/>
+          </w:tcPr>
+          <w:p>
+            <w:r>
+              <w:rPr>
+                <w:b w:val="false"/>
+              </w:rPr>
+              <w:t xml:space="preserve">User Stories impactadas</w:t>
+            </w:r>
+          </w:p>
+        </w:tc>
+        <w:tc>
+          <w:tcPr>
+            <w:tcW w:w="6600" w:type="dxa"/>
+            <w:tcBorders>
+              <w:top w:val="none" w:sz="0" w:space="0" w:color="FFFFFF"/>
+              <w:left w:val="none" w:sz="0" w:space="0" w:color="FFFFFF"/>
+              <w:bottom w:val="single" w:sz="2" w:space="0" w:color="D9D9D9"/>
+              <w:right w:val="none" w:sz="0" w:space="0" w:color="FFFFFF"/>
+            </w:tcBorders>
+            <w:shd w:val="clear" w:color="auto" w:fill="FFFFFF"/>
+            <w:tcMar>
+              <w:top w:w="80" w:type="dxa"/>
+              <w:left w:w="100" w:type="dxa"/>
+              <w:bottom w:w="80" w:type="dxa"/>
+              <w:right w:w="100" w:type="dxa"/>
+            </w:tcMar>
+            <w:vAlign w:val="center"/>
+          </w:tcPr>
+          <w:p>
+            <w:r>
+              <w:rPr>
+                <w:b w:val="false"/>
+              </w:rPr>
+              <w:t xml:space="preserve">US09</w:t>
+            </w:r>
+          </w:p>
+        </w:tc>
+      </w:tr>
+      <w:tr>
+        <w:tc>
+          <w:tcPr>
+            <w:tcW w:w="2600" w:type="dxa"/>
+            <w:tcBorders>
+              <w:top w:val="none" w:sz="0" w:space="0" w:color="FFFFFF"/>
+              <w:left w:val="none" w:sz="0" w:space="0" w:color="FFFFFF"/>
+              <w:bottom w:val="single" w:sz="2" w:space="0" w:color="D9D9D9"/>
+              <w:right w:val="none" w:sz="0" w:space="0" w:color="FFFFFF"/>
+            </w:tcBorders>
+            <w:shd w:val="clear" w:color="auto" w:fill="FFFFFF"/>
+            <w:tcMar>
+              <w:top w:w="80" w:type="dxa"/>
+              <w:left w:w="100" w:type="dxa"/>
+              <w:bottom w:w="80" w:type="dxa"/>
+              <w:right w:w="100" w:type="dxa"/>
+            </w:tcMar>
+            <w:vAlign w:val="center"/>
+          </w:tcPr>
+          <w:p>
+            <w:r>
+              <w:rPr>
+                <w:b w:val="false"/>
+              </w:rPr>
+              <w:t xml:space="preserve">Status</w:t>
+            </w:r>
+          </w:p>
+        </w:tc>
+        <w:tc>
+          <w:tcPr>
+            <w:tcW w:w="6600" w:type="dxa"/>
+            <w:tcBorders>
+              <w:top w:val="none" w:sz="0" w:space="0" w:color="FFFFFF"/>
+              <w:left w:val="none" w:sz="0" w:space="0" w:color="FFFFFF"/>
+              <w:bottom w:val="single" w:sz="2" w:space="0" w:color="D9D9D9"/>
+              <w:right w:val="none" w:sz="0" w:space="0" w:color="FFFFFF"/>
+            </w:tcBorders>
+            <w:shd w:val="clear" w:color="auto" w:fill="FFFFFF"/>
+            <w:tcMar>
+              <w:top w:w="80" w:type="dxa"/>
+              <w:left w:w="100" w:type="dxa"/>
+              <w:bottom w:w="80" w:type="dxa"/>
+              <w:right w:w="100" w:type="dxa"/>
+            </w:tcMar>
+            <w:vAlign w:val="center"/>
+          </w:tcPr>
+          <w:p>
+            <w:r>
+              <w:rPr>
+                <w:b w:val="false"/>
+              </w:rPr>
+              <w:t xml:space="preserve">Fechada — registrada pela equipe no painel</w:t>
+            </w:r>
+          </w:p>
+        </w:tc>
+      </w:tr>
+    </w:tbl>
+    <w:p>
+      <w:pPr>
+        <w:pStyle w:val="Ttulo3"/>
+      </w:pPr>
+      <w:r>
+        <w:t xml:space="preserve">DEC-014 — Setores classificados pela Seção CNAE 2.0</w:t>
+      </w:r>
+    </w:p>
+    <w:tbl>
+      <w:tblPr>
+        <w:tblW w:w="9200" w:type="dxa"/>
+        <w:tblBorders>
+          <w:top w:val="single" w:sz="4" w:space="0" w:color="auto"/>
+          <w:left w:val="single" w:sz="4" w:space="0" w:color="auto"/>
+          <w:bottom w:val="single" w:sz="4" w:space="0" w:color="auto"/>
+          <w:right w:val="single" w:sz="4" w:space="0" w:color="auto"/>
+          <w:insideH w:val="single" w:sz="4" w:space="0" w:color="auto"/>
+          <w:insideV w:val="single" w:sz="4" w:space="0" w:color="auto"/>
+        </w:tblBorders>
+        <w:tblCellMar>
+          <w:left w:w="10" w:type="dxa"/>
+          <w:right w:w="10" w:type="dxa"/>
+        </w:tblCellMar>
+        <w:tblLook w:val="0000" w:firstRow="0" w:lastRow="0" w:firstColumn="0" w:lastColumn="0" w:noHBand="0" w:noVBand="0"/>
+      </w:tblPr>
+      <w:tblGrid>
+        <w:gridCol w:w="2600"/>
+        <w:gridCol w:w="6600"/>
+      </w:tblGrid>
+      <w:tr>
+        <w:trPr>
+          <w:tblHeader/>
+        </w:trPr>
+        <w:tc>
+          <w:tcPr>
+            <w:tcW w:w="2600" w:type="dxa"/>
+            <w:tcBorders>
+              <w:top w:val="none" w:sz="0" w:space="0" w:color="FFFFFF"/>
+              <w:left w:val="none" w:sz="0" w:space="0" w:color="FFFFFF"/>
+              <w:bottom w:val="single" w:sz="12" w:space="0" w:color="000000"/>
+              <w:right w:val="none" w:sz="0" w:space="0" w:color="FFFFFF"/>
+            </w:tcBorders>
+            <w:shd w:val="clear" w:color="auto" w:fill="FFFFFF"/>
+            <w:tcMar>
+              <w:top w:w="80" w:type="dxa"/>
+              <w:left w:w="100" w:type="dxa"/>
+              <w:bottom w:w="80" w:type="dxa"/>
+              <w:right w:w="100" w:type="dxa"/>
+            </w:tcMar>
+            <w:vAlign w:val="center"/>
+          </w:tcPr>
+          <w:p>
+            <w:r>
+              <w:rPr>
+                <w:b/>
+                <w:bCs/>
+              </w:rPr>
+              <w:t xml:space="preserve">Campo</w:t>
+            </w:r>
+          </w:p>
+        </w:tc>
+        <w:tc>
+          <w:tcPr>
+            <w:tcW w:w="6600" w:type="dxa"/>
+            <w:tcBorders>
+              <w:top w:val="none" w:sz="0" w:space="0" w:color="FFFFFF"/>
+              <w:left w:val="none" w:sz="0" w:space="0" w:color="FFFFFF"/>
+              <w:bottom w:val="single" w:sz="12" w:space="0" w:color="000000"/>
+              <w:right w:val="none" w:sz="0" w:space="0" w:color="FFFFFF"/>
+            </w:tcBorders>
+            <w:shd w:val="clear" w:color="auto" w:fill="FFFFFF"/>
+            <w:tcMar>
+              <w:top w:w="80" w:type="dxa"/>
+              <w:left w:w="100" w:type="dxa"/>
+              <w:bottom w:w="80" w:type="dxa"/>
+              <w:right w:w="100" w:type="dxa"/>
+            </w:tcMar>
+            <w:vAlign w:val="center"/>
+          </w:tcPr>
+          <w:p>
+            <w:r>
+              <w:rPr>
+                <w:b/>
+                <w:bCs/>
+              </w:rPr>
+              <w:t xml:space="preserve">Descrição</w:t>
+            </w:r>
+          </w:p>
+        </w:tc>
+      </w:tr>
+      <w:tr>
+        <w:tc>
+          <w:tcPr>
+            <w:tcW w:w="2600" w:type="dxa"/>
+            <w:tcBorders>
+              <w:top w:val="none" w:sz="0" w:space="0" w:color="FFFFFF"/>
+              <w:left w:val="none" w:sz="0" w:space="0" w:color="FFFFFF"/>
+              <w:bottom w:val="single" w:sz="2" w:space="0" w:color="D9D9D9"/>
+              <w:right w:val="none" w:sz="0" w:space="0" w:color="FFFFFF"/>
+            </w:tcBorders>
+            <w:shd w:val="clear" w:color="auto" w:fill="FFFFFF"/>
+            <w:tcMar>
+              <w:top w:w="80" w:type="dxa"/>
+              <w:left w:w="100" w:type="dxa"/>
+              <w:bottom w:w="80" w:type="dxa"/>
+              <w:right w:w="100" w:type="dxa"/>
+            </w:tcMar>
+            <w:vAlign w:val="center"/>
+          </w:tcPr>
+          <w:p>
+            <w:r>
+              <w:rPr>
+                <w:b w:val="false"/>
+              </w:rPr>
+              <w:t xml:space="preserve">Problema identificado</w:t>
+            </w:r>
+          </w:p>
+        </w:tc>
+        <w:tc>
+          <w:tcPr>
+            <w:tcW w:w="6600" w:type="dxa"/>
+            <w:tcBorders>
+              <w:top w:val="none" w:sz="0" w:space="0" w:color="FFFFFF"/>
+              <w:left w:val="none" w:sz="0" w:space="0" w:color="FFFFFF"/>
+              <w:bottom w:val="single" w:sz="2" w:space="0" w:color="D9D9D9"/>
+              <w:right w:val="none" w:sz="0" w:space="0" w:color="FFFFFF"/>
+            </w:tcBorders>
+            <w:shd w:val="clear" w:color="auto" w:fill="FFFFFF"/>
+            <w:tcMar>
+              <w:top w:w="80" w:type="dxa"/>
+              <w:left w:w="100" w:type="dxa"/>
+              <w:bottom w:w="80" w:type="dxa"/>
+              <w:right w:w="100" w:type="dxa"/>
+            </w:tcMar>
+            <w:vAlign w:val="center"/>
+          </w:tcPr>
+          <w:p>
+            <w:r>
+              <w:rPr>
+                <w:b w:val="false"/>
+              </w:rPr>
+              <w:t xml:space="preserve">Era preciso um nível único de agregação para setores no painel e no cruzamento com o IBGE.</w:t>
+            </w:r>
+          </w:p>
+        </w:tc>
+      </w:tr>
+      <w:tr>
+        <w:tc>
+          <w:tcPr>
+            <w:tcW w:w="2600" w:type="dxa"/>
+            <w:tcBorders>
+              <w:top w:val="none" w:sz="0" w:space="0" w:color="FFFFFF"/>
+              <w:left w:val="none" w:sz="0" w:space="0" w:color="FFFFFF"/>
+              <w:bottom w:val="single" w:sz="2" w:space="0" w:color="D9D9D9"/>
+              <w:right w:val="none" w:sz="0" w:space="0" w:color="FFFFFF"/>
+            </w:tcBorders>
+            <w:shd w:val="clear" w:color="auto" w:fill="FFFFFF"/>
+            <w:tcMar>
+              <w:top w:w="80" w:type="dxa"/>
+              <w:left w:w="100" w:type="dxa"/>
+              <w:bottom w:w="80" w:type="dxa"/>
+              <w:right w:w="100" w:type="dxa"/>
+            </w:tcMar>
+            <w:vAlign w:val="center"/>
+          </w:tcPr>
+          <w:p>
+            <w:r>
+              <w:rPr>
+                <w:b w:val="false"/>
+              </w:rPr>
+              <w:t xml:space="preserve">Decisão adotada</w:t>
+            </w:r>
+          </w:p>
+        </w:tc>
+        <w:tc>
+          <w:tcPr>
+            <w:tcW w:w="6600" w:type="dxa"/>
+            <w:tcBorders>
+              <w:top w:val="none" w:sz="0" w:space="0" w:color="FFFFFF"/>
+              <w:left w:val="none" w:sz="0" w:space="0" w:color="FFFFFF"/>
+              <w:bottom w:val="single" w:sz="2" w:space="0" w:color="D9D9D9"/>
+              <w:right w:val="none" w:sz="0" w:space="0" w:color="FFFFFF"/>
+            </w:tcBorders>
+            <w:shd w:val="clear" w:color="auto" w:fill="FFFFFF"/>
+            <w:tcMar>
+              <w:top w:w="80" w:type="dxa"/>
+              <w:left w:w="100" w:type="dxa"/>
+              <w:bottom w:w="80" w:type="dxa"/>
+              <w:right w:w="100" w:type="dxa"/>
+            </w:tcMar>
+            <w:vAlign w:val="center"/>
+          </w:tcPr>
+          <w:p>
+            <w:r>
+              <w:rPr>
+                <w:b w:val="false"/>
+              </w:rPr>
+              <w:t xml:space="preserve">Usar a Seção CNAE 2.0 (21 seções, letra + nome oficial do IBGE) como “setor” padrão do painel.</w:t>
+            </w:r>
+          </w:p>
+        </w:tc>
+      </w:tr>
+      <w:tr>
+        <w:tc>
+          <w:tcPr>
+            <w:tcW w:w="2600" w:type="dxa"/>
+            <w:tcBorders>
+              <w:top w:val="none" w:sz="0" w:space="0" w:color="FFFFFF"/>
+              <w:left w:val="none" w:sz="0" w:space="0" w:color="FFFFFF"/>
+              <w:bottom w:val="single" w:sz="2" w:space="0" w:color="D9D9D9"/>
+              <w:right w:val="none" w:sz="0" w:space="0" w:color="FFFFFF"/>
+            </w:tcBorders>
+            <w:shd w:val="clear" w:color="auto" w:fill="FFFFFF"/>
+            <w:tcMar>
+              <w:top w:w="80" w:type="dxa"/>
+              <w:left w:w="100" w:type="dxa"/>
+              <w:bottom w:w="80" w:type="dxa"/>
+              <w:right w:w="100" w:type="dxa"/>
+            </w:tcMar>
+            <w:vAlign w:val="center"/>
+          </w:tcPr>
+          <w:p>
+            <w:r>
+              <w:rPr>
+                <w:b w:val="false"/>
+              </w:rPr>
+              <w:t xml:space="preserve">Justificativa</w:t>
+            </w:r>
+          </w:p>
+        </w:tc>
+        <w:tc>
+          <w:tcPr>
+            <w:tcW w:w="6600" w:type="dxa"/>
+            <w:tcBorders>
+              <w:top w:val="none" w:sz="0" w:space="0" w:color="FFFFFF"/>
+              <w:left w:val="none" w:sz="0" w:space="0" w:color="FFFFFF"/>
+              <w:bottom w:val="single" w:sz="2" w:space="0" w:color="D9D9D9"/>
+              <w:right w:val="none" w:sz="0" w:space="0" w:color="FFFFFF"/>
+            </w:tcBorders>
+            <w:shd w:val="clear" w:color="auto" w:fill="FFFFFF"/>
+            <w:tcMar>
+              <w:top w:w="80" w:type="dxa"/>
+              <w:left w:w="100" w:type="dxa"/>
+              <w:bottom w:w="80" w:type="dxa"/>
+              <w:right w:w="100" w:type="dxa"/>
+            </w:tcMar>
+            <w:vAlign w:val="center"/>
+          </w:tcPr>
+          <w:p>
+            <w:r>
+              <w:rPr>
+                <w:b w:val="false"/>
+              </w:rPr>
+              <w:t xml:space="preserve">É o mesmo padrão usado pelo IBGE e permite ligar RAIS e PIB por setor.</w:t>
+            </w:r>
+          </w:p>
+        </w:tc>
+      </w:tr>
+      <w:tr>
+        <w:tc>
+          <w:tcPr>
+            <w:tcW w:w="2600" w:type="dxa"/>
+            <w:tcBorders>
+              <w:top w:val="none" w:sz="0" w:space="0" w:color="FFFFFF"/>
+              <w:left w:val="none" w:sz="0" w:space="0" w:color="FFFFFF"/>
+              <w:bottom w:val="single" w:sz="2" w:space="0" w:color="D9D9D9"/>
+              <w:right w:val="none" w:sz="0" w:space="0" w:color="FFFFFF"/>
+            </w:tcBorders>
+            <w:shd w:val="clear" w:color="auto" w:fill="FFFFFF"/>
+            <w:tcMar>
+              <w:top w:w="80" w:type="dxa"/>
+              <w:left w:w="100" w:type="dxa"/>
+              <w:bottom w:w="80" w:type="dxa"/>
+              <w:right w:w="100" w:type="dxa"/>
+            </w:tcMar>
+            <w:vAlign w:val="center"/>
+          </w:tcPr>
+          <w:p>
+            <w:r>
+              <w:rPr>
+                <w:b w:val="false"/>
+              </w:rPr>
+              <w:t xml:space="preserve">Impacto</w:t>
+            </w:r>
+          </w:p>
+        </w:tc>
+        <w:tc>
+          <w:tcPr>
+            <w:tcW w:w="6600" w:type="dxa"/>
+            <w:tcBorders>
+              <w:top w:val="none" w:sz="0" w:space="0" w:color="FFFFFF"/>
+              <w:left w:val="none" w:sz="0" w:space="0" w:color="FFFFFF"/>
+              <w:bottom w:val="single" w:sz="2" w:space="0" w:color="D9D9D9"/>
+              <w:right w:val="none" w:sz="0" w:space="0" w:color="FFFFFF"/>
+            </w:tcBorders>
+            <w:shd w:val="clear" w:color="auto" w:fill="FFFFFF"/>
+            <w:tcMar>
+              <w:top w:w="80" w:type="dxa"/>
+              <w:left w:w="100" w:type="dxa"/>
+              <w:bottom w:w="80" w:type="dxa"/>
+              <w:right w:w="100" w:type="dxa"/>
+            </w:tcMar>
+            <w:vAlign w:val="center"/>
+          </w:tcPr>
+          <w:p>
+            <w:r>
+              <w:rPr>
+                <w:b w:val="false"/>
+              </w:rPr>
+              <w:t xml:space="preserve">Visuais de setor e filtros usam a coluna Seção CNAE; divisões, grupos e classes ficam para detalhamento.</w:t>
+            </w:r>
+          </w:p>
+        </w:tc>
+      </w:tr>
+      <w:tr>
+        <w:tc>
+          <w:tcPr>
+            <w:tcW w:w="2600" w:type="dxa"/>
+            <w:tcBorders>
+              <w:top w:val="none" w:sz="0" w:space="0" w:color="FFFFFF"/>
+              <w:left w:val="none" w:sz="0" w:space="0" w:color="FFFFFF"/>
+              <w:bottom w:val="single" w:sz="2" w:space="0" w:color="D9D9D9"/>
+              <w:right w:val="none" w:sz="0" w:space="0" w:color="FFFFFF"/>
+            </w:tcBorders>
+            <w:shd w:val="clear" w:color="auto" w:fill="FFFFFF"/>
+            <w:tcMar>
+              <w:top w:w="80" w:type="dxa"/>
+              <w:left w:w="100" w:type="dxa"/>
+              <w:bottom w:w="80" w:type="dxa"/>
+              <w:right w:w="100" w:type="dxa"/>
+            </w:tcMar>
+            <w:vAlign w:val="center"/>
+          </w:tcPr>
+          <w:p>
+            <w:r>
+              <w:rPr>
+                <w:b w:val="false"/>
+              </w:rPr>
+              <w:t xml:space="preserve">User Stories impactadas</w:t>
+            </w:r>
+          </w:p>
+        </w:tc>
+        <w:tc>
+          <w:tcPr>
+            <w:tcW w:w="6600" w:type="dxa"/>
+            <w:tcBorders>
+              <w:top w:val="none" w:sz="0" w:space="0" w:color="FFFFFF"/>
+              <w:left w:val="none" w:sz="0" w:space="0" w:color="FFFFFF"/>
+              <w:bottom w:val="single" w:sz="2" w:space="0" w:color="D9D9D9"/>
+              <w:right w:val="none" w:sz="0" w:space="0" w:color="FFFFFF"/>
+            </w:tcBorders>
+            <w:shd w:val="clear" w:color="auto" w:fill="FFFFFF"/>
+            <w:tcMar>
+              <w:top w:w="80" w:type="dxa"/>
+              <w:left w:w="100" w:type="dxa"/>
+              <w:bottom w:w="80" w:type="dxa"/>
+              <w:right w:w="100" w:type="dxa"/>
+            </w:tcMar>
+            <w:vAlign w:val="center"/>
+          </w:tcPr>
+          <w:p>
+            <w:r>
+              <w:rPr>
+                <w:b w:val="false"/>
+              </w:rPr>
+              <w:t xml:space="preserve">US07, US08, US09</w:t>
+            </w:r>
+          </w:p>
+        </w:tc>
+      </w:tr>
+      <w:tr>
+        <w:tc>
+          <w:tcPr>
+            <w:tcW w:w="2600" w:type="dxa"/>
+            <w:tcBorders>
+              <w:top w:val="none" w:sz="0" w:space="0" w:color="FFFFFF"/>
+              <w:left w:val="none" w:sz="0" w:space="0" w:color="FFFFFF"/>
+              <w:bottom w:val="single" w:sz="2" w:space="0" w:color="D9D9D9"/>
+              <w:right w:val="none" w:sz="0" w:space="0" w:color="FFFFFF"/>
+            </w:tcBorders>
+            <w:shd w:val="clear" w:color="auto" w:fill="FFFFFF"/>
+            <w:tcMar>
+              <w:top w:w="80" w:type="dxa"/>
+              <w:left w:w="100" w:type="dxa"/>
+              <w:bottom w:w="80" w:type="dxa"/>
+              <w:right w:w="100" w:type="dxa"/>
+            </w:tcMar>
+            <w:vAlign w:val="center"/>
+          </w:tcPr>
+          <w:p>
+            <w:r>
+              <w:rPr>
+                <w:b w:val="false"/>
+              </w:rPr>
+              <w:t xml:space="preserve">Status</w:t>
+            </w:r>
+          </w:p>
+        </w:tc>
+        <w:tc>
+          <w:tcPr>
+            <w:tcW w:w="6600" w:type="dxa"/>
+            <w:tcBorders>
+              <w:top w:val="none" w:sz="0" w:space="0" w:color="FFFFFF"/>
+              <w:left w:val="none" w:sz="0" w:space="0" w:color="FFFFFF"/>
+              <w:bottom w:val="single" w:sz="2" w:space="0" w:color="D9D9D9"/>
+              <w:right w:val="none" w:sz="0" w:space="0" w:color="FFFFFF"/>
+            </w:tcBorders>
+            <w:shd w:val="clear" w:color="auto" w:fill="FFFFFF"/>
+            <w:tcMar>
+              <w:top w:w="80" w:type="dxa"/>
+              <w:left w:w="100" w:type="dxa"/>
+              <w:bottom w:w="80" w:type="dxa"/>
+              <w:right w:w="100" w:type="dxa"/>
+            </w:tcMar>
+            <w:vAlign w:val="center"/>
+          </w:tcPr>
+          <w:p>
+            <w:r>
+              <w:rPr>
+                <w:b w:val="false"/>
+              </w:rPr>
+              <w:t xml:space="preserve">Fechada — registrada pela equipe no painel</w:t>
+            </w:r>
+          </w:p>
+        </w:tc>
+      </w:tr>
+    </w:tbl>
+    <w:p>
+      <w:pPr>
+        <w:pStyle w:val="Ttulo3"/>
+      </w:pPr>
+      <w:r>
+        <w:t xml:space="preserve">DEC-015 — Classificação dos estabelecimentos pela região oficial do município</w:t>
+      </w:r>
+    </w:p>
+    <w:tbl>
+      <w:tblPr>
+        <w:tblW w:w="9200" w:type="dxa"/>
+        <w:tblBorders>
+          <w:top w:val="single" w:sz="4" w:space="0" w:color="auto"/>
+          <w:left w:val="single" w:sz="4" w:space="0" w:color="auto"/>
+          <w:bottom w:val="single" w:sz="4" w:space="0" w:color="auto"/>
+          <w:right w:val="single" w:sz="4" w:space="0" w:color="auto"/>
+          <w:insideH w:val="single" w:sz="4" w:space="0" w:color="auto"/>
+          <w:insideV w:val="single" w:sz="4" w:space="0" w:color="auto"/>
+        </w:tblBorders>
+        <w:tblCellMar>
+          <w:left w:w="10" w:type="dxa"/>
+          <w:right w:w="10" w:type="dxa"/>
+        </w:tblCellMar>
+        <w:tblLook w:val="0000" w:firstRow="0" w:lastRow="0" w:firstColumn="0" w:lastColumn="0" w:noHBand="0" w:noVBand="0"/>
+      </w:tblPr>
+      <w:tblGrid>
+        <w:gridCol w:w="2600"/>
+        <w:gridCol w:w="6600"/>
+      </w:tblGrid>
+      <w:tr>
+        <w:trPr>
+          <w:tblHeader/>
+        </w:trPr>
+        <w:tc>
+          <w:tcPr>
+            <w:tcW w:w="2600" w:type="dxa"/>
+            <w:tcBorders>
+              <w:top w:val="none" w:sz="0" w:space="0" w:color="FFFFFF"/>
+              <w:left w:val="none" w:sz="0" w:space="0" w:color="FFFFFF"/>
+              <w:bottom w:val="single" w:sz="12" w:space="0" w:color="000000"/>
+              <w:right w:val="none" w:sz="0" w:space="0" w:color="FFFFFF"/>
+            </w:tcBorders>
+            <w:shd w:val="clear" w:color="auto" w:fill="FFFFFF"/>
+            <w:tcMar>
+              <w:top w:w="80" w:type="dxa"/>
+              <w:left w:w="100" w:type="dxa"/>
+              <w:bottom w:w="80" w:type="dxa"/>
+              <w:right w:w="100" w:type="dxa"/>
+            </w:tcMar>
+            <w:vAlign w:val="center"/>
+          </w:tcPr>
+          <w:p>
+            <w:r>
+              <w:rPr>
+                <w:b/>
+                <w:bCs/>
+              </w:rPr>
+              <w:t xml:space="preserve">Campo</w:t>
+            </w:r>
+          </w:p>
+        </w:tc>
+        <w:tc>
+          <w:tcPr>
+            <w:tcW w:w="6600" w:type="dxa"/>
+            <w:tcBorders>
+              <w:top w:val="none" w:sz="0" w:space="0" w:color="FFFFFF"/>
+              <w:left w:val="none" w:sz="0" w:space="0" w:color="FFFFFF"/>
+              <w:bottom w:val="single" w:sz="12" w:space="0" w:color="000000"/>
+              <w:right w:val="none" w:sz="0" w:space="0" w:color="FFFFFF"/>
+            </w:tcBorders>
+            <w:shd w:val="clear" w:color="auto" w:fill="FFFFFF"/>
+            <w:tcMar>
+              <w:top w:w="80" w:type="dxa"/>
+              <w:left w:w="100" w:type="dxa"/>
+              <w:bottom w:w="80" w:type="dxa"/>
+              <w:right w:w="100" w:type="dxa"/>
+            </w:tcMar>
+            <w:vAlign w:val="center"/>
+          </w:tcPr>
+          <w:p>
+            <w:r>
+              <w:rPr>
+                <w:b/>
+                <w:bCs/>
+              </w:rPr>
+              <w:t xml:space="preserve">Descrição</w:t>
+            </w:r>
+          </w:p>
+        </w:tc>
+      </w:tr>
+      <w:tr>
+        <w:tc>
+          <w:tcPr>
+            <w:tcW w:w="2600" w:type="dxa"/>
+            <w:tcBorders>
+              <w:top w:val="none" w:sz="0" w:space="0" w:color="FFFFFF"/>
+              <w:left w:val="none" w:sz="0" w:space="0" w:color="FFFFFF"/>
+              <w:bottom w:val="single" w:sz="2" w:space="0" w:color="D9D9D9"/>
+              <w:right w:val="none" w:sz="0" w:space="0" w:color="FFFFFF"/>
+            </w:tcBorders>
+            <w:shd w:val="clear" w:color="auto" w:fill="FFFFFF"/>
+            <w:tcMar>
+              <w:top w:w="80" w:type="dxa"/>
+              <w:left w:w="100" w:type="dxa"/>
+              <w:bottom w:w="80" w:type="dxa"/>
+              <w:right w:w="100" w:type="dxa"/>
+            </w:tcMar>
+            <w:vAlign w:val="center"/>
+          </w:tcPr>
+          <w:p>
+            <w:r>
+              <w:rPr>
+                <w:b w:val="false"/>
+              </w:rPr>
+              <w:t xml:space="preserve">Problema identificado</w:t>
+            </w:r>
+          </w:p>
+        </w:tc>
+        <w:tc>
+          <w:tcPr>
+            <w:tcW w:w="6600" w:type="dxa"/>
+            <w:tcBorders>
+              <w:top w:val="none" w:sz="0" w:space="0" w:color="FFFFFF"/>
+              <w:left w:val="none" w:sz="0" w:space="0" w:color="FFFFFF"/>
+              <w:bottom w:val="single" w:sz="2" w:space="0" w:color="D9D9D9"/>
+              <w:right w:val="none" w:sz="0" w:space="0" w:color="FFFFFF"/>
+            </w:tcBorders>
+            <w:shd w:val="clear" w:color="auto" w:fill="FFFFFF"/>
+            <w:tcMar>
+              <w:top w:w="80" w:type="dxa"/>
+              <w:left w:w="100" w:type="dxa"/>
+              <w:bottom w:w="80" w:type="dxa"/>
+              <w:right w:w="100" w:type="dxa"/>
+            </w:tcMar>
+            <w:vAlign w:val="center"/>
+          </w:tcPr>
+          <w:p>
+            <w:r>
+              <w:rPr>
+                <w:b w:val="false"/>
+              </w:rPr>
+              <w:t xml:space="preserve">Nenhum arquivo do projeto trazia a região oficial de São José dos Campos (Centro, Norte, Sul, Leste, Oeste, Sudeste, São Francisco Xavier e área rural).</w:t>
+            </w:r>
+          </w:p>
+        </w:tc>
+      </w:tr>
+      <w:tr>
+        <w:tc>
+          <w:tcPr>
+            <w:tcW w:w="2600" w:type="dxa"/>
+            <w:tcBorders>
+              <w:top w:val="none" w:sz="0" w:space="0" w:color="FFFFFF"/>
+              <w:left w:val="none" w:sz="0" w:space="0" w:color="FFFFFF"/>
+              <w:bottom w:val="single" w:sz="2" w:space="0" w:color="D9D9D9"/>
+              <w:right w:val="none" w:sz="0" w:space="0" w:color="FFFFFF"/>
+            </w:tcBorders>
+            <w:shd w:val="clear" w:color="auto" w:fill="FFFFFF"/>
+            <w:tcMar>
+              <w:top w:w="80" w:type="dxa"/>
+              <w:left w:w="100" w:type="dxa"/>
+              <w:bottom w:w="80" w:type="dxa"/>
+              <w:right w:w="100" w:type="dxa"/>
+            </w:tcMar>
+            <w:vAlign w:val="center"/>
+          </w:tcPr>
+          <w:p>
+            <w:r>
+              <w:rPr>
+                <w:b w:val="false"/>
+              </w:rPr>
+              <w:t xml:space="preserve">Decisão adotada</w:t>
+            </w:r>
+          </w:p>
+        </w:tc>
+        <w:tc>
+          <w:tcPr>
+            <w:tcW w:w="6600" w:type="dxa"/>
+            <w:tcBorders>
+              <w:top w:val="none" w:sz="0" w:space="0" w:color="FFFFFF"/>
+              <w:left w:val="none" w:sz="0" w:space="0" w:color="FFFFFF"/>
+              <w:bottom w:val="single" w:sz="2" w:space="0" w:color="D9D9D9"/>
+              <w:right w:val="none" w:sz="0" w:space="0" w:color="FFFFFF"/>
+            </w:tcBorders>
+            <w:shd w:val="clear" w:color="auto" w:fill="FFFFFF"/>
+            <w:tcMar>
+              <w:top w:w="80" w:type="dxa"/>
+              <w:left w:w="100" w:type="dxa"/>
+              <w:bottom w:w="80" w:type="dxa"/>
+              <w:right w:w="100" w:type="dxa"/>
+            </w:tcMar>
+            <w:vAlign w:val="center"/>
+          </w:tcPr>
+          <w:p>
+            <w:r>
+              <w:rPr>
+                <w:b w:val="false"/>
+              </w:rPr>
+              <w:t xml:space="preserve">Atribuir a região pelo bairro de cada CEP, usando a lista de bairros por região do Plano Diretor da Prefeitura (2018). Os bairros da Região Norte, ausentes do PDF oficial, vêm de lista secundária; bairros ambíguos ou fora das listas recebem a região predominante do setor do CEP (5 dígitos). A coluna Confiabilidade Região indica Alta, Média ou Baixa.</w:t>
+            </w:r>
+          </w:p>
+        </w:tc>
+      </w:tr>
+      <w:tr>
+        <w:tc>
+          <w:tcPr>
+            <w:tcW w:w="2600" w:type="dxa"/>
+            <w:tcBorders>
+              <w:top w:val="none" w:sz="0" w:space="0" w:color="FFFFFF"/>
+              <w:left w:val="none" w:sz="0" w:space="0" w:color="FFFFFF"/>
+              <w:bottom w:val="single" w:sz="2" w:space="0" w:color="D9D9D9"/>
+              <w:right w:val="none" w:sz="0" w:space="0" w:color="FFFFFF"/>
+            </w:tcBorders>
+            <w:shd w:val="clear" w:color="auto" w:fill="FFFFFF"/>
+            <w:tcMar>
+              <w:top w:w="80" w:type="dxa"/>
+              <w:left w:w="100" w:type="dxa"/>
+              <w:bottom w:w="80" w:type="dxa"/>
+              <w:right w:w="100" w:type="dxa"/>
+            </w:tcMar>
+            <w:vAlign w:val="center"/>
+          </w:tcPr>
+          <w:p>
+            <w:r>
+              <w:rPr>
+                <w:b w:val="false"/>
+              </w:rPr>
+              <w:t xml:space="preserve">Justificativa</w:t>
+            </w:r>
+          </w:p>
+        </w:tc>
+        <w:tc>
+          <w:tcPr>
+            <w:tcW w:w="6600" w:type="dxa"/>
+            <w:tcBorders>
+              <w:top w:val="none" w:sz="0" w:space="0" w:color="FFFFFF"/>
+              <w:left w:val="none" w:sz="0" w:space="0" w:color="FFFFFF"/>
+              <w:bottom w:val="single" w:sz="2" w:space="0" w:color="D9D9D9"/>
+              <w:right w:val="none" w:sz="0" w:space="0" w:color="FFFFFF"/>
+            </w:tcBorders>
+            <w:shd w:val="clear" w:color="auto" w:fill="FFFFFF"/>
+            <w:tcMar>
+              <w:top w:w="80" w:type="dxa"/>
+              <w:left w:w="100" w:type="dxa"/>
+              <w:bottom w:w="80" w:type="dxa"/>
+              <w:right w:w="100" w:type="dxa"/>
+            </w:tcMar>
+            <w:vAlign w:val="center"/>
+          </w:tcPr>
+          <w:p>
+            <w:r>
+              <w:rPr>
+                <w:b w:val="false"/>
+              </w:rPr>
+              <w:t xml:space="preserve">É a divisão usada pela Prefeitura (inclusive na divulgação do Censo 2022). A validação mostrou que 35 dos 37 setores de CEP caem inteiros numa só região.</w:t>
+            </w:r>
+          </w:p>
+        </w:tc>
+      </w:tr>
+      <w:tr>
+        <w:tc>
+          <w:tcPr>
+            <w:tcW w:w="2600" w:type="dxa"/>
+            <w:tcBorders>
+              <w:top w:val="none" w:sz="0" w:space="0" w:color="FFFFFF"/>
+              <w:left w:val="none" w:sz="0" w:space="0" w:color="FFFFFF"/>
+              <w:bottom w:val="single" w:sz="2" w:space="0" w:color="D9D9D9"/>
+              <w:right w:val="none" w:sz="0" w:space="0" w:color="FFFFFF"/>
+            </w:tcBorders>
+            <w:shd w:val="clear" w:color="auto" w:fill="FFFFFF"/>
+            <w:tcMar>
+              <w:top w:w="80" w:type="dxa"/>
+              <w:left w:w="100" w:type="dxa"/>
+              <w:bottom w:w="80" w:type="dxa"/>
+              <w:right w:w="100" w:type="dxa"/>
+            </w:tcMar>
+            <w:vAlign w:val="center"/>
+          </w:tcPr>
+          <w:p>
+            <w:r>
+              <w:rPr>
+                <w:b w:val="false"/>
+              </w:rPr>
+              <w:t xml:space="preserve">Impacto</w:t>
+            </w:r>
+          </w:p>
+        </w:tc>
+        <w:tc>
+          <w:tcPr>
+            <w:tcW w:w="6600" w:type="dxa"/>
+            <w:tcBorders>
+              <w:top w:val="none" w:sz="0" w:space="0" w:color="FFFFFF"/>
+              <w:left w:val="none" w:sz="0" w:space="0" w:color="FFFFFF"/>
+              <w:bottom w:val="single" w:sz="2" w:space="0" w:color="D9D9D9"/>
+              <w:right w:val="none" w:sz="0" w:space="0" w:color="FFFFFF"/>
+            </w:tcBorders>
+            <w:shd w:val="clear" w:color="auto" w:fill="FFFFFF"/>
+            <w:tcMar>
+              <w:top w:w="80" w:type="dxa"/>
+              <w:left w:w="100" w:type="dxa"/>
+              <w:bottom w:w="80" w:type="dxa"/>
+              <w:right w:w="100" w:type="dxa"/>
+            </w:tcMar>
+            <w:vAlign w:val="center"/>
+          </w:tcPr>
+          <w:p>
+            <w:r>
+              <w:rPr>
+                <w:b w:val="false"/>
+              </w:rPr>
+              <w:t xml:space="preserve">99,99% dos estabelecimentos com região (85% confiabilidade Alta, 13,4% Média, 1,6% Baixa); 5 sem região (CEP geral 12200-000 ou sem CEP).</w:t>
+            </w:r>
+          </w:p>
+        </w:tc>
+      </w:tr>
+      <w:tr>
+        <w:tc>
+          <w:tcPr>
+            <w:tcW w:w="2600" w:type="dxa"/>
+            <w:tcBorders>
+              <w:top w:val="none" w:sz="0" w:space="0" w:color="FFFFFF"/>
+              <w:left w:val="none" w:sz="0" w:space="0" w:color="FFFFFF"/>
+              <w:bottom w:val="single" w:sz="2" w:space="0" w:color="D9D9D9"/>
+              <w:right w:val="none" w:sz="0" w:space="0" w:color="FFFFFF"/>
+            </w:tcBorders>
+            <w:shd w:val="clear" w:color="auto" w:fill="FFFFFF"/>
+            <w:tcMar>
+              <w:top w:w="80" w:type="dxa"/>
+              <w:left w:w="100" w:type="dxa"/>
+              <w:bottom w:w="80" w:type="dxa"/>
+              <w:right w:w="100" w:type="dxa"/>
+            </w:tcMar>
+            <w:vAlign w:val="center"/>
+          </w:tcPr>
+          <w:p>
+            <w:r>
+              <w:rPr>
+                <w:b w:val="false"/>
+              </w:rPr>
+              <w:t xml:space="preserve">User Stories impactadas</w:t>
+            </w:r>
+          </w:p>
+        </w:tc>
+        <w:tc>
+          <w:tcPr>
+            <w:tcW w:w="6600" w:type="dxa"/>
+            <w:tcBorders>
+              <w:top w:val="none" w:sz="0" w:space="0" w:color="FFFFFF"/>
+              <w:left w:val="none" w:sz="0" w:space="0" w:color="FFFFFF"/>
+              <w:bottom w:val="single" w:sz="2" w:space="0" w:color="D9D9D9"/>
+              <w:right w:val="none" w:sz="0" w:space="0" w:color="FFFFFF"/>
+            </w:tcBorders>
+            <w:shd w:val="clear" w:color="auto" w:fill="FFFFFF"/>
+            <w:tcMar>
+              <w:top w:w="80" w:type="dxa"/>
+              <w:left w:w="100" w:type="dxa"/>
+              <w:bottom w:w="80" w:type="dxa"/>
+              <w:right w:w="100" w:type="dxa"/>
+            </w:tcMar>
+            <w:vAlign w:val="center"/>
+          </w:tcPr>
+          <w:p>
+            <w:r>
+              <w:rPr>
+                <w:b w:val="false"/>
+              </w:rPr>
+              <w:t xml:space="preserve">US06</w:t>
+            </w:r>
+          </w:p>
+        </w:tc>
+      </w:tr>
+      <w:tr>
+        <w:tc>
+          <w:tcPr>
+            <w:tcW w:w="2600" w:type="dxa"/>
+            <w:tcBorders>
+              <w:top w:val="none" w:sz="0" w:space="0" w:color="FFFFFF"/>
+              <w:left w:val="none" w:sz="0" w:space="0" w:color="FFFFFF"/>
+              <w:bottom w:val="single" w:sz="2" w:space="0" w:color="D9D9D9"/>
+              <w:right w:val="none" w:sz="0" w:space="0" w:color="FFFFFF"/>
+            </w:tcBorders>
+            <w:shd w:val="clear" w:color="auto" w:fill="FFFFFF"/>
+            <w:tcMar>
+              <w:top w:w="80" w:type="dxa"/>
+              <w:left w:w="100" w:type="dxa"/>
+              <w:bottom w:w="80" w:type="dxa"/>
+              <w:right w:w="100" w:type="dxa"/>
+            </w:tcMar>
+            <w:vAlign w:val="center"/>
+          </w:tcPr>
+          <w:p>
+            <w:r>
+              <w:rPr>
+                <w:b w:val="false"/>
+              </w:rPr>
+              <w:t xml:space="preserve">Status</w:t>
+            </w:r>
+          </w:p>
+        </w:tc>
+        <w:tc>
+          <w:tcPr>
+            <w:tcW w:w="6600" w:type="dxa"/>
+            <w:tcBorders>
+              <w:top w:val="none" w:sz="0" w:space="0" w:color="FFFFFF"/>
+              <w:left w:val="none" w:sz="0" w:space="0" w:color="FFFFFF"/>
+              <w:bottom w:val="single" w:sz="2" w:space="0" w:color="D9D9D9"/>
+              <w:right w:val="none" w:sz="0" w:space="0" w:color="FFFFFF"/>
+            </w:tcBorders>
+            <w:shd w:val="clear" w:color="auto" w:fill="FFFFFF"/>
+            <w:tcMar>
+              <w:top w:w="80" w:type="dxa"/>
+              <w:left w:w="100" w:type="dxa"/>
+              <w:bottom w:w="80" w:type="dxa"/>
+              <w:right w:w="100" w:type="dxa"/>
+            </w:tcMar>
+            <w:vAlign w:val="center"/>
+          </w:tcPr>
+          <w:p>
+            <w:r>
+              <w:rPr>
+                <w:b w:val="false"/>
+              </w:rPr>
+              <w:t xml:space="preserve">Aberta — aguardando do cliente a tabela oficial bairro → região (com a Região Norte) ou o shapefile das regiões</w:t>
+            </w:r>
+          </w:p>
+        </w:tc>
+      </w:tr>
+    </w:tbl>
+    <w:p>
+      <w:pPr>
+        <w:pStyle w:val="Ttulo3"/>
+      </w:pPr>
+      <w:r>
+        <w:t xml:space="preserve">DEC-016 — Coordenadas corrompidas no arquivo de CEPs</w:t>
+      </w:r>
+    </w:p>
+    <w:tbl>
+      <w:tblPr>
+        <w:tblW w:w="9200" w:type="dxa"/>
+        <w:tblBorders>
+          <w:top w:val="single" w:sz="4" w:space="0" w:color="auto"/>
+          <w:left w:val="single" w:sz="4" w:space="0" w:color="auto"/>
+          <w:bottom w:val="single" w:sz="4" w:space="0" w:color="auto"/>
+          <w:right w:val="single" w:sz="4" w:space="0" w:color="auto"/>
+          <w:insideH w:val="single" w:sz="4" w:space="0" w:color="auto"/>
+          <w:insideV w:val="single" w:sz="4" w:space="0" w:color="auto"/>
+        </w:tblBorders>
+        <w:tblCellMar>
+          <w:left w:w="10" w:type="dxa"/>
+          <w:right w:w="10" w:type="dxa"/>
+        </w:tblCellMar>
+        <w:tblLook w:val="0000" w:firstRow="0" w:lastRow="0" w:firstColumn="0" w:lastColumn="0" w:noHBand="0" w:noVBand="0"/>
+      </w:tblPr>
+      <w:tblGrid>
+        <w:gridCol w:w="2600"/>
+        <w:gridCol w:w="6600"/>
+      </w:tblGrid>
+      <w:tr>
+        <w:trPr>
+          <w:tblHeader/>
+        </w:trPr>
+        <w:tc>
+          <w:tcPr>
+            <w:tcW w:w="2600" w:type="dxa"/>
+            <w:tcBorders>
+              <w:top w:val="none" w:sz="0" w:space="0" w:color="FFFFFF"/>
+              <w:left w:val="none" w:sz="0" w:space="0" w:color="FFFFFF"/>
+              <w:bottom w:val="single" w:sz="12" w:space="0" w:color="000000"/>
+              <w:right w:val="none" w:sz="0" w:space="0" w:color="FFFFFF"/>
+            </w:tcBorders>
+            <w:shd w:val="clear" w:color="auto" w:fill="FFFFFF"/>
+            <w:tcMar>
+              <w:top w:w="80" w:type="dxa"/>
+              <w:left w:w="100" w:type="dxa"/>
+              <w:bottom w:w="80" w:type="dxa"/>
+              <w:right w:w="100" w:type="dxa"/>
+            </w:tcMar>
+            <w:vAlign w:val="center"/>
+          </w:tcPr>
+          <w:p>
+            <w:r>
+              <w:rPr>
+                <w:b/>
+                <w:bCs/>
+              </w:rPr>
+              <w:t xml:space="preserve">Campo</w:t>
+            </w:r>
+          </w:p>
+        </w:tc>
+        <w:tc>
+          <w:tcPr>
+            <w:tcW w:w="6600" w:type="dxa"/>
+            <w:tcBorders>
+              <w:top w:val="none" w:sz="0" w:space="0" w:color="FFFFFF"/>
+              <w:left w:val="none" w:sz="0" w:space="0" w:color="FFFFFF"/>
+              <w:bottom w:val="single" w:sz="12" w:space="0" w:color="000000"/>
+              <w:right w:val="none" w:sz="0" w:space="0" w:color="FFFFFF"/>
+            </w:tcBorders>
+            <w:shd w:val="clear" w:color="auto" w:fill="FFFFFF"/>
+            <w:tcMar>
+              <w:top w:w="80" w:type="dxa"/>
+              <w:left w:w="100" w:type="dxa"/>
+              <w:bottom w:w="80" w:type="dxa"/>
+              <w:right w:w="100" w:type="dxa"/>
+            </w:tcMar>
+            <w:vAlign w:val="center"/>
+          </w:tcPr>
+          <w:p>
+            <w:r>
+              <w:rPr>
+                <w:b/>
+                <w:bCs/>
+              </w:rPr>
+              <w:t xml:space="preserve">Descrição</w:t>
+            </w:r>
+          </w:p>
+        </w:tc>
+      </w:tr>
+      <w:tr>
+        <w:tc>
+          <w:tcPr>
+            <w:tcW w:w="2600" w:type="dxa"/>
+            <w:tcBorders>
+              <w:top w:val="none" w:sz="0" w:space="0" w:color="FFFFFF"/>
+              <w:left w:val="none" w:sz="0" w:space="0" w:color="FFFFFF"/>
+              <w:bottom w:val="single" w:sz="2" w:space="0" w:color="D9D9D9"/>
+              <w:right w:val="none" w:sz="0" w:space="0" w:color="FFFFFF"/>
+            </w:tcBorders>
+            <w:shd w:val="clear" w:color="auto" w:fill="FFFFFF"/>
+            <w:tcMar>
+              <w:top w:w="80" w:type="dxa"/>
+              <w:left w:w="100" w:type="dxa"/>
+              <w:bottom w:w="80" w:type="dxa"/>
+              <w:right w:w="100" w:type="dxa"/>
+            </w:tcMar>
+            <w:vAlign w:val="center"/>
+          </w:tcPr>
+          <w:p>
+            <w:r>
+              <w:rPr>
+                <w:b w:val="false"/>
+              </w:rPr>
+              <w:t xml:space="preserve">Problema identificado</w:t>
+            </w:r>
+          </w:p>
+        </w:tc>
+        <w:tc>
+          <w:tcPr>
+            <w:tcW w:w="6600" w:type="dxa"/>
+            <w:tcBorders>
+              <w:top w:val="none" w:sz="0" w:space="0" w:color="FFFFFF"/>
+              <w:left w:val="none" w:sz="0" w:space="0" w:color="FFFFFF"/>
+              <w:bottom w:val="single" w:sz="2" w:space="0" w:color="D9D9D9"/>
+              <w:right w:val="none" w:sz="0" w:space="0" w:color="FFFFFF"/>
+            </w:tcBorders>
+            <w:shd w:val="clear" w:color="auto" w:fill="FFFFFF"/>
+            <w:tcMar>
+              <w:top w:w="80" w:type="dxa"/>
+              <w:left w:w="100" w:type="dxa"/>
+              <w:bottom w:w="80" w:type="dxa"/>
+              <w:right w:w="100" w:type="dxa"/>
+            </w:tcMar>
+            <w:vAlign w:val="center"/>
+          </w:tcPr>
+          <w:p>
+            <w:r>
+              <w:rPr>
+                <w:b w:val="false"/>
+              </w:rPr>
+              <w:t xml:space="preserve">No arquivo ceps_sjc_geo_v2, todas as coordenadas perderam o ponto decimal (ex.: -23.1772612 virou -231.772.612), efeito de salvar o CSV no Excel em português.</w:t>
+            </w:r>
+          </w:p>
+        </w:tc>
+      </w:tr>
+      <w:tr>
+        <w:tc>
+          <w:tcPr>
+            <w:tcW w:w="2600" w:type="dxa"/>
+            <w:tcBorders>
+              <w:top w:val="none" w:sz="0" w:space="0" w:color="FFFFFF"/>
+              <w:left w:val="none" w:sz="0" w:space="0" w:color="FFFFFF"/>
+              <w:bottom w:val="single" w:sz="2" w:space="0" w:color="D9D9D9"/>
+              <w:right w:val="none" w:sz="0" w:space="0" w:color="FFFFFF"/>
+            </w:tcBorders>
+            <w:shd w:val="clear" w:color="auto" w:fill="FFFFFF"/>
+            <w:tcMar>
+              <w:top w:w="80" w:type="dxa"/>
+              <w:left w:w="100" w:type="dxa"/>
+              <w:bottom w:w="80" w:type="dxa"/>
+              <w:right w:w="100" w:type="dxa"/>
+            </w:tcMar>
+            <w:vAlign w:val="center"/>
+          </w:tcPr>
+          <w:p>
+            <w:r>
+              <w:rPr>
+                <w:b w:val="false"/>
+              </w:rPr>
+              <w:t xml:space="preserve">Decisão adotada</w:t>
+            </w:r>
+          </w:p>
+        </w:tc>
+        <w:tc>
+          <w:tcPr>
+            <w:tcW w:w="6600" w:type="dxa"/>
+            <w:tcBorders>
+              <w:top w:val="none" w:sz="0" w:space="0" w:color="FFFFFF"/>
+              <w:left w:val="none" w:sz="0" w:space="0" w:color="FFFFFF"/>
+              <w:bottom w:val="single" w:sz="2" w:space="0" w:color="D9D9D9"/>
+              <w:right w:val="none" w:sz="0" w:space="0" w:color="FFFFFF"/>
+            </w:tcBorders>
+            <w:shd w:val="clear" w:color="auto" w:fill="FFFFFF"/>
+            <w:tcMar>
+              <w:top w:w="80" w:type="dxa"/>
+              <w:left w:w="100" w:type="dxa"/>
+              <w:bottom w:w="80" w:type="dxa"/>
+              <w:right w:w="100" w:type="dxa"/>
+            </w:tcMar>
+            <w:vAlign w:val="center"/>
+          </w:tcPr>
+          <w:p>
+            <w:r>
+              <w:rPr>
+                <w:b w:val="false"/>
+              </w:rPr>
+              <w:t xml:space="preserve">Não usar as coordenadas desse arquivo; usar as do rais_sjc_geo_v2, que estão corretas. Gravar os CSVs com ponto decimal e importar no Power BI com a localidade “Inglês (EUA)”.</w:t>
+            </w:r>
+          </w:p>
+        </w:tc>
+      </w:tr>
+      <w:tr>
+        <w:tc>
+          <w:tcPr>
+            <w:tcW w:w="2600" w:type="dxa"/>
+            <w:tcBorders>
+              <w:top w:val="none" w:sz="0" w:space="0" w:color="FFFFFF"/>
+              <w:left w:val="none" w:sz="0" w:space="0" w:color="FFFFFF"/>
+              <w:bottom w:val="single" w:sz="2" w:space="0" w:color="D9D9D9"/>
+              <w:right w:val="none" w:sz="0" w:space="0" w:color="FFFFFF"/>
+            </w:tcBorders>
+            <w:shd w:val="clear" w:color="auto" w:fill="FFFFFF"/>
+            <w:tcMar>
+              <w:top w:w="80" w:type="dxa"/>
+              <w:left w:w="100" w:type="dxa"/>
+              <w:bottom w:w="80" w:type="dxa"/>
+              <w:right w:w="100" w:type="dxa"/>
+            </w:tcMar>
+            <w:vAlign w:val="center"/>
+          </w:tcPr>
+          <w:p>
+            <w:r>
+              <w:rPr>
+                <w:b w:val="false"/>
+              </w:rPr>
+              <w:t xml:space="preserve">Justificativa</w:t>
+            </w:r>
+          </w:p>
+        </w:tc>
+        <w:tc>
+          <w:tcPr>
+            <w:tcW w:w="6600" w:type="dxa"/>
+            <w:tcBorders>
+              <w:top w:val="none" w:sz="0" w:space="0" w:color="FFFFFF"/>
+              <w:left w:val="none" w:sz="0" w:space="0" w:color="FFFFFF"/>
+              <w:bottom w:val="single" w:sz="2" w:space="0" w:color="D9D9D9"/>
+              <w:right w:val="none" w:sz="0" w:space="0" w:color="FFFFFF"/>
+            </w:tcBorders>
+            <w:shd w:val="clear" w:color="auto" w:fill="FFFFFF"/>
+            <w:tcMar>
+              <w:top w:w="80" w:type="dxa"/>
+              <w:left w:w="100" w:type="dxa"/>
+              <w:bottom w:w="80" w:type="dxa"/>
+              <w:right w:w="100" w:type="dxa"/>
+            </w:tcMar>
+            <w:vAlign w:val="center"/>
+          </w:tcPr>
+          <w:p>
+            <w:r>
+              <w:rPr>
+                <w:b w:val="false"/>
+              </w:rPr>
+              <w:t xml:space="preserve">Coordenadas corrompidas colocariam todos os pontos fora do mapa.</w:t>
+            </w:r>
+          </w:p>
+        </w:tc>
+      </w:tr>
+      <w:tr>
+        <w:tc>
+          <w:tcPr>
+            <w:tcW w:w="2600" w:type="dxa"/>
+            <w:tcBorders>
+              <w:top w:val="none" w:sz="0" w:space="0" w:color="FFFFFF"/>
+              <w:left w:val="none" w:sz="0" w:space="0" w:color="FFFFFF"/>
+              <w:bottom w:val="single" w:sz="2" w:space="0" w:color="D9D9D9"/>
+              <w:right w:val="none" w:sz="0" w:space="0" w:color="FFFFFF"/>
+            </w:tcBorders>
+            <w:shd w:val="clear" w:color="auto" w:fill="FFFFFF"/>
+            <w:tcMar>
+              <w:top w:w="80" w:type="dxa"/>
+              <w:left w:w="100" w:type="dxa"/>
+              <w:bottom w:w="80" w:type="dxa"/>
+              <w:right w:w="100" w:type="dxa"/>
+            </w:tcMar>
+            <w:vAlign w:val="center"/>
+          </w:tcPr>
+          <w:p>
+            <w:r>
+              <w:rPr>
+                <w:b w:val="false"/>
+              </w:rPr>
+              <w:t xml:space="preserve">Impacto</w:t>
+            </w:r>
+          </w:p>
+        </w:tc>
+        <w:tc>
+          <w:tcPr>
+            <w:tcW w:w="6600" w:type="dxa"/>
+            <w:tcBorders>
+              <w:top w:val="none" w:sz="0" w:space="0" w:color="FFFFFF"/>
+              <w:left w:val="none" w:sz="0" w:space="0" w:color="FFFFFF"/>
+              <w:bottom w:val="single" w:sz="2" w:space="0" w:color="D9D9D9"/>
+              <w:right w:val="none" w:sz="0" w:space="0" w:color="FFFFFF"/>
+            </w:tcBorders>
+            <w:shd w:val="clear" w:color="auto" w:fill="FFFFFF"/>
+            <w:tcMar>
+              <w:top w:w="80" w:type="dxa"/>
+              <w:left w:w="100" w:type="dxa"/>
+              <w:bottom w:w="80" w:type="dxa"/>
+              <w:right w:w="100" w:type="dxa"/>
+            </w:tcMar>
+            <w:vAlign w:val="center"/>
+          </w:tcPr>
+          <w:p>
+            <w:r>
+              <w:rPr>
+                <w:b w:val="false"/>
+              </w:rPr>
+              <w:t xml:space="preserve">Nenhuma perda: o mesmo CEP tem a coordenada correta no outro arquivo.</w:t>
+            </w:r>
+          </w:p>
+        </w:tc>
+      </w:tr>
+      <w:tr>
+        <w:tc>
+          <w:tcPr>
+            <w:tcW w:w="2600" w:type="dxa"/>
+            <w:tcBorders>
+              <w:top w:val="none" w:sz="0" w:space="0" w:color="FFFFFF"/>
+              <w:left w:val="none" w:sz="0" w:space="0" w:color="FFFFFF"/>
+              <w:bottom w:val="single" w:sz="2" w:space="0" w:color="D9D9D9"/>
+              <w:right w:val="none" w:sz="0" w:space="0" w:color="FFFFFF"/>
+            </w:tcBorders>
+            <w:shd w:val="clear" w:color="auto" w:fill="FFFFFF"/>
+            <w:tcMar>
+              <w:top w:w="80" w:type="dxa"/>
+              <w:left w:w="100" w:type="dxa"/>
+              <w:bottom w:w="80" w:type="dxa"/>
+              <w:right w:w="100" w:type="dxa"/>
+            </w:tcMar>
+            <w:vAlign w:val="center"/>
+          </w:tcPr>
+          <w:p>
+            <w:r>
+              <w:rPr>
+                <w:b w:val="false"/>
+              </w:rPr>
+              <w:t xml:space="preserve">User Stories impactadas</w:t>
+            </w:r>
+          </w:p>
+        </w:tc>
+        <w:tc>
+          <w:tcPr>
+            <w:tcW w:w="6600" w:type="dxa"/>
+            <w:tcBorders>
+              <w:top w:val="none" w:sz="0" w:space="0" w:color="FFFFFF"/>
+              <w:left w:val="none" w:sz="0" w:space="0" w:color="FFFFFF"/>
+              <w:bottom w:val="single" w:sz="2" w:space="0" w:color="D9D9D9"/>
+              <w:right w:val="none" w:sz="0" w:space="0" w:color="FFFFFF"/>
+            </w:tcBorders>
+            <w:shd w:val="clear" w:color="auto" w:fill="FFFFFF"/>
+            <w:tcMar>
+              <w:top w:w="80" w:type="dxa"/>
+              <w:left w:w="100" w:type="dxa"/>
+              <w:bottom w:w="80" w:type="dxa"/>
+              <w:right w:w="100" w:type="dxa"/>
+            </w:tcMar>
+            <w:vAlign w:val="center"/>
+          </w:tcPr>
+          <w:p>
+            <w:r>
+              <w:rPr>
+                <w:b w:val="false"/>
+              </w:rPr>
+              <w:t xml:space="preserve">US06</w:t>
+            </w:r>
+          </w:p>
+        </w:tc>
+      </w:tr>
+      <w:tr>
+        <w:tc>
+          <w:tcPr>
+            <w:tcW w:w="2600" w:type="dxa"/>
+            <w:tcBorders>
+              <w:top w:val="none" w:sz="0" w:space="0" w:color="FFFFFF"/>
+              <w:left w:val="none" w:sz="0" w:space="0" w:color="FFFFFF"/>
+              <w:bottom w:val="single" w:sz="2" w:space="0" w:color="D9D9D9"/>
+              <w:right w:val="none" w:sz="0" w:space="0" w:color="FFFFFF"/>
+            </w:tcBorders>
+            <w:shd w:val="clear" w:color="auto" w:fill="FFFFFF"/>
+            <w:tcMar>
+              <w:top w:w="80" w:type="dxa"/>
+              <w:left w:w="100" w:type="dxa"/>
+              <w:bottom w:w="80" w:type="dxa"/>
+              <w:right w:w="100" w:type="dxa"/>
+            </w:tcMar>
+            <w:vAlign w:val="center"/>
+          </w:tcPr>
+          <w:p>
+            <w:r>
+              <w:rPr>
+                <w:b w:val="false"/>
+              </w:rPr>
+              <w:t xml:space="preserve">Status</w:t>
+            </w:r>
+          </w:p>
+        </w:tc>
+        <w:tc>
+          <w:tcPr>
+            <w:tcW w:w="6600" w:type="dxa"/>
+            <w:tcBorders>
+              <w:top w:val="none" w:sz="0" w:space="0" w:color="FFFFFF"/>
+              <w:left w:val="none" w:sz="0" w:space="0" w:color="FFFFFF"/>
+              <w:bottom w:val="single" w:sz="2" w:space="0" w:color="D9D9D9"/>
+              <w:right w:val="none" w:sz="0" w:space="0" w:color="FFFFFF"/>
+            </w:tcBorders>
+            <w:shd w:val="clear" w:color="auto" w:fill="FFFFFF"/>
+            <w:tcMar>
+              <w:top w:w="80" w:type="dxa"/>
+              <w:left w:w="100" w:type="dxa"/>
+              <w:bottom w:w="80" w:type="dxa"/>
+              <w:right w:w="100" w:type="dxa"/>
+            </w:tcMar>
+            <w:vAlign w:val="center"/>
+          </w:tcPr>
+          <w:p>
+            <w:r>
+              <w:rPr>
+                <w:b w:val="false"/>
+              </w:rPr>
+              <w:t xml:space="preserve">Fechada</w:t>
+            </w:r>
+          </w:p>
+        </w:tc>
+      </w:tr>
+    </w:tbl>
+    <w:p>
+      <w:pPr>
+        <w:pStyle w:val="Ttulo3"/>
+      </w:pPr>
+      <w:r>
+        <w:t xml:space="preserve">DEC-017 — Pontos de bairro geocodificados em homônimos</w:t>
+      </w:r>
+    </w:p>
+    <w:tbl>
+      <w:tblPr>
+        <w:tblW w:w="9200" w:type="dxa"/>
+        <w:tblBorders>
+          <w:top w:val="single" w:sz="4" w:space="0" w:color="auto"/>
+          <w:left w:val="single" w:sz="4" w:space="0" w:color="auto"/>
+          <w:bottom w:val="single" w:sz="4" w:space="0" w:color="auto"/>
+          <w:right w:val="single" w:sz="4" w:space="0" w:color="auto"/>
+          <w:insideH w:val="single" w:sz="4" w:space="0" w:color="auto"/>
+          <w:insideV w:val="single" w:sz="4" w:space="0" w:color="auto"/>
+        </w:tblBorders>
+        <w:tblCellMar>
+          <w:left w:w="10" w:type="dxa"/>
+          <w:right w:w="10" w:type="dxa"/>
+        </w:tblCellMar>
+        <w:tblLook w:val="0000" w:firstRow="0" w:lastRow="0" w:firstColumn="0" w:lastColumn="0" w:noHBand="0" w:noVBand="0"/>
+      </w:tblPr>
+      <w:tblGrid>
+        <w:gridCol w:w="2600"/>
+        <w:gridCol w:w="6600"/>
+      </w:tblGrid>
+      <w:tr>
+        <w:trPr>
+          <w:tblHeader/>
+        </w:trPr>
+        <w:tc>
+          <w:tcPr>
+            <w:tcW w:w="2600" w:type="dxa"/>
+            <w:tcBorders>
+              <w:top w:val="none" w:sz="0" w:space="0" w:color="FFFFFF"/>
+              <w:left w:val="none" w:sz="0" w:space="0" w:color="FFFFFF"/>
+              <w:bottom w:val="single" w:sz="12" w:space="0" w:color="000000"/>
+              <w:right w:val="none" w:sz="0" w:space="0" w:color="FFFFFF"/>
+            </w:tcBorders>
+            <w:shd w:val="clear" w:color="auto" w:fill="FFFFFF"/>
+            <w:tcMar>
+              <w:top w:w="80" w:type="dxa"/>
+              <w:left w:w="100" w:type="dxa"/>
+              <w:bottom w:w="80" w:type="dxa"/>
+              <w:right w:w="100" w:type="dxa"/>
+            </w:tcMar>
+            <w:vAlign w:val="center"/>
+          </w:tcPr>
+          <w:p>
+            <w:r>
+              <w:rPr>
+                <w:b/>
+                <w:bCs/>
+              </w:rPr>
+              <w:t xml:space="preserve">Campo</w:t>
+            </w:r>
+          </w:p>
+        </w:tc>
+        <w:tc>
+          <w:tcPr>
+            <w:tcW w:w="6600" w:type="dxa"/>
+            <w:tcBorders>
+              <w:top w:val="none" w:sz="0" w:space="0" w:color="FFFFFF"/>
+              <w:left w:val="none" w:sz="0" w:space="0" w:color="FFFFFF"/>
+              <w:bottom w:val="single" w:sz="12" w:space="0" w:color="000000"/>
+              <w:right w:val="none" w:sz="0" w:space="0" w:color="FFFFFF"/>
+            </w:tcBorders>
+            <w:shd w:val="clear" w:color="auto" w:fill="FFFFFF"/>
+            <w:tcMar>
+              <w:top w:w="80" w:type="dxa"/>
+              <w:left w:w="100" w:type="dxa"/>
+              <w:bottom w:w="80" w:type="dxa"/>
+              <w:right w:w="100" w:type="dxa"/>
+            </w:tcMar>
+            <w:vAlign w:val="center"/>
+          </w:tcPr>
+          <w:p>
+            <w:r>
+              <w:rPr>
+                <w:b/>
+                <w:bCs/>
+              </w:rPr>
+              <w:t xml:space="preserve">Descrição</w:t>
+            </w:r>
+          </w:p>
+        </w:tc>
+      </w:tr>
+      <w:tr>
+        <w:tc>
+          <w:tcPr>
+            <w:tcW w:w="2600" w:type="dxa"/>
+            <w:tcBorders>
+              <w:top w:val="none" w:sz="0" w:space="0" w:color="FFFFFF"/>
+              <w:left w:val="none" w:sz="0" w:space="0" w:color="FFFFFF"/>
+              <w:bottom w:val="single" w:sz="2" w:space="0" w:color="D9D9D9"/>
+              <w:right w:val="none" w:sz="0" w:space="0" w:color="FFFFFF"/>
+            </w:tcBorders>
+            <w:shd w:val="clear" w:color="auto" w:fill="FFFFFF"/>
+            <w:tcMar>
+              <w:top w:w="80" w:type="dxa"/>
+              <w:left w:w="100" w:type="dxa"/>
+              <w:bottom w:w="80" w:type="dxa"/>
+              <w:right w:w="100" w:type="dxa"/>
+            </w:tcMar>
+            <w:vAlign w:val="center"/>
+          </w:tcPr>
+          <w:p>
+            <w:r>
+              <w:rPr>
+                <w:b w:val="false"/>
+              </w:rPr>
+              <w:t xml:space="preserve">Problema identificado</w:t>
+            </w:r>
+          </w:p>
+        </w:tc>
+        <w:tc>
+          <w:tcPr>
+            <w:tcW w:w="6600" w:type="dxa"/>
+            <w:tcBorders>
+              <w:top w:val="none" w:sz="0" w:space="0" w:color="FFFFFF"/>
+              <w:left w:val="none" w:sz="0" w:space="0" w:color="FFFFFF"/>
+              <w:bottom w:val="single" w:sz="2" w:space="0" w:color="D9D9D9"/>
+              <w:right w:val="none" w:sz="0" w:space="0" w:color="FFFFFF"/>
+            </w:tcBorders>
+            <w:shd w:val="clear" w:color="auto" w:fill="FFFFFF"/>
+            <w:tcMar>
+              <w:top w:w="80" w:type="dxa"/>
+              <w:left w:w="100" w:type="dxa"/>
+              <w:bottom w:w="80" w:type="dxa"/>
+              <w:right w:w="100" w:type="dxa"/>
+            </w:tcMar>
+            <w:vAlign w:val="center"/>
+          </w:tcPr>
+          <w:p>
+            <w:r>
+              <w:rPr>
+                <w:b w:val="false"/>
+              </w:rPr>
+              <w:t xml:space="preserve">Nove bairros foram geocodificados num bairro de mesmo nome em outra parte da cidade (ex.: Jardim Paraíso, Sul, posto em Jardim Paraíso do Sol, Leste), afetando 331 estabelecimentos.</w:t>
+            </w:r>
+          </w:p>
+        </w:tc>
+      </w:tr>
+      <w:tr>
+        <w:tc>
+          <w:tcPr>
+            <w:tcW w:w="2600" w:type="dxa"/>
+            <w:tcBorders>
+              <w:top w:val="none" w:sz="0" w:space="0" w:color="FFFFFF"/>
+              <w:left w:val="none" w:sz="0" w:space="0" w:color="FFFFFF"/>
+              <w:bottom w:val="single" w:sz="2" w:space="0" w:color="D9D9D9"/>
+              <w:right w:val="none" w:sz="0" w:space="0" w:color="FFFFFF"/>
+            </w:tcBorders>
+            <w:shd w:val="clear" w:color="auto" w:fill="FFFFFF"/>
+            <w:tcMar>
+              <w:top w:w="80" w:type="dxa"/>
+              <w:left w:w="100" w:type="dxa"/>
+              <w:bottom w:w="80" w:type="dxa"/>
+              <w:right w:w="100" w:type="dxa"/>
+            </w:tcMar>
+            <w:vAlign w:val="center"/>
+          </w:tcPr>
+          <w:p>
+            <w:r>
+              <w:rPr>
+                <w:b w:val="false"/>
+              </w:rPr>
+              <w:t xml:space="preserve">Decisão adotada</w:t>
+            </w:r>
+          </w:p>
+        </w:tc>
+        <w:tc>
+          <w:tcPr>
+            <w:tcW w:w="6600" w:type="dxa"/>
+            <w:tcBorders>
+              <w:top w:val="none" w:sz="0" w:space="0" w:color="FFFFFF"/>
+              <w:left w:val="none" w:sz="0" w:space="0" w:color="FFFFFF"/>
+              <w:bottom w:val="single" w:sz="2" w:space="0" w:color="D9D9D9"/>
+              <w:right w:val="none" w:sz="0" w:space="0" w:color="FFFFFF"/>
+            </w:tcBorders>
+            <w:shd w:val="clear" w:color="auto" w:fill="FFFFFF"/>
+            <w:tcMar>
+              <w:top w:w="80" w:type="dxa"/>
+              <w:left w:w="100" w:type="dxa"/>
+              <w:bottom w:w="80" w:type="dxa"/>
+              <w:right w:w="100" w:type="dxa"/>
+            </w:tcMar>
+            <w:vAlign w:val="center"/>
+          </w:tcPr>
+          <w:p>
+            <w:r>
+              <w:rPr>
+                <w:b w:val="false"/>
+              </w:rPr>
+              <w:t xml:space="preserve">Manter a região pela lista oficial e marcar esses pontos na coluna Alerta Coordenada; o mapa filtra esses pontos até a correção.</w:t>
+            </w:r>
+          </w:p>
+        </w:tc>
+      </w:tr>
+      <w:tr>
+        <w:tc>
+          <w:tcPr>
+            <w:tcW w:w="2600" w:type="dxa"/>
+            <w:tcBorders>
+              <w:top w:val="none" w:sz="0" w:space="0" w:color="FFFFFF"/>
+              <w:left w:val="none" w:sz="0" w:space="0" w:color="FFFFFF"/>
+              <w:bottom w:val="single" w:sz="2" w:space="0" w:color="D9D9D9"/>
+              <w:right w:val="none" w:sz="0" w:space="0" w:color="FFFFFF"/>
+            </w:tcBorders>
+            <w:shd w:val="clear" w:color="auto" w:fill="FFFFFF"/>
+            <w:tcMar>
+              <w:top w:w="80" w:type="dxa"/>
+              <w:left w:w="100" w:type="dxa"/>
+              <w:bottom w:w="80" w:type="dxa"/>
+              <w:right w:w="100" w:type="dxa"/>
+            </w:tcMar>
+            <w:vAlign w:val="center"/>
+          </w:tcPr>
+          <w:p>
+            <w:r>
+              <w:rPr>
+                <w:b w:val="false"/>
+              </w:rPr>
+              <w:t xml:space="preserve">Justificativa</w:t>
+            </w:r>
+          </w:p>
+        </w:tc>
+        <w:tc>
+          <w:tcPr>
+            <w:tcW w:w="6600" w:type="dxa"/>
+            <w:tcBorders>
+              <w:top w:val="none" w:sz="0" w:space="0" w:color="FFFFFF"/>
+              <w:left w:val="none" w:sz="0" w:space="0" w:color="FFFFFF"/>
+              <w:bottom w:val="single" w:sz="2" w:space="0" w:color="D9D9D9"/>
+              <w:right w:val="none" w:sz="0" w:space="0" w:color="FFFFFF"/>
+            </w:tcBorders>
+            <w:shd w:val="clear" w:color="auto" w:fill="FFFFFF"/>
+            <w:tcMar>
+              <w:top w:w="80" w:type="dxa"/>
+              <w:left w:w="100" w:type="dxa"/>
+              <w:bottom w:w="80" w:type="dxa"/>
+              <w:right w:w="100" w:type="dxa"/>
+            </w:tcMar>
+            <w:vAlign w:val="center"/>
+          </w:tcPr>
+          <w:p>
+            <w:r>
+              <w:rPr>
+                <w:b w:val="false"/>
+              </w:rPr>
+              <w:t xml:space="preserve">A região está certa (confirmada pelo setor do CEP); só o ponto precisa ser refeito.</w:t>
+            </w:r>
+          </w:p>
+        </w:tc>
+      </w:tr>
+      <w:tr>
+        <w:tc>
+          <w:tcPr>
+            <w:tcW w:w="2600" w:type="dxa"/>
+            <w:tcBorders>
+              <w:top w:val="none" w:sz="0" w:space="0" w:color="FFFFFF"/>
+              <w:left w:val="none" w:sz="0" w:space="0" w:color="FFFFFF"/>
+              <w:bottom w:val="single" w:sz="2" w:space="0" w:color="D9D9D9"/>
+              <w:right w:val="none" w:sz="0" w:space="0" w:color="FFFFFF"/>
+            </w:tcBorders>
+            <w:shd w:val="clear" w:color="auto" w:fill="FFFFFF"/>
+            <w:tcMar>
+              <w:top w:w="80" w:type="dxa"/>
+              <w:left w:w="100" w:type="dxa"/>
+              <w:bottom w:w="80" w:type="dxa"/>
+              <w:right w:w="100" w:type="dxa"/>
+            </w:tcMar>
+            <w:vAlign w:val="center"/>
+          </w:tcPr>
+          <w:p>
+            <w:r>
+              <w:rPr>
+                <w:b w:val="false"/>
+              </w:rPr>
+              <w:t xml:space="preserve">Impacto</w:t>
+            </w:r>
+          </w:p>
+        </w:tc>
+        <w:tc>
+          <w:tcPr>
+            <w:tcW w:w="6600" w:type="dxa"/>
+            <w:tcBorders>
+              <w:top w:val="none" w:sz="0" w:space="0" w:color="FFFFFF"/>
+              <w:left w:val="none" w:sz="0" w:space="0" w:color="FFFFFF"/>
+              <w:bottom w:val="single" w:sz="2" w:space="0" w:color="D9D9D9"/>
+              <w:right w:val="none" w:sz="0" w:space="0" w:color="FFFFFF"/>
+            </w:tcBorders>
+            <w:shd w:val="clear" w:color="auto" w:fill="FFFFFF"/>
+            <w:tcMar>
+              <w:top w:w="80" w:type="dxa"/>
+              <w:left w:w="100" w:type="dxa"/>
+              <w:bottom w:w="80" w:type="dxa"/>
+              <w:right w:w="100" w:type="dxa"/>
+            </w:tcMar>
+            <w:vAlign w:val="center"/>
+          </w:tcPr>
+          <w:p>
+            <w:r>
+              <w:rPr>
+                <w:b w:val="false"/>
+              </w:rPr>
+              <w:t xml:space="preserve">331 estabelecimentos fora do mapa de pontos, mas presentes nos gráficos por região.</w:t>
+            </w:r>
+          </w:p>
+        </w:tc>
+      </w:tr>
+      <w:tr>
+        <w:tc>
+          <w:tcPr>
+            <w:tcW w:w="2600" w:type="dxa"/>
+            <w:tcBorders>
+              <w:top w:val="none" w:sz="0" w:space="0" w:color="FFFFFF"/>
+              <w:left w:val="none" w:sz="0" w:space="0" w:color="FFFFFF"/>
+              <w:bottom w:val="single" w:sz="2" w:space="0" w:color="D9D9D9"/>
+              <w:right w:val="none" w:sz="0" w:space="0" w:color="FFFFFF"/>
+            </w:tcBorders>
+            <w:shd w:val="clear" w:color="auto" w:fill="FFFFFF"/>
+            <w:tcMar>
+              <w:top w:w="80" w:type="dxa"/>
+              <w:left w:w="100" w:type="dxa"/>
+              <w:bottom w:w="80" w:type="dxa"/>
+              <w:right w:w="100" w:type="dxa"/>
+            </w:tcMar>
+            <w:vAlign w:val="center"/>
+          </w:tcPr>
+          <w:p>
+            <w:r>
+              <w:rPr>
+                <w:b w:val="false"/>
+              </w:rPr>
+              <w:t xml:space="preserve">User Stories impactadas</w:t>
+            </w:r>
+          </w:p>
+        </w:tc>
+        <w:tc>
+          <w:tcPr>
+            <w:tcW w:w="6600" w:type="dxa"/>
+            <w:tcBorders>
+              <w:top w:val="none" w:sz="0" w:space="0" w:color="FFFFFF"/>
+              <w:left w:val="none" w:sz="0" w:space="0" w:color="FFFFFF"/>
+              <w:bottom w:val="single" w:sz="2" w:space="0" w:color="D9D9D9"/>
+              <w:right w:val="none" w:sz="0" w:space="0" w:color="FFFFFF"/>
+            </w:tcBorders>
+            <w:shd w:val="clear" w:color="auto" w:fill="FFFFFF"/>
+            <w:tcMar>
+              <w:top w:w="80" w:type="dxa"/>
+              <w:left w:w="100" w:type="dxa"/>
+              <w:bottom w:w="80" w:type="dxa"/>
+              <w:right w:w="100" w:type="dxa"/>
+            </w:tcMar>
+            <w:vAlign w:val="center"/>
+          </w:tcPr>
+          <w:p>
+            <w:r>
+              <w:rPr>
+                <w:b w:val="false"/>
+              </w:rPr>
+              <w:t xml:space="preserve">US06</w:t>
+            </w:r>
+          </w:p>
+        </w:tc>
+      </w:tr>
+      <w:tr>
+        <w:tc>
+          <w:tcPr>
+            <w:tcW w:w="2600" w:type="dxa"/>
+            <w:tcBorders>
+              <w:top w:val="none" w:sz="0" w:space="0" w:color="FFFFFF"/>
+              <w:left w:val="none" w:sz="0" w:space="0" w:color="FFFFFF"/>
+              <w:bottom w:val="single" w:sz="2" w:space="0" w:color="D9D9D9"/>
+              <w:right w:val="none" w:sz="0" w:space="0" w:color="FFFFFF"/>
+            </w:tcBorders>
+            <w:shd w:val="clear" w:color="auto" w:fill="FFFFFF"/>
+            <w:tcMar>
+              <w:top w:w="80" w:type="dxa"/>
+              <w:left w:w="100" w:type="dxa"/>
+              <w:bottom w:w="80" w:type="dxa"/>
+              <w:right w:w="100" w:type="dxa"/>
+            </w:tcMar>
+            <w:vAlign w:val="center"/>
+          </w:tcPr>
+          <w:p>
+            <w:r>
+              <w:rPr>
+                <w:b w:val="false"/>
+              </w:rPr>
+              <w:t xml:space="preserve">Status</w:t>
+            </w:r>
+          </w:p>
+        </w:tc>
+        <w:tc>
+          <w:tcPr>
+            <w:tcW w:w="6600" w:type="dxa"/>
+            <w:tcBorders>
+              <w:top w:val="none" w:sz="0" w:space="0" w:color="FFFFFF"/>
+              <w:left w:val="none" w:sz="0" w:space="0" w:color="FFFFFF"/>
+              <w:bottom w:val="single" w:sz="2" w:space="0" w:color="D9D9D9"/>
+              <w:right w:val="none" w:sz="0" w:space="0" w:color="FFFFFF"/>
+            </w:tcBorders>
+            <w:shd w:val="clear" w:color="auto" w:fill="FFFFFF"/>
+            <w:tcMar>
+              <w:top w:w="80" w:type="dxa"/>
+              <w:left w:w="100" w:type="dxa"/>
+              <w:bottom w:w="80" w:type="dxa"/>
+              <w:right w:w="100" w:type="dxa"/>
+            </w:tcMar>
+            <w:vAlign w:val="center"/>
+          </w:tcPr>
+          <w:p>
+            <w:r>
+              <w:rPr>
+                <w:b w:val="false"/>
+              </w:rPr>
+              <w:t xml:space="preserve">Aberta — regeocodificar os 9 bairros na Sprint 3</w:t>
+            </w:r>
+          </w:p>
+        </w:tc>
+      </w:tr>
+    </w:tbl>
+    <w:p>
+      <w:pPr>
+        <w:pStyle w:val="Ttulo3"/>
+      </w:pPr>
+      <w:r>
+        <w:t xml:space="preserve">DEC-018 — CEPs genéricos e sem localização</w:t>
+      </w:r>
+    </w:p>
+    <w:tbl>
+      <w:tblPr>
+        <w:tblW w:w="9200" w:type="dxa"/>
+        <w:tblBorders>
+          <w:top w:val="single" w:sz="4" w:space="0" w:color="auto"/>
+          <w:left w:val="single" w:sz="4" w:space="0" w:color="auto"/>
+          <w:bottom w:val="single" w:sz="4" w:space="0" w:color="auto"/>
+          <w:right w:val="single" w:sz="4" w:space="0" w:color="auto"/>
+          <w:insideH w:val="single" w:sz="4" w:space="0" w:color="auto"/>
+          <w:insideV w:val="single" w:sz="4" w:space="0" w:color="auto"/>
+        </w:tblBorders>
+        <w:tblCellMar>
+          <w:left w:w="10" w:type="dxa"/>
+          <w:right w:w="10" w:type="dxa"/>
+        </w:tblCellMar>
+        <w:tblLook w:val="0000" w:firstRow="0" w:lastRow="0" w:firstColumn="0" w:lastColumn="0" w:noHBand="0" w:noVBand="0"/>
+      </w:tblPr>
+      <w:tblGrid>
+        <w:gridCol w:w="2600"/>
+        <w:gridCol w:w="6600"/>
+      </w:tblGrid>
+      <w:tr>
+        <w:trPr>
+          <w:tblHeader/>
+        </w:trPr>
+        <w:tc>
+          <w:tcPr>
+            <w:tcW w:w="2600" w:type="dxa"/>
+            <w:tcBorders>
+              <w:top w:val="none" w:sz="0" w:space="0" w:color="FFFFFF"/>
+              <w:left w:val="none" w:sz="0" w:space="0" w:color="FFFFFF"/>
+              <w:bottom w:val="single" w:sz="12" w:space="0" w:color="000000"/>
+              <w:right w:val="none" w:sz="0" w:space="0" w:color="FFFFFF"/>
+            </w:tcBorders>
+            <w:shd w:val="clear" w:color="auto" w:fill="FFFFFF"/>
+            <w:tcMar>
+              <w:top w:w="80" w:type="dxa"/>
+              <w:left w:w="100" w:type="dxa"/>
+              <w:bottom w:w="80" w:type="dxa"/>
+              <w:right w:w="100" w:type="dxa"/>
+            </w:tcMar>
+            <w:vAlign w:val="center"/>
+          </w:tcPr>
+          <w:p>
+            <w:r>
+              <w:rPr>
+                <w:b/>
+                <w:bCs/>
+              </w:rPr>
+              <w:t xml:space="preserve">Campo</w:t>
+            </w:r>
+          </w:p>
+        </w:tc>
+        <w:tc>
+          <w:tcPr>
+            <w:tcW w:w="6600" w:type="dxa"/>
+            <w:tcBorders>
+              <w:top w:val="none" w:sz="0" w:space="0" w:color="FFFFFF"/>
+              <w:left w:val="none" w:sz="0" w:space="0" w:color="FFFFFF"/>
+              <w:bottom w:val="single" w:sz="12" w:space="0" w:color="000000"/>
+              <w:right w:val="none" w:sz="0" w:space="0" w:color="FFFFFF"/>
+            </w:tcBorders>
+            <w:shd w:val="clear" w:color="auto" w:fill="FFFFFF"/>
+            <w:tcMar>
+              <w:top w:w="80" w:type="dxa"/>
+              <w:left w:w="100" w:type="dxa"/>
+              <w:bottom w:w="80" w:type="dxa"/>
+              <w:right w:w="100" w:type="dxa"/>
+            </w:tcMar>
+            <w:vAlign w:val="center"/>
+          </w:tcPr>
+          <w:p>
+            <w:r>
+              <w:rPr>
+                <w:b/>
+                <w:bCs/>
+              </w:rPr>
+              <w:t xml:space="preserve">Descrição</w:t>
+            </w:r>
+          </w:p>
+        </w:tc>
+      </w:tr>
+      <w:tr>
+        <w:tc>
+          <w:tcPr>
+            <w:tcW w:w="2600" w:type="dxa"/>
+            <w:tcBorders>
+              <w:top w:val="none" w:sz="0" w:space="0" w:color="FFFFFF"/>
+              <w:left w:val="none" w:sz="0" w:space="0" w:color="FFFFFF"/>
+              <w:bottom w:val="single" w:sz="2" w:space="0" w:color="D9D9D9"/>
+              <w:right w:val="none" w:sz="0" w:space="0" w:color="FFFFFF"/>
+            </w:tcBorders>
+            <w:shd w:val="clear" w:color="auto" w:fill="FFFFFF"/>
+            <w:tcMar>
+              <w:top w:w="80" w:type="dxa"/>
+              <w:left w:w="100" w:type="dxa"/>
+              <w:bottom w:w="80" w:type="dxa"/>
+              <w:right w:w="100" w:type="dxa"/>
+            </w:tcMar>
+            <w:vAlign w:val="center"/>
+          </w:tcPr>
+          <w:p>
+            <w:r>
+              <w:rPr>
+                <w:b w:val="false"/>
+              </w:rPr>
+              <w:t xml:space="preserve">Problema identificado</w:t>
+            </w:r>
+          </w:p>
+        </w:tc>
+        <w:tc>
+          <w:tcPr>
+            <w:tcW w:w="6600" w:type="dxa"/>
+            <w:tcBorders>
+              <w:top w:val="none" w:sz="0" w:space="0" w:color="FFFFFF"/>
+              <w:left w:val="none" w:sz="0" w:space="0" w:color="FFFFFF"/>
+              <w:bottom w:val="single" w:sz="2" w:space="0" w:color="D9D9D9"/>
+              <w:right w:val="none" w:sz="0" w:space="0" w:color="FFFFFF"/>
+            </w:tcBorders>
+            <w:shd w:val="clear" w:color="auto" w:fill="FFFFFF"/>
+            <w:tcMar>
+              <w:top w:w="80" w:type="dxa"/>
+              <w:left w:w="100" w:type="dxa"/>
+              <w:bottom w:w="80" w:type="dxa"/>
+              <w:right w:w="100" w:type="dxa"/>
+            </w:tcMar>
+            <w:vAlign w:val="center"/>
+          </w:tcPr>
+          <w:p>
+            <w:r>
+              <w:rPr>
+                <w:b w:val="false"/>
+              </w:rPr>
+              <w:t xml:space="preserve">5.259 estabelecimentos usam CEPs terminados em 000 (grandes avenidas, que atravessam vários bairros) e 4.994 têm bairro não encontrado pelo geocodificador; 5 têm o CEP geral da cidade ou CEP zero.</w:t>
+            </w:r>
+          </w:p>
+        </w:tc>
+      </w:tr>
+      <w:tr>
+        <w:tc>
+          <w:tcPr>
+            <w:tcW w:w="2600" w:type="dxa"/>
+            <w:tcBorders>
+              <w:top w:val="none" w:sz="0" w:space="0" w:color="FFFFFF"/>
+              <w:left w:val="none" w:sz="0" w:space="0" w:color="FFFFFF"/>
+              <w:bottom w:val="single" w:sz="2" w:space="0" w:color="D9D9D9"/>
+              <w:right w:val="none" w:sz="0" w:space="0" w:color="FFFFFF"/>
+            </w:tcBorders>
+            <w:shd w:val="clear" w:color="auto" w:fill="FFFFFF"/>
+            <w:tcMar>
+              <w:top w:w="80" w:type="dxa"/>
+              <w:left w:w="100" w:type="dxa"/>
+              <w:bottom w:w="80" w:type="dxa"/>
+              <w:right w:w="100" w:type="dxa"/>
+            </w:tcMar>
+            <w:vAlign w:val="center"/>
+          </w:tcPr>
+          <w:p>
+            <w:r>
+              <w:rPr>
+                <w:b w:val="false"/>
+              </w:rPr>
+              <w:t xml:space="preserve">Decisão adotada</w:t>
+            </w:r>
+          </w:p>
+        </w:tc>
+        <w:tc>
+          <w:tcPr>
+            <w:tcW w:w="6600" w:type="dxa"/>
+            <w:tcBorders>
+              <w:top w:val="none" w:sz="0" w:space="0" w:color="FFFFFF"/>
+              <w:left w:val="none" w:sz="0" w:space="0" w:color="FFFFFF"/>
+              <w:bottom w:val="single" w:sz="2" w:space="0" w:color="D9D9D9"/>
+              <w:right w:val="none" w:sz="0" w:space="0" w:color="FFFFFF"/>
+            </w:tcBorders>
+            <w:shd w:val="clear" w:color="auto" w:fill="FFFFFF"/>
+            <w:tcMar>
+              <w:top w:w="80" w:type="dxa"/>
+              <w:left w:w="100" w:type="dxa"/>
+              <w:bottom w:w="80" w:type="dxa"/>
+              <w:right w:w="100" w:type="dxa"/>
+            </w:tcMar>
+            <w:vAlign w:val="center"/>
+          </w:tcPr>
+          <w:p>
+            <w:r>
+              <w:rPr>
+                <w:b w:val="false"/>
+              </w:rPr>
+              <w:t xml:space="preserve">CEPs genéricos ficam sem ponto no mapa e recebem a região pelo bairro da avenida (confiabilidade Média). Os 5 sem localização ficam como “Não classificado”.</w:t>
+            </w:r>
+          </w:p>
+        </w:tc>
+      </w:tr>
+      <w:tr>
+        <w:tc>
+          <w:tcPr>
+            <w:tcW w:w="2600" w:type="dxa"/>
+            <w:tcBorders>
+              <w:top w:val="none" w:sz="0" w:space="0" w:color="FFFFFF"/>
+              <w:left w:val="none" w:sz="0" w:space="0" w:color="FFFFFF"/>
+              <w:bottom w:val="single" w:sz="2" w:space="0" w:color="D9D9D9"/>
+              <w:right w:val="none" w:sz="0" w:space="0" w:color="FFFFFF"/>
+            </w:tcBorders>
+            <w:shd w:val="clear" w:color="auto" w:fill="FFFFFF"/>
+            <w:tcMar>
+              <w:top w:w="80" w:type="dxa"/>
+              <w:left w:w="100" w:type="dxa"/>
+              <w:bottom w:w="80" w:type="dxa"/>
+              <w:right w:w="100" w:type="dxa"/>
+            </w:tcMar>
+            <w:vAlign w:val="center"/>
+          </w:tcPr>
+          <w:p>
+            <w:r>
+              <w:rPr>
+                <w:b w:val="false"/>
+              </w:rPr>
+              <w:t xml:space="preserve">Justificativa</w:t>
+            </w:r>
+          </w:p>
+        </w:tc>
+        <w:tc>
+          <w:tcPr>
+            <w:tcW w:w="6600" w:type="dxa"/>
+            <w:tcBorders>
+              <w:top w:val="none" w:sz="0" w:space="0" w:color="FFFFFF"/>
+              <w:left w:val="none" w:sz="0" w:space="0" w:color="FFFFFF"/>
+              <w:bottom w:val="single" w:sz="2" w:space="0" w:color="D9D9D9"/>
+              <w:right w:val="none" w:sz="0" w:space="0" w:color="FFFFFF"/>
+            </w:tcBorders>
+            <w:shd w:val="clear" w:color="auto" w:fill="FFFFFF"/>
+            <w:tcMar>
+              <w:top w:w="80" w:type="dxa"/>
+              <w:left w:w="100" w:type="dxa"/>
+              <w:bottom w:w="80" w:type="dxa"/>
+              <w:right w:w="100" w:type="dxa"/>
+            </w:tcMar>
+            <w:vAlign w:val="center"/>
+          </w:tcPr>
+          <w:p>
+            <w:r>
+              <w:rPr>
+                <w:b w:val="false"/>
+              </w:rPr>
+              <w:t xml:space="preserve">Um ponto no centro de uma avenida longa seria enganoso; a região, por outro lado, raramente muda ao longo dela.</w:t>
+            </w:r>
+          </w:p>
+        </w:tc>
+      </w:tr>
+      <w:tr>
+        <w:tc>
+          <w:tcPr>
+            <w:tcW w:w="2600" w:type="dxa"/>
+            <w:tcBorders>
+              <w:top w:val="none" w:sz="0" w:space="0" w:color="FFFFFF"/>
+              <w:left w:val="none" w:sz="0" w:space="0" w:color="FFFFFF"/>
+              <w:bottom w:val="single" w:sz="2" w:space="0" w:color="D9D9D9"/>
+              <w:right w:val="none" w:sz="0" w:space="0" w:color="FFFFFF"/>
+            </w:tcBorders>
+            <w:shd w:val="clear" w:color="auto" w:fill="FFFFFF"/>
+            <w:tcMar>
+              <w:top w:w="80" w:type="dxa"/>
+              <w:left w:w="100" w:type="dxa"/>
+              <w:bottom w:w="80" w:type="dxa"/>
+              <w:right w:w="100" w:type="dxa"/>
+            </w:tcMar>
+            <w:vAlign w:val="center"/>
+          </w:tcPr>
+          <w:p>
+            <w:r>
+              <w:rPr>
+                <w:b w:val="false"/>
+              </w:rPr>
+              <w:t xml:space="preserve">Impacto</w:t>
+            </w:r>
+          </w:p>
+        </w:tc>
+        <w:tc>
+          <w:tcPr>
+            <w:tcW w:w="6600" w:type="dxa"/>
+            <w:tcBorders>
+              <w:top w:val="none" w:sz="0" w:space="0" w:color="FFFFFF"/>
+              <w:left w:val="none" w:sz="0" w:space="0" w:color="FFFFFF"/>
+              <w:bottom w:val="single" w:sz="2" w:space="0" w:color="D9D9D9"/>
+              <w:right w:val="none" w:sz="0" w:space="0" w:color="FFFFFF"/>
+            </w:tcBorders>
+            <w:shd w:val="clear" w:color="auto" w:fill="FFFFFF"/>
+            <w:tcMar>
+              <w:top w:w="80" w:type="dxa"/>
+              <w:left w:w="100" w:type="dxa"/>
+              <w:bottom w:w="80" w:type="dxa"/>
+              <w:right w:w="100" w:type="dxa"/>
+            </w:tcMar>
+            <w:vAlign w:val="center"/>
+          </w:tcPr>
+          <w:p>
+            <w:r>
+              <w:rPr>
+                <w:b w:val="false"/>
+              </w:rPr>
+              <w:t xml:space="preserve">10.255 estabelecimentos sem ponto no mapa, todos com região (exceto os 5).</w:t>
+            </w:r>
+          </w:p>
+        </w:tc>
+      </w:tr>
+      <w:tr>
+        <w:tc>
+          <w:tcPr>
+            <w:tcW w:w="2600" w:type="dxa"/>
+            <w:tcBorders>
+              <w:top w:val="none" w:sz="0" w:space="0" w:color="FFFFFF"/>
+              <w:left w:val="none" w:sz="0" w:space="0" w:color="FFFFFF"/>
+              <w:bottom w:val="single" w:sz="2" w:space="0" w:color="D9D9D9"/>
+              <w:right w:val="none" w:sz="0" w:space="0" w:color="FFFFFF"/>
+            </w:tcBorders>
+            <w:shd w:val="clear" w:color="auto" w:fill="FFFFFF"/>
+            <w:tcMar>
+              <w:top w:w="80" w:type="dxa"/>
+              <w:left w:w="100" w:type="dxa"/>
+              <w:bottom w:w="80" w:type="dxa"/>
+              <w:right w:w="100" w:type="dxa"/>
+            </w:tcMar>
+            <w:vAlign w:val="center"/>
+          </w:tcPr>
+          <w:p>
+            <w:r>
+              <w:rPr>
+                <w:b w:val="false"/>
+              </w:rPr>
+              <w:t xml:space="preserve">User Stories impactadas</w:t>
+            </w:r>
+          </w:p>
+        </w:tc>
+        <w:tc>
+          <w:tcPr>
+            <w:tcW w:w="6600" w:type="dxa"/>
+            <w:tcBorders>
+              <w:top w:val="none" w:sz="0" w:space="0" w:color="FFFFFF"/>
+              <w:left w:val="none" w:sz="0" w:space="0" w:color="FFFFFF"/>
+              <w:bottom w:val="single" w:sz="2" w:space="0" w:color="D9D9D9"/>
+              <w:right w:val="none" w:sz="0" w:space="0" w:color="FFFFFF"/>
+            </w:tcBorders>
+            <w:shd w:val="clear" w:color="auto" w:fill="FFFFFF"/>
+            <w:tcMar>
+              <w:top w:w="80" w:type="dxa"/>
+              <w:left w:w="100" w:type="dxa"/>
+              <w:bottom w:w="80" w:type="dxa"/>
+              <w:right w:w="100" w:type="dxa"/>
+            </w:tcMar>
+            <w:vAlign w:val="center"/>
+          </w:tcPr>
+          <w:p>
+            <w:r>
+              <w:rPr>
+                <w:b w:val="false"/>
+              </w:rPr>
+              <w:t xml:space="preserve">US06</w:t>
+            </w:r>
+          </w:p>
+        </w:tc>
+      </w:tr>
+      <w:tr>
+        <w:tc>
+          <w:tcPr>
+            <w:tcW w:w="2600" w:type="dxa"/>
+            <w:tcBorders>
+              <w:top w:val="none" w:sz="0" w:space="0" w:color="FFFFFF"/>
+              <w:left w:val="none" w:sz="0" w:space="0" w:color="FFFFFF"/>
+              <w:bottom w:val="single" w:sz="2" w:space="0" w:color="D9D9D9"/>
+              <w:right w:val="none" w:sz="0" w:space="0" w:color="FFFFFF"/>
+            </w:tcBorders>
+            <w:shd w:val="clear" w:color="auto" w:fill="FFFFFF"/>
+            <w:tcMar>
+              <w:top w:w="80" w:type="dxa"/>
+              <w:left w:w="100" w:type="dxa"/>
+              <w:bottom w:w="80" w:type="dxa"/>
+              <w:right w:w="100" w:type="dxa"/>
+            </w:tcMar>
+            <w:vAlign w:val="center"/>
+          </w:tcPr>
+          <w:p>
+            <w:r>
+              <w:rPr>
+                <w:b w:val="false"/>
+              </w:rPr>
+              <w:t xml:space="preserve">Status</w:t>
+            </w:r>
+          </w:p>
+        </w:tc>
+        <w:tc>
+          <w:tcPr>
+            <w:tcW w:w="6600" w:type="dxa"/>
+            <w:tcBorders>
+              <w:top w:val="none" w:sz="0" w:space="0" w:color="FFFFFF"/>
+              <w:left w:val="none" w:sz="0" w:space="0" w:color="FFFFFF"/>
+              <w:bottom w:val="single" w:sz="2" w:space="0" w:color="D9D9D9"/>
+              <w:right w:val="none" w:sz="0" w:space="0" w:color="FFFFFF"/>
+            </w:tcBorders>
+            <w:shd w:val="clear" w:color="auto" w:fill="FFFFFF"/>
+            <w:tcMar>
+              <w:top w:w="80" w:type="dxa"/>
+              <w:left w:w="100" w:type="dxa"/>
+              <w:bottom w:w="80" w:type="dxa"/>
+              <w:right w:w="100" w:type="dxa"/>
+            </w:tcMar>
+            <w:vAlign w:val="center"/>
+          </w:tcPr>
+          <w:p>
+            <w:r>
+              <w:rPr>
+                <w:b w:val="false"/>
+              </w:rPr>
+              <w:t xml:space="preserve">Fechada — geocodificação dos bairros não encontrados fica na Sprint 3</w:t>
+            </w:r>
+          </w:p>
+        </w:tc>
+      </w:tr>
+    </w:tbl>
+    <w:p>
+      <w:pPr>
+        <w:pStyle w:val="Ttulo3"/>
+      </w:pPr>
+      <w:r>
+        <w:t xml:space="preserve">DEC-019 — Situação detalhada do estabelecimento</w:t>
+      </w:r>
+    </w:p>
+    <w:tbl>
+      <w:tblPr>
+        <w:tblW w:w="9200" w:type="dxa"/>
+        <w:tblBorders>
+          <w:top w:val="single" w:sz="4" w:space="0" w:color="auto"/>
+          <w:left w:val="single" w:sz="4" w:space="0" w:color="auto"/>
+          <w:bottom w:val="single" w:sz="4" w:space="0" w:color="auto"/>
+          <w:right w:val="single" w:sz="4" w:space="0" w:color="auto"/>
+          <w:insideH w:val="single" w:sz="4" w:space="0" w:color="auto"/>
+          <w:insideV w:val="single" w:sz="4" w:space="0" w:color="auto"/>
+        </w:tblBorders>
+        <w:tblCellMar>
+          <w:left w:w="10" w:type="dxa"/>
+          <w:right w:w="10" w:type="dxa"/>
+        </w:tblCellMar>
+        <w:tblLook w:val="0000" w:firstRow="0" w:lastRow="0" w:firstColumn="0" w:lastColumn="0" w:noHBand="0" w:noVBand="0"/>
+      </w:tblPr>
+      <w:tblGrid>
+        <w:gridCol w:w="2600"/>
+        <w:gridCol w:w="6600"/>
+      </w:tblGrid>
+      <w:tr>
+        <w:trPr>
+          <w:tblHeader/>
+        </w:trPr>
+        <w:tc>
+          <w:tcPr>
+            <w:tcW w:w="2600" w:type="dxa"/>
+            <w:tcBorders>
+              <w:top w:val="none" w:sz="0" w:space="0" w:color="FFFFFF"/>
+              <w:left w:val="none" w:sz="0" w:space="0" w:color="FFFFFF"/>
+              <w:bottom w:val="single" w:sz="12" w:space="0" w:color="000000"/>
+              <w:right w:val="none" w:sz="0" w:space="0" w:color="FFFFFF"/>
+            </w:tcBorders>
+            <w:shd w:val="clear" w:color="auto" w:fill="FFFFFF"/>
+            <w:tcMar>
+              <w:top w:w="80" w:type="dxa"/>
+              <w:left w:w="100" w:type="dxa"/>
+              <w:bottom w:w="80" w:type="dxa"/>
+              <w:right w:w="100" w:type="dxa"/>
+            </w:tcMar>
+            <w:vAlign w:val="center"/>
+          </w:tcPr>
+          <w:p>
+            <w:r>
+              <w:rPr>
+                <w:b/>
+                <w:bCs/>
+              </w:rPr>
+              <w:t xml:space="preserve">Campo</w:t>
+            </w:r>
+          </w:p>
+        </w:tc>
+        <w:tc>
+          <w:tcPr>
+            <w:tcW w:w="6600" w:type="dxa"/>
+            <w:tcBorders>
+              <w:top w:val="none" w:sz="0" w:space="0" w:color="FFFFFF"/>
+              <w:left w:val="none" w:sz="0" w:space="0" w:color="FFFFFF"/>
+              <w:bottom w:val="single" w:sz="12" w:space="0" w:color="000000"/>
+              <w:right w:val="none" w:sz="0" w:space="0" w:color="FFFFFF"/>
+            </w:tcBorders>
+            <w:shd w:val="clear" w:color="auto" w:fill="FFFFFF"/>
+            <w:tcMar>
+              <w:top w:w="80" w:type="dxa"/>
+              <w:left w:w="100" w:type="dxa"/>
+              <w:bottom w:w="80" w:type="dxa"/>
+              <w:right w:w="100" w:type="dxa"/>
+            </w:tcMar>
+            <w:vAlign w:val="center"/>
+          </w:tcPr>
+          <w:p>
+            <w:r>
+              <w:rPr>
+                <w:b/>
+                <w:bCs/>
+              </w:rPr>
+              <w:t xml:space="preserve">Descrição</w:t>
+            </w:r>
+          </w:p>
+        </w:tc>
+      </w:tr>
+      <w:tr>
+        <w:tc>
+          <w:tcPr>
+            <w:tcW w:w="2600" w:type="dxa"/>
+            <w:tcBorders>
+              <w:top w:val="none" w:sz="0" w:space="0" w:color="FFFFFF"/>
+              <w:left w:val="none" w:sz="0" w:space="0" w:color="FFFFFF"/>
+              <w:bottom w:val="single" w:sz="2" w:space="0" w:color="D9D9D9"/>
+              <w:right w:val="none" w:sz="0" w:space="0" w:color="FFFFFF"/>
+            </w:tcBorders>
+            <w:shd w:val="clear" w:color="auto" w:fill="FFFFFF"/>
+            <w:tcMar>
+              <w:top w:w="80" w:type="dxa"/>
+              <w:left w:w="100" w:type="dxa"/>
+              <w:bottom w:w="80" w:type="dxa"/>
+              <w:right w:w="100" w:type="dxa"/>
+            </w:tcMar>
+            <w:vAlign w:val="center"/>
+          </w:tcPr>
+          <w:p>
+            <w:r>
+              <w:rPr>
+                <w:b w:val="false"/>
+              </w:rPr>
+              <w:t xml:space="preserve">Problema identificado</w:t>
+            </w:r>
+          </w:p>
+        </w:tc>
+        <w:tc>
+          <w:tcPr>
+            <w:tcW w:w="6600" w:type="dxa"/>
+            <w:tcBorders>
+              <w:top w:val="none" w:sz="0" w:space="0" w:color="FFFFFF"/>
+              <w:left w:val="none" w:sz="0" w:space="0" w:color="FFFFFF"/>
+              <w:bottom w:val="single" w:sz="2" w:space="0" w:color="D9D9D9"/>
+              <w:right w:val="none" w:sz="0" w:space="0" w:color="FFFFFF"/>
+            </w:tcBorders>
+            <w:shd w:val="clear" w:color="auto" w:fill="FFFFFF"/>
+            <w:tcMar>
+              <w:top w:w="80" w:type="dxa"/>
+              <w:left w:w="100" w:type="dxa"/>
+              <w:bottom w:w="80" w:type="dxa"/>
+              <w:right w:w="100" w:type="dxa"/>
+            </w:tcMar>
+            <w:vAlign w:val="center"/>
+          </w:tcPr>
+          <w:p>
+            <w:r>
+              <w:rPr>
+                <w:b w:val="false"/>
+              </w:rPr>
+              <w:t xml:space="preserve">A situação “Com vínculo” do painel (RAIS positiva, 16.816) inclui 1.758 estabelecimentos que tiveram empregados no ano, mas fecharam 2024 com zero vínculos ativos.</w:t>
+            </w:r>
+          </w:p>
+        </w:tc>
+      </w:tr>
+      <w:tr>
+        <w:tc>
+          <w:tcPr>
+            <w:tcW w:w="2600" w:type="dxa"/>
+            <w:tcBorders>
+              <w:top w:val="none" w:sz="0" w:space="0" w:color="FFFFFF"/>
+              <w:left w:val="none" w:sz="0" w:space="0" w:color="FFFFFF"/>
+              <w:bottom w:val="single" w:sz="2" w:space="0" w:color="D9D9D9"/>
+              <w:right w:val="none" w:sz="0" w:space="0" w:color="FFFFFF"/>
+            </w:tcBorders>
+            <w:shd w:val="clear" w:color="auto" w:fill="FFFFFF"/>
+            <w:tcMar>
+              <w:top w:w="80" w:type="dxa"/>
+              <w:left w:w="100" w:type="dxa"/>
+              <w:bottom w:w="80" w:type="dxa"/>
+              <w:right w:w="100" w:type="dxa"/>
+            </w:tcMar>
+            <w:vAlign w:val="center"/>
+          </w:tcPr>
+          <w:p>
+            <w:r>
+              <w:rPr>
+                <w:b w:val="false"/>
+              </w:rPr>
+              <w:t xml:space="preserve">Decisão adotada</w:t>
+            </w:r>
+          </w:p>
+        </w:tc>
+        <w:tc>
+          <w:tcPr>
+            <w:tcW w:w="6600" w:type="dxa"/>
+            <w:tcBorders>
+              <w:top w:val="none" w:sz="0" w:space="0" w:color="FFFFFF"/>
+              <w:left w:val="none" w:sz="0" w:space="0" w:color="FFFFFF"/>
+              <w:bottom w:val="single" w:sz="2" w:space="0" w:color="D9D9D9"/>
+              <w:right w:val="none" w:sz="0" w:space="0" w:color="FFFFFF"/>
+            </w:tcBorders>
+            <w:shd w:val="clear" w:color="auto" w:fill="FFFFFF"/>
+            <w:tcMar>
+              <w:top w:w="80" w:type="dxa"/>
+              <w:left w:w="100" w:type="dxa"/>
+              <w:bottom w:w="80" w:type="dxa"/>
+              <w:right w:w="100" w:type="dxa"/>
+            </w:tcMar>
+            <w:vAlign w:val="center"/>
+          </w:tcPr>
+          <w:p>
+            <w:r>
+              <w:rPr>
+                <w:b w:val="false"/>
+              </w:rPr>
+              <w:t xml:space="preserve">Manter a coluna Situação Vínculo como no painel (DEC-011) e criar a coluna Situação Detalhada com quatro categorias: com vínculos em 31/12 (15.058), sem vínculos em 31/12 não negativa (1.758), RAIS negativa (30.470) e indicador 2 (53).</w:t>
+            </w:r>
+          </w:p>
+        </w:tc>
+      </w:tr>
+      <w:tr>
+        <w:tc>
+          <w:tcPr>
+            <w:tcW w:w="2600" w:type="dxa"/>
+            <w:tcBorders>
+              <w:top w:val="none" w:sz="0" w:space="0" w:color="FFFFFF"/>
+              <w:left w:val="none" w:sz="0" w:space="0" w:color="FFFFFF"/>
+              <w:bottom w:val="single" w:sz="2" w:space="0" w:color="D9D9D9"/>
+              <w:right w:val="none" w:sz="0" w:space="0" w:color="FFFFFF"/>
+            </w:tcBorders>
+            <w:shd w:val="clear" w:color="auto" w:fill="FFFFFF"/>
+            <w:tcMar>
+              <w:top w:w="80" w:type="dxa"/>
+              <w:left w:w="100" w:type="dxa"/>
+              <w:bottom w:w="80" w:type="dxa"/>
+              <w:right w:w="100" w:type="dxa"/>
+            </w:tcMar>
+            <w:vAlign w:val="center"/>
+          </w:tcPr>
+          <w:p>
+            <w:r>
+              <w:rPr>
+                <w:b w:val="false"/>
+              </w:rPr>
+              <w:t xml:space="preserve">Justificativa</w:t>
+            </w:r>
+          </w:p>
+        </w:tc>
+        <w:tc>
+          <w:tcPr>
+            <w:tcW w:w="6600" w:type="dxa"/>
+            <w:tcBorders>
+              <w:top w:val="none" w:sz="0" w:space="0" w:color="FFFFFF"/>
+              <w:left w:val="none" w:sz="0" w:space="0" w:color="FFFFFF"/>
+              <w:bottom w:val="single" w:sz="2" w:space="0" w:color="D9D9D9"/>
+              <w:right w:val="none" w:sz="0" w:space="0" w:color="FFFFFF"/>
+            </w:tcBorders>
+            <w:shd w:val="clear" w:color="auto" w:fill="FFFFFF"/>
+            <w:tcMar>
+              <w:top w:w="80" w:type="dxa"/>
+              <w:left w:w="100" w:type="dxa"/>
+              <w:bottom w:w="80" w:type="dxa"/>
+              <w:right w:w="100" w:type="dxa"/>
+            </w:tcMar>
+            <w:vAlign w:val="center"/>
+          </w:tcPr>
+          <w:p>
+            <w:r>
+              <w:rPr>
+                <w:b w:val="false"/>
+              </w:rPr>
+              <w:t xml:space="preserve">Preserva os números atuais do painel e permite a leitura correta de “empregos em 31/12”.</w:t>
+            </w:r>
+          </w:p>
+        </w:tc>
+      </w:tr>
+      <w:tr>
+        <w:tc>
+          <w:tcPr>
+            <w:tcW w:w="2600" w:type="dxa"/>
+            <w:tcBorders>
+              <w:top w:val="none" w:sz="0" w:space="0" w:color="FFFFFF"/>
+              <w:left w:val="none" w:sz="0" w:space="0" w:color="FFFFFF"/>
+              <w:bottom w:val="single" w:sz="2" w:space="0" w:color="D9D9D9"/>
+              <w:right w:val="none" w:sz="0" w:space="0" w:color="FFFFFF"/>
+            </w:tcBorders>
+            <w:shd w:val="clear" w:color="auto" w:fill="FFFFFF"/>
+            <w:tcMar>
+              <w:top w:w="80" w:type="dxa"/>
+              <w:left w:w="100" w:type="dxa"/>
+              <w:bottom w:w="80" w:type="dxa"/>
+              <w:right w:w="100" w:type="dxa"/>
+            </w:tcMar>
+            <w:vAlign w:val="center"/>
+          </w:tcPr>
+          <w:p>
+            <w:r>
+              <w:rPr>
+                <w:b w:val="false"/>
+              </w:rPr>
+              <w:t xml:space="preserve">Impacto</w:t>
+            </w:r>
+          </w:p>
+        </w:tc>
+        <w:tc>
+          <w:tcPr>
+            <w:tcW w:w="6600" w:type="dxa"/>
+            <w:tcBorders>
+              <w:top w:val="none" w:sz="0" w:space="0" w:color="FFFFFF"/>
+              <w:left w:val="none" w:sz="0" w:space="0" w:color="FFFFFF"/>
+              <w:bottom w:val="single" w:sz="2" w:space="0" w:color="D9D9D9"/>
+              <w:right w:val="none" w:sz="0" w:space="0" w:color="FFFFFF"/>
+            </w:tcBorders>
+            <w:shd w:val="clear" w:color="auto" w:fill="FFFFFF"/>
+            <w:tcMar>
+              <w:top w:w="80" w:type="dxa"/>
+              <w:left w:w="100" w:type="dxa"/>
+              <w:bottom w:w="80" w:type="dxa"/>
+              <w:right w:w="100" w:type="dxa"/>
+            </w:tcMar>
+            <w:vAlign w:val="center"/>
+          </w:tcPr>
+          <w:p>
+            <w:r>
+              <w:rPr>
+                <w:b w:val="false"/>
+              </w:rPr>
+              <w:t xml:space="preserve">Novas medidas podem contar só quem tinha empregados em 31/12; textos do painel devem distinguir estabelecimentos de vínculos.</w:t>
+            </w:r>
+          </w:p>
+        </w:tc>
+      </w:tr>
+      <w:tr>
+        <w:tc>
+          <w:tcPr>
+            <w:tcW w:w="2600" w:type="dxa"/>
+            <w:tcBorders>
+              <w:top w:val="none" w:sz="0" w:space="0" w:color="FFFFFF"/>
+              <w:left w:val="none" w:sz="0" w:space="0" w:color="FFFFFF"/>
+              <w:bottom w:val="single" w:sz="2" w:space="0" w:color="D9D9D9"/>
+              <w:right w:val="none" w:sz="0" w:space="0" w:color="FFFFFF"/>
+            </w:tcBorders>
+            <w:shd w:val="clear" w:color="auto" w:fill="FFFFFF"/>
+            <w:tcMar>
+              <w:top w:w="80" w:type="dxa"/>
+              <w:left w:w="100" w:type="dxa"/>
+              <w:bottom w:w="80" w:type="dxa"/>
+              <w:right w:w="100" w:type="dxa"/>
+            </w:tcMar>
+            <w:vAlign w:val="center"/>
+          </w:tcPr>
+          <w:p>
+            <w:r>
+              <w:rPr>
+                <w:b w:val="false"/>
+              </w:rPr>
+              <w:t xml:space="preserve">User Stories impactadas</w:t>
+            </w:r>
+          </w:p>
+        </w:tc>
+        <w:tc>
+          <w:tcPr>
+            <w:tcW w:w="6600" w:type="dxa"/>
+            <w:tcBorders>
+              <w:top w:val="none" w:sz="0" w:space="0" w:color="FFFFFF"/>
+              <w:left w:val="none" w:sz="0" w:space="0" w:color="FFFFFF"/>
+              <w:bottom w:val="single" w:sz="2" w:space="0" w:color="D9D9D9"/>
+              <w:right w:val="none" w:sz="0" w:space="0" w:color="FFFFFF"/>
+            </w:tcBorders>
+            <w:shd w:val="clear" w:color="auto" w:fill="FFFFFF"/>
+            <w:tcMar>
+              <w:top w:w="80" w:type="dxa"/>
+              <w:left w:w="100" w:type="dxa"/>
+              <w:bottom w:w="80" w:type="dxa"/>
+              <w:right w:w="100" w:type="dxa"/>
+            </w:tcMar>
+            <w:vAlign w:val="center"/>
+          </w:tcPr>
+          <w:p>
+            <w:r>
+              <w:rPr>
+                <w:b w:val="false"/>
+              </w:rPr>
+              <w:t xml:space="preserve">US07, US08</w:t>
+            </w:r>
+          </w:p>
+        </w:tc>
+      </w:tr>
+      <w:tr>
+        <w:tc>
+          <w:tcPr>
+            <w:tcW w:w="2600" w:type="dxa"/>
+            <w:tcBorders>
+              <w:top w:val="none" w:sz="0" w:space="0" w:color="FFFFFF"/>
+              <w:left w:val="none" w:sz="0" w:space="0" w:color="FFFFFF"/>
+              <w:bottom w:val="single" w:sz="2" w:space="0" w:color="D9D9D9"/>
+              <w:right w:val="none" w:sz="0" w:space="0" w:color="FFFFFF"/>
+            </w:tcBorders>
+            <w:shd w:val="clear" w:color="auto" w:fill="FFFFFF"/>
+            <w:tcMar>
+              <w:top w:w="80" w:type="dxa"/>
+              <w:left w:w="100" w:type="dxa"/>
+              <w:bottom w:w="80" w:type="dxa"/>
+              <w:right w:w="100" w:type="dxa"/>
+            </w:tcMar>
+            <w:vAlign w:val="center"/>
+          </w:tcPr>
+          <w:p>
+            <w:r>
+              <w:rPr>
+                <w:b w:val="false"/>
+              </w:rPr>
+              <w:t xml:space="preserve">Status</w:t>
+            </w:r>
+          </w:p>
+        </w:tc>
+        <w:tc>
+          <w:tcPr>
+            <w:tcW w:w="6600" w:type="dxa"/>
+            <w:tcBorders>
+              <w:top w:val="none" w:sz="0" w:space="0" w:color="FFFFFF"/>
+              <w:left w:val="none" w:sz="0" w:space="0" w:color="FFFFFF"/>
+              <w:bottom w:val="single" w:sz="2" w:space="0" w:color="D9D9D9"/>
+              <w:right w:val="none" w:sz="0" w:space="0" w:color="FFFFFF"/>
+            </w:tcBorders>
+            <w:shd w:val="clear" w:color="auto" w:fill="FFFFFF"/>
+            <w:tcMar>
+              <w:top w:w="80" w:type="dxa"/>
+              <w:left w:w="100" w:type="dxa"/>
+              <w:bottom w:w="80" w:type="dxa"/>
+              <w:right w:w="100" w:type="dxa"/>
+            </w:tcMar>
+            <w:vAlign w:val="center"/>
+          </w:tcPr>
+          <w:p>
+            <w:r>
+              <w:rPr>
+                <w:b w:val="false"/>
+              </w:rPr>
+              <w:t xml:space="preserve">Fechada</w:t>
+            </w:r>
+          </w:p>
+        </w:tc>
+      </w:tr>
+    </w:tbl>
+    <w:p>
+      <w:pPr>
+        <w:pStyle w:val="Ttulo3"/>
+      </w:pPr>
+      <w:r>
+        <w:t xml:space="preserve">DEC-020 — Descrições oficiais da CNAE 2.3</w:t>
+      </w:r>
+    </w:p>
+    <w:tbl>
+      <w:tblPr>
+        <w:tblW w:w="9200" w:type="dxa"/>
+        <w:tblBorders>
+          <w:top w:val="single" w:sz="4" w:space="0" w:color="auto"/>
+          <w:left w:val="single" w:sz="4" w:space="0" w:color="auto"/>
+          <w:bottom w:val="single" w:sz="4" w:space="0" w:color="auto"/>
+          <w:right w:val="single" w:sz="4" w:space="0" w:color="auto"/>
+          <w:insideH w:val="single" w:sz="4" w:space="0" w:color="auto"/>
+          <w:insideV w:val="single" w:sz="4" w:space="0" w:color="auto"/>
+        </w:tblBorders>
+        <w:tblCellMar>
+          <w:left w:w="10" w:type="dxa"/>
+          <w:right w:w="10" w:type="dxa"/>
+        </w:tblCellMar>
+        <w:tblLook w:val="0000" w:firstRow="0" w:lastRow="0" w:firstColumn="0" w:lastColumn="0" w:noHBand="0" w:noVBand="0"/>
+      </w:tblPr>
+      <w:tblGrid>
+        <w:gridCol w:w="2600"/>
+        <w:gridCol w:w="6600"/>
+      </w:tblGrid>
+      <w:tr>
+        <w:trPr>
+          <w:tblHeader/>
+        </w:trPr>
+        <w:tc>
+          <w:tcPr>
+            <w:tcW w:w="2600" w:type="dxa"/>
+            <w:tcBorders>
+              <w:top w:val="none" w:sz="0" w:space="0" w:color="FFFFFF"/>
+              <w:left w:val="none" w:sz="0" w:space="0" w:color="FFFFFF"/>
+              <w:bottom w:val="single" w:sz="12" w:space="0" w:color="000000"/>
+              <w:right w:val="none" w:sz="0" w:space="0" w:color="FFFFFF"/>
+            </w:tcBorders>
+            <w:shd w:val="clear" w:color="auto" w:fill="FFFFFF"/>
+            <w:tcMar>
+              <w:top w:w="80" w:type="dxa"/>
+              <w:left w:w="100" w:type="dxa"/>
+              <w:bottom w:w="80" w:type="dxa"/>
+              <w:right w:w="100" w:type="dxa"/>
+            </w:tcMar>
+            <w:vAlign w:val="center"/>
+          </w:tcPr>
+          <w:p>
+            <w:r>
+              <w:rPr>
+                <w:b/>
+                <w:bCs/>
+              </w:rPr>
+              <w:t xml:space="preserve">Campo</w:t>
+            </w:r>
+          </w:p>
+        </w:tc>
+        <w:tc>
+          <w:tcPr>
+            <w:tcW w:w="6600" w:type="dxa"/>
+            <w:tcBorders>
+              <w:top w:val="none" w:sz="0" w:space="0" w:color="FFFFFF"/>
+              <w:left w:val="none" w:sz="0" w:space="0" w:color="FFFFFF"/>
+              <w:bottom w:val="single" w:sz="12" w:space="0" w:color="000000"/>
+              <w:right w:val="none" w:sz="0" w:space="0" w:color="FFFFFF"/>
+            </w:tcBorders>
+            <w:shd w:val="clear" w:color="auto" w:fill="FFFFFF"/>
+            <w:tcMar>
+              <w:top w:w="80" w:type="dxa"/>
+              <w:left w:w="100" w:type="dxa"/>
+              <w:bottom w:w="80" w:type="dxa"/>
+              <w:right w:w="100" w:type="dxa"/>
+            </w:tcMar>
+            <w:vAlign w:val="center"/>
+          </w:tcPr>
+          <w:p>
+            <w:r>
+              <w:rPr>
+                <w:b/>
+                <w:bCs/>
+              </w:rPr>
+              <w:t xml:space="preserve">Descrição</w:t>
+            </w:r>
+          </w:p>
+        </w:tc>
+      </w:tr>
+      <w:tr>
+        <w:tc>
+          <w:tcPr>
+            <w:tcW w:w="2600" w:type="dxa"/>
+            <w:tcBorders>
+              <w:top w:val="none" w:sz="0" w:space="0" w:color="FFFFFF"/>
+              <w:left w:val="none" w:sz="0" w:space="0" w:color="FFFFFF"/>
+              <w:bottom w:val="single" w:sz="2" w:space="0" w:color="D9D9D9"/>
+              <w:right w:val="none" w:sz="0" w:space="0" w:color="FFFFFF"/>
+            </w:tcBorders>
+            <w:shd w:val="clear" w:color="auto" w:fill="FFFFFF"/>
+            <w:tcMar>
+              <w:top w:w="80" w:type="dxa"/>
+              <w:left w:w="100" w:type="dxa"/>
+              <w:bottom w:w="80" w:type="dxa"/>
+              <w:right w:w="100" w:type="dxa"/>
+            </w:tcMar>
+            <w:vAlign w:val="center"/>
+          </w:tcPr>
+          <w:p>
+            <w:r>
+              <w:rPr>
+                <w:b w:val="false"/>
+              </w:rPr>
+              <w:t xml:space="preserve">Problema identificado</w:t>
+            </w:r>
+          </w:p>
+        </w:tc>
+        <w:tc>
+          <w:tcPr>
+            <w:tcW w:w="6600" w:type="dxa"/>
+            <w:tcBorders>
+              <w:top w:val="none" w:sz="0" w:space="0" w:color="FFFFFF"/>
+              <w:left w:val="none" w:sz="0" w:space="0" w:color="FFFFFF"/>
+              <w:bottom w:val="single" w:sz="2" w:space="0" w:color="D9D9D9"/>
+              <w:right w:val="none" w:sz="0" w:space="0" w:color="FFFFFF"/>
+            </w:tcBorders>
+            <w:shd w:val="clear" w:color="auto" w:fill="FFFFFF"/>
+            <w:tcMar>
+              <w:top w:w="80" w:type="dxa"/>
+              <w:left w:w="100" w:type="dxa"/>
+              <w:bottom w:w="80" w:type="dxa"/>
+              <w:right w:w="100" w:type="dxa"/>
+            </w:tcMar>
+            <w:vAlign w:val="center"/>
+          </w:tcPr>
+          <w:p>
+            <w:r>
+              <w:rPr>
+                <w:b w:val="false"/>
+              </w:rPr>
+              <w:t xml:space="preserve">As descrições de grupo, classe e subclasse da base usavam grafias antigas e quebras de linha (ex.: “liqüefeito”, “glp”, “préescola”). Os códigos batem 100% com a CNAE 2.3.</w:t>
+            </w:r>
+          </w:p>
+        </w:tc>
+      </w:tr>
+      <w:tr>
+        <w:tc>
+          <w:tcPr>
+            <w:tcW w:w="2600" w:type="dxa"/>
+            <w:tcBorders>
+              <w:top w:val="none" w:sz="0" w:space="0" w:color="FFFFFF"/>
+              <w:left w:val="none" w:sz="0" w:space="0" w:color="FFFFFF"/>
+              <w:bottom w:val="single" w:sz="2" w:space="0" w:color="D9D9D9"/>
+              <w:right w:val="none" w:sz="0" w:space="0" w:color="FFFFFF"/>
+            </w:tcBorders>
+            <w:shd w:val="clear" w:color="auto" w:fill="FFFFFF"/>
+            <w:tcMar>
+              <w:top w:w="80" w:type="dxa"/>
+              <w:left w:w="100" w:type="dxa"/>
+              <w:bottom w:w="80" w:type="dxa"/>
+              <w:right w:w="100" w:type="dxa"/>
+            </w:tcMar>
+            <w:vAlign w:val="center"/>
+          </w:tcPr>
+          <w:p>
+            <w:r>
+              <w:rPr>
+                <w:b w:val="false"/>
+              </w:rPr>
+              <w:t xml:space="preserve">Decisão adotada</w:t>
+            </w:r>
+          </w:p>
+        </w:tc>
+        <w:tc>
+          <w:tcPr>
+            <w:tcW w:w="6600" w:type="dxa"/>
+            <w:tcBorders>
+              <w:top w:val="none" w:sz="0" w:space="0" w:color="FFFFFF"/>
+              <w:left w:val="none" w:sz="0" w:space="0" w:color="FFFFFF"/>
+              <w:bottom w:val="single" w:sz="2" w:space="0" w:color="D9D9D9"/>
+              <w:right w:val="none" w:sz="0" w:space="0" w:color="FFFFFF"/>
+            </w:tcBorders>
+            <w:shd w:val="clear" w:color="auto" w:fill="FFFFFF"/>
+            <w:tcMar>
+              <w:top w:w="80" w:type="dxa"/>
+              <w:left w:w="100" w:type="dxa"/>
+              <w:bottom w:w="80" w:type="dxa"/>
+              <w:right w:w="100" w:type="dxa"/>
+            </w:tcMar>
+            <w:vAlign w:val="center"/>
+          </w:tcPr>
+          <w:p>
+            <w:r>
+              <w:rPr>
+                <w:b w:val="false"/>
+              </w:rPr>
+              <w:t xml:space="preserve">Substituir as descrições pelo texto oficial da CNAE 2.3 (IBGE/CONCLA), mantendo os códigos. Subclasses inexistentes na CNAE 2.3 (8630505 e 9999999, 16 estabelecimentos) mantêm a descrição anterior e ficam marcadas na coluna Subclasse na CNAE 2.3.</w:t>
+            </w:r>
+          </w:p>
+        </w:tc>
+      </w:tr>
+      <w:tr>
+        <w:tc>
+          <w:tcPr>
+            <w:tcW w:w="2600" w:type="dxa"/>
+            <w:tcBorders>
+              <w:top w:val="none" w:sz="0" w:space="0" w:color="FFFFFF"/>
+              <w:left w:val="none" w:sz="0" w:space="0" w:color="FFFFFF"/>
+              <w:bottom w:val="single" w:sz="2" w:space="0" w:color="D9D9D9"/>
+              <w:right w:val="none" w:sz="0" w:space="0" w:color="FFFFFF"/>
+            </w:tcBorders>
+            <w:shd w:val="clear" w:color="auto" w:fill="FFFFFF"/>
+            <w:tcMar>
+              <w:top w:w="80" w:type="dxa"/>
+              <w:left w:w="100" w:type="dxa"/>
+              <w:bottom w:w="80" w:type="dxa"/>
+              <w:right w:w="100" w:type="dxa"/>
+            </w:tcMar>
+            <w:vAlign w:val="center"/>
+          </w:tcPr>
+          <w:p>
+            <w:r>
+              <w:rPr>
+                <w:b w:val="false"/>
+              </w:rPr>
+              <w:t xml:space="preserve">Justificativa</w:t>
+            </w:r>
+          </w:p>
+        </w:tc>
+        <w:tc>
+          <w:tcPr>
+            <w:tcW w:w="6600" w:type="dxa"/>
+            <w:tcBorders>
+              <w:top w:val="none" w:sz="0" w:space="0" w:color="FFFFFF"/>
+              <w:left w:val="none" w:sz="0" w:space="0" w:color="FFFFFF"/>
+              <w:bottom w:val="single" w:sz="2" w:space="0" w:color="D9D9D9"/>
+              <w:right w:val="none" w:sz="0" w:space="0" w:color="FFFFFF"/>
+            </w:tcBorders>
+            <w:shd w:val="clear" w:color="auto" w:fill="FFFFFF"/>
+            <w:tcMar>
+              <w:top w:w="80" w:type="dxa"/>
+              <w:left w:w="100" w:type="dxa"/>
+              <w:bottom w:w="80" w:type="dxa"/>
+              <w:right w:w="100" w:type="dxa"/>
+            </w:tcMar>
+            <w:vAlign w:val="center"/>
+          </w:tcPr>
+          <w:p>
+            <w:r>
+              <w:rPr>
+                <w:b w:val="false"/>
+              </w:rPr>
+              <w:t xml:space="preserve">Rótulos oficiais e uniformes no painel e nos relatórios.</w:t>
+            </w:r>
+          </w:p>
+        </w:tc>
+      </w:tr>
+      <w:tr>
+        <w:tc>
+          <w:tcPr>
+            <w:tcW w:w="2600" w:type="dxa"/>
+            <w:tcBorders>
+              <w:top w:val="none" w:sz="0" w:space="0" w:color="FFFFFF"/>
+              <w:left w:val="none" w:sz="0" w:space="0" w:color="FFFFFF"/>
+              <w:bottom w:val="single" w:sz="2" w:space="0" w:color="D9D9D9"/>
+              <w:right w:val="none" w:sz="0" w:space="0" w:color="FFFFFF"/>
+            </w:tcBorders>
+            <w:shd w:val="clear" w:color="auto" w:fill="FFFFFF"/>
+            <w:tcMar>
+              <w:top w:w="80" w:type="dxa"/>
+              <w:left w:w="100" w:type="dxa"/>
+              <w:bottom w:w="80" w:type="dxa"/>
+              <w:right w:w="100" w:type="dxa"/>
+            </w:tcMar>
+            <w:vAlign w:val="center"/>
+          </w:tcPr>
+          <w:p>
+            <w:r>
+              <w:rPr>
+                <w:b w:val="false"/>
+              </w:rPr>
+              <w:t xml:space="preserve">Impacto</w:t>
+            </w:r>
+          </w:p>
+        </w:tc>
+        <w:tc>
+          <w:tcPr>
+            <w:tcW w:w="6600" w:type="dxa"/>
+            <w:tcBorders>
+              <w:top w:val="none" w:sz="0" w:space="0" w:color="FFFFFF"/>
+              <w:left w:val="none" w:sz="0" w:space="0" w:color="FFFFFF"/>
+              <w:bottom w:val="single" w:sz="2" w:space="0" w:color="D9D9D9"/>
+              <w:right w:val="none" w:sz="0" w:space="0" w:color="FFFFFF"/>
+            </w:tcBorders>
+            <w:shd w:val="clear" w:color="auto" w:fill="FFFFFF"/>
+            <w:tcMar>
+              <w:top w:w="80" w:type="dxa"/>
+              <w:left w:w="100" w:type="dxa"/>
+              <w:bottom w:w="80" w:type="dxa"/>
+              <w:right w:w="100" w:type="dxa"/>
+            </w:tcMar>
+            <w:vAlign w:val="center"/>
+          </w:tcPr>
+          <w:p>
+            <w:r>
+              <w:rPr>
+                <w:b w:val="false"/>
+              </w:rPr>
+              <w:t xml:space="preserve">2.869 estabelecimentos com descrição atualizada; nenhum código alterado.</w:t>
+            </w:r>
+          </w:p>
+        </w:tc>
+      </w:tr>
+      <w:tr>
+        <w:tc>
+          <w:tcPr>
+            <w:tcW w:w="2600" w:type="dxa"/>
+            <w:tcBorders>
+              <w:top w:val="none" w:sz="0" w:space="0" w:color="FFFFFF"/>
+              <w:left w:val="none" w:sz="0" w:space="0" w:color="FFFFFF"/>
+              <w:bottom w:val="single" w:sz="2" w:space="0" w:color="D9D9D9"/>
+              <w:right w:val="none" w:sz="0" w:space="0" w:color="FFFFFF"/>
+            </w:tcBorders>
+            <w:shd w:val="clear" w:color="auto" w:fill="FFFFFF"/>
+            <w:tcMar>
+              <w:top w:w="80" w:type="dxa"/>
+              <w:left w:w="100" w:type="dxa"/>
+              <w:bottom w:w="80" w:type="dxa"/>
+              <w:right w:w="100" w:type="dxa"/>
+            </w:tcMar>
+            <w:vAlign w:val="center"/>
+          </w:tcPr>
+          <w:p>
+            <w:r>
+              <w:rPr>
+                <w:b w:val="false"/>
+              </w:rPr>
+              <w:t xml:space="preserve">User Stories impactadas</w:t>
+            </w:r>
+          </w:p>
+        </w:tc>
+        <w:tc>
+          <w:tcPr>
+            <w:tcW w:w="6600" w:type="dxa"/>
+            <w:tcBorders>
+              <w:top w:val="none" w:sz="0" w:space="0" w:color="FFFFFF"/>
+              <w:left w:val="none" w:sz="0" w:space="0" w:color="FFFFFF"/>
+              <w:bottom w:val="single" w:sz="2" w:space="0" w:color="D9D9D9"/>
+              <w:right w:val="none" w:sz="0" w:space="0" w:color="FFFFFF"/>
+            </w:tcBorders>
+            <w:shd w:val="clear" w:color="auto" w:fill="FFFFFF"/>
+            <w:tcMar>
+              <w:top w:w="80" w:type="dxa"/>
+              <w:left w:w="100" w:type="dxa"/>
+              <w:bottom w:w="80" w:type="dxa"/>
+              <w:right w:w="100" w:type="dxa"/>
+            </w:tcMar>
+            <w:vAlign w:val="center"/>
+          </w:tcPr>
+          <w:p>
+            <w:r>
+              <w:rPr>
+                <w:b w:val="false"/>
+              </w:rPr>
+              <w:t xml:space="preserve">US07, US08</w:t>
+            </w:r>
+          </w:p>
+        </w:tc>
+      </w:tr>
+      <w:tr>
+        <w:tc>
+          <w:tcPr>
+            <w:tcW w:w="2600" w:type="dxa"/>
+            <w:tcBorders>
+              <w:top w:val="none" w:sz="0" w:space="0" w:color="FFFFFF"/>
+              <w:left w:val="none" w:sz="0" w:space="0" w:color="FFFFFF"/>
+              <w:bottom w:val="single" w:sz="2" w:space="0" w:color="D9D9D9"/>
+              <w:right w:val="none" w:sz="0" w:space="0" w:color="FFFFFF"/>
+            </w:tcBorders>
+            <w:shd w:val="clear" w:color="auto" w:fill="FFFFFF"/>
+            <w:tcMar>
+              <w:top w:w="80" w:type="dxa"/>
+              <w:left w:w="100" w:type="dxa"/>
+              <w:bottom w:w="80" w:type="dxa"/>
+              <w:right w:w="100" w:type="dxa"/>
+            </w:tcMar>
+            <w:vAlign w:val="center"/>
+          </w:tcPr>
+          <w:p>
+            <w:r>
+              <w:rPr>
+                <w:b w:val="false"/>
+              </w:rPr>
+              <w:t xml:space="preserve">Status</w:t>
+            </w:r>
+          </w:p>
+        </w:tc>
+        <w:tc>
+          <w:tcPr>
+            <w:tcW w:w="6600" w:type="dxa"/>
+            <w:tcBorders>
+              <w:top w:val="none" w:sz="0" w:space="0" w:color="FFFFFF"/>
+              <w:left w:val="none" w:sz="0" w:space="0" w:color="FFFFFF"/>
+              <w:bottom w:val="single" w:sz="2" w:space="0" w:color="D9D9D9"/>
+              <w:right w:val="none" w:sz="0" w:space="0" w:color="FFFFFF"/>
+            </w:tcBorders>
+            <w:shd w:val="clear" w:color="auto" w:fill="FFFFFF"/>
+            <w:tcMar>
+              <w:top w:w="80" w:type="dxa"/>
+              <w:left w:w="100" w:type="dxa"/>
+              <w:bottom w:w="80" w:type="dxa"/>
+              <w:right w:w="100" w:type="dxa"/>
+            </w:tcMar>
+            <w:vAlign w:val="center"/>
+          </w:tcPr>
+          <w:p>
+            <w:r>
+              <w:rPr>
+                <w:b w:val="false"/>
+              </w:rPr>
+              <w:t xml:space="preserve">Fechada</w:t>
+            </w:r>
+          </w:p>
+        </w:tc>
+      </w:tr>
+    </w:tbl>
+    <w:p>
+      <w:pPr>
+        <w:pStyle w:val="Ttulo3"/>
+      </w:pPr>
+      <w:r>
+        <w:t xml:space="preserve">DEC-021 — Classificações derivadas da CNAE e do porte</w:t>
+      </w:r>
+    </w:p>
+    <w:tbl>
+      <w:tblPr>
+        <w:tblW w:w="9200" w:type="dxa"/>
+        <w:tblBorders>
+          <w:top w:val="single" w:sz="4" w:space="0" w:color="auto"/>
+          <w:left w:val="single" w:sz="4" w:space="0" w:color="auto"/>
+          <w:bottom w:val="single" w:sz="4" w:space="0" w:color="auto"/>
+          <w:right w:val="single" w:sz="4" w:space="0" w:color="auto"/>
+          <w:insideH w:val="single" w:sz="4" w:space="0" w:color="auto"/>
+          <w:insideV w:val="single" w:sz="4" w:space="0" w:color="auto"/>
+        </w:tblBorders>
+        <w:tblCellMar>
+          <w:left w:w="10" w:type="dxa"/>
+          <w:right w:w="10" w:type="dxa"/>
+        </w:tblCellMar>
+        <w:tblLook w:val="0000" w:firstRow="0" w:lastRow="0" w:firstColumn="0" w:lastColumn="0" w:noHBand="0" w:noVBand="0"/>
+      </w:tblPr>
+      <w:tblGrid>
+        <w:gridCol w:w="2600"/>
+        <w:gridCol w:w="6600"/>
+      </w:tblGrid>
+      <w:tr>
+        <w:trPr>
+          <w:tblHeader/>
+        </w:trPr>
+        <w:tc>
+          <w:tcPr>
+            <w:tcW w:w="2600" w:type="dxa"/>
+            <w:tcBorders>
+              <w:top w:val="none" w:sz="0" w:space="0" w:color="FFFFFF"/>
+              <w:left w:val="none" w:sz="0" w:space="0" w:color="FFFFFF"/>
+              <w:bottom w:val="single" w:sz="12" w:space="0" w:color="000000"/>
+              <w:right w:val="none" w:sz="0" w:space="0" w:color="FFFFFF"/>
+            </w:tcBorders>
+            <w:shd w:val="clear" w:color="auto" w:fill="FFFFFF"/>
+            <w:tcMar>
+              <w:top w:w="80" w:type="dxa"/>
+              <w:left w:w="100" w:type="dxa"/>
+              <w:bottom w:w="80" w:type="dxa"/>
+              <w:right w:w="100" w:type="dxa"/>
+            </w:tcMar>
+            <w:vAlign w:val="center"/>
+          </w:tcPr>
+          <w:p>
+            <w:r>
+              <w:rPr>
+                <w:b/>
+                <w:bCs/>
+              </w:rPr>
+              <w:t xml:space="preserve">Campo</w:t>
+            </w:r>
+          </w:p>
+        </w:tc>
+        <w:tc>
+          <w:tcPr>
+            <w:tcW w:w="6600" w:type="dxa"/>
+            <w:tcBorders>
+              <w:top w:val="none" w:sz="0" w:space="0" w:color="FFFFFF"/>
+              <w:left w:val="none" w:sz="0" w:space="0" w:color="FFFFFF"/>
+              <w:bottom w:val="single" w:sz="12" w:space="0" w:color="000000"/>
+              <w:right w:val="none" w:sz="0" w:space="0" w:color="FFFFFF"/>
+            </w:tcBorders>
+            <w:shd w:val="clear" w:color="auto" w:fill="FFFFFF"/>
+            <w:tcMar>
+              <w:top w:w="80" w:type="dxa"/>
+              <w:left w:w="100" w:type="dxa"/>
+              <w:bottom w:w="80" w:type="dxa"/>
+              <w:right w:w="100" w:type="dxa"/>
+            </w:tcMar>
+            <w:vAlign w:val="center"/>
+          </w:tcPr>
+          <w:p>
+            <w:r>
+              <w:rPr>
+                <w:b/>
+                <w:bCs/>
+              </w:rPr>
+              <w:t xml:space="preserve">Descrição</w:t>
+            </w:r>
+          </w:p>
+        </w:tc>
+      </w:tr>
+      <w:tr>
+        <w:tc>
+          <w:tcPr>
+            <w:tcW w:w="2600" w:type="dxa"/>
+            <w:tcBorders>
+              <w:top w:val="none" w:sz="0" w:space="0" w:color="FFFFFF"/>
+              <w:left w:val="none" w:sz="0" w:space="0" w:color="FFFFFF"/>
+              <w:bottom w:val="single" w:sz="2" w:space="0" w:color="D9D9D9"/>
+              <w:right w:val="none" w:sz="0" w:space="0" w:color="FFFFFF"/>
+            </w:tcBorders>
+            <w:shd w:val="clear" w:color="auto" w:fill="FFFFFF"/>
+            <w:tcMar>
+              <w:top w:w="80" w:type="dxa"/>
+              <w:left w:w="100" w:type="dxa"/>
+              <w:bottom w:w="80" w:type="dxa"/>
+              <w:right w:w="100" w:type="dxa"/>
+            </w:tcMar>
+            <w:vAlign w:val="center"/>
+          </w:tcPr>
+          <w:p>
+            <w:r>
+              <w:rPr>
+                <w:b w:val="false"/>
+              </w:rPr>
+              <w:t xml:space="preserve">Problema identificado</w:t>
+            </w:r>
+          </w:p>
+        </w:tc>
+        <w:tc>
+          <w:tcPr>
+            <w:tcW w:w="6600" w:type="dxa"/>
+            <w:tcBorders>
+              <w:top w:val="none" w:sz="0" w:space="0" w:color="FFFFFF"/>
+              <w:left w:val="none" w:sz="0" w:space="0" w:color="FFFFFF"/>
+              <w:bottom w:val="single" w:sz="2" w:space="0" w:color="D9D9D9"/>
+              <w:right w:val="none" w:sz="0" w:space="0" w:color="FFFFFF"/>
+            </w:tcBorders>
+            <w:shd w:val="clear" w:color="auto" w:fill="FFFFFF"/>
+            <w:tcMar>
+              <w:top w:w="80" w:type="dxa"/>
+              <w:left w:w="100" w:type="dxa"/>
+              <w:bottom w:w="80" w:type="dxa"/>
+              <w:right w:w="100" w:type="dxa"/>
+            </w:tcMar>
+            <w:vAlign w:val="center"/>
+          </w:tcPr>
+          <w:p>
+            <w:r>
+              <w:rPr>
+                <w:b w:val="false"/>
+              </w:rPr>
+              <w:t xml:space="preserve">Os requisitos do cliente pedem o tipo de atividade predominante (manufatura, tecnologia, logística, serviços especializados), a relação com o desenvolvimento tecnológico e os setores aeroespacial, automotivo e químico.</w:t>
+            </w:r>
+          </w:p>
+        </w:tc>
+      </w:tr>
+      <w:tr>
+        <w:tc>
+          <w:tcPr>
+            <w:tcW w:w="2600" w:type="dxa"/>
+            <w:tcBorders>
+              <w:top w:val="none" w:sz="0" w:space="0" w:color="FFFFFF"/>
+              <w:left w:val="none" w:sz="0" w:space="0" w:color="FFFFFF"/>
+              <w:bottom w:val="single" w:sz="2" w:space="0" w:color="D9D9D9"/>
+              <w:right w:val="none" w:sz="0" w:space="0" w:color="FFFFFF"/>
+            </w:tcBorders>
+            <w:shd w:val="clear" w:color="auto" w:fill="FFFFFF"/>
+            <w:tcMar>
+              <w:top w:w="80" w:type="dxa"/>
+              <w:left w:w="100" w:type="dxa"/>
+              <w:bottom w:w="80" w:type="dxa"/>
+              <w:right w:w="100" w:type="dxa"/>
+            </w:tcMar>
+            <w:vAlign w:val="center"/>
+          </w:tcPr>
+          <w:p>
+            <w:r>
+              <w:rPr>
+                <w:b w:val="false"/>
+              </w:rPr>
+              <w:t xml:space="preserve">Decisão adotada</w:t>
+            </w:r>
+          </w:p>
+        </w:tc>
+        <w:tc>
+          <w:tcPr>
+            <w:tcW w:w="6600" w:type="dxa"/>
+            <w:tcBorders>
+              <w:top w:val="none" w:sz="0" w:space="0" w:color="FFFFFF"/>
+              <w:left w:val="none" w:sz="0" w:space="0" w:color="FFFFFF"/>
+              <w:bottom w:val="single" w:sz="2" w:space="0" w:color="D9D9D9"/>
+              <w:right w:val="none" w:sz="0" w:space="0" w:color="FFFFFF"/>
+            </w:tcBorders>
+            <w:shd w:val="clear" w:color="auto" w:fill="FFFFFF"/>
+            <w:tcMar>
+              <w:top w:w="80" w:type="dxa"/>
+              <w:left w:w="100" w:type="dxa"/>
+              <w:bottom w:w="80" w:type="dxa"/>
+              <w:right w:w="100" w:type="dxa"/>
+            </w:tcMar>
+            <w:vAlign w:val="center"/>
+          </w:tcPr>
+          <w:p>
+            <w:r>
+              <w:rPr>
+                <w:b w:val="false"/>
+              </w:rPr>
+              <w:t xml:space="preserve">Criar quatro colunas por regra fixa: Tipo de Atividade (grupos de seções/divisões CNAE), Intensidade Tecnológica OCDE (taxonomia da OCDE de 2016), Porte SEBRAE (critério por número de empregados, indústria × comércio/serviços) e Setor Destaque (automotiva, aeroespacial e química e farmacêutica).</w:t>
+            </w:r>
+          </w:p>
+        </w:tc>
+      </w:tr>
+      <w:tr>
+        <w:tc>
+          <w:tcPr>
+            <w:tcW w:w="2600" w:type="dxa"/>
+            <w:tcBorders>
+              <w:top w:val="none" w:sz="0" w:space="0" w:color="FFFFFF"/>
+              <w:left w:val="none" w:sz="0" w:space="0" w:color="FFFFFF"/>
+              <w:bottom w:val="single" w:sz="2" w:space="0" w:color="D9D9D9"/>
+              <w:right w:val="none" w:sz="0" w:space="0" w:color="FFFFFF"/>
+            </w:tcBorders>
+            <w:shd w:val="clear" w:color="auto" w:fill="FFFFFF"/>
+            <w:tcMar>
+              <w:top w:w="80" w:type="dxa"/>
+              <w:left w:w="100" w:type="dxa"/>
+              <w:bottom w:w="80" w:type="dxa"/>
+              <w:right w:w="100" w:type="dxa"/>
+            </w:tcMar>
+            <w:vAlign w:val="center"/>
+          </w:tcPr>
+          <w:p>
+            <w:r>
+              <w:rPr>
+                <w:b w:val="false"/>
+              </w:rPr>
+              <w:t xml:space="preserve">Justificativa</w:t>
+            </w:r>
+          </w:p>
+        </w:tc>
+        <w:tc>
+          <w:tcPr>
+            <w:tcW w:w="6600" w:type="dxa"/>
+            <w:tcBorders>
+              <w:top w:val="none" w:sz="0" w:space="0" w:color="FFFFFF"/>
+              <w:left w:val="none" w:sz="0" w:space="0" w:color="FFFFFF"/>
+              <w:bottom w:val="single" w:sz="2" w:space="0" w:color="D9D9D9"/>
+              <w:right w:val="none" w:sz="0" w:space="0" w:color="FFFFFF"/>
+            </w:tcBorders>
+            <w:shd w:val="clear" w:color="auto" w:fill="FFFFFF"/>
+            <w:tcMar>
+              <w:top w:w="80" w:type="dxa"/>
+              <w:left w:w="100" w:type="dxa"/>
+              <w:bottom w:w="80" w:type="dxa"/>
+              <w:right w:w="100" w:type="dxa"/>
+            </w:tcMar>
+            <w:vAlign w:val="center"/>
+          </w:tcPr>
+          <w:p>
+            <w:r>
+              <w:rPr>
+                <w:b w:val="false"/>
+              </w:rPr>
+              <w:t xml:space="preserve">Responde diretamente às perguntas do documento de requisitos; regras fixas tornam a classificação reprodutível.</w:t>
+            </w:r>
+          </w:p>
+        </w:tc>
+      </w:tr>
+      <w:tr>
+        <w:tc>
+          <w:tcPr>
+            <w:tcW w:w="2600" w:type="dxa"/>
+            <w:tcBorders>
+              <w:top w:val="none" w:sz="0" w:space="0" w:color="FFFFFF"/>
+              <w:left w:val="none" w:sz="0" w:space="0" w:color="FFFFFF"/>
+              <w:bottom w:val="single" w:sz="2" w:space="0" w:color="D9D9D9"/>
+              <w:right w:val="none" w:sz="0" w:space="0" w:color="FFFFFF"/>
+            </w:tcBorders>
+            <w:shd w:val="clear" w:color="auto" w:fill="FFFFFF"/>
+            <w:tcMar>
+              <w:top w:w="80" w:type="dxa"/>
+              <w:left w:w="100" w:type="dxa"/>
+              <w:bottom w:w="80" w:type="dxa"/>
+              <w:right w:w="100" w:type="dxa"/>
+            </w:tcMar>
+            <w:vAlign w:val="center"/>
+          </w:tcPr>
+          <w:p>
+            <w:r>
+              <w:rPr>
+                <w:b w:val="false"/>
+              </w:rPr>
+              <w:t xml:space="preserve">Impacto</w:t>
+            </w:r>
+          </w:p>
+        </w:tc>
+        <w:tc>
+          <w:tcPr>
+            <w:tcW w:w="6600" w:type="dxa"/>
+            <w:tcBorders>
+              <w:top w:val="none" w:sz="0" w:space="0" w:color="FFFFFF"/>
+              <w:left w:val="none" w:sz="0" w:space="0" w:color="FFFFFF"/>
+              <w:bottom w:val="single" w:sz="2" w:space="0" w:color="D9D9D9"/>
+              <w:right w:val="none" w:sz="0" w:space="0" w:color="FFFFFF"/>
+            </w:tcBorders>
+            <w:shd w:val="clear" w:color="auto" w:fill="FFFFFF"/>
+            <w:tcMar>
+              <w:top w:w="80" w:type="dxa"/>
+              <w:left w:w="100" w:type="dxa"/>
+              <w:bottom w:w="80" w:type="dxa"/>
+              <w:right w:w="100" w:type="dxa"/>
+            </w:tcMar>
+            <w:vAlign w:val="center"/>
+          </w:tcPr>
+          <w:p>
+            <w:r>
+              <w:rPr>
+                <w:b w:val="false"/>
+              </w:rPr>
+              <w:t xml:space="preserve">Atividades de alta e média-alta tecnologia: cerca de 28,8 mil vínculos (14% do emprego formal) em 2.519 estabelecimentos.</w:t>
+            </w:r>
+          </w:p>
+        </w:tc>
+      </w:tr>
+      <w:tr>
+        <w:tc>
+          <w:tcPr>
+            <w:tcW w:w="2600" w:type="dxa"/>
+            <w:tcBorders>
+              <w:top w:val="none" w:sz="0" w:space="0" w:color="FFFFFF"/>
+              <w:left w:val="none" w:sz="0" w:space="0" w:color="FFFFFF"/>
+              <w:bottom w:val="single" w:sz="2" w:space="0" w:color="D9D9D9"/>
+              <w:right w:val="none" w:sz="0" w:space="0" w:color="FFFFFF"/>
+            </w:tcBorders>
+            <w:shd w:val="clear" w:color="auto" w:fill="FFFFFF"/>
+            <w:tcMar>
+              <w:top w:w="80" w:type="dxa"/>
+              <w:left w:w="100" w:type="dxa"/>
+              <w:bottom w:w="80" w:type="dxa"/>
+              <w:right w:w="100" w:type="dxa"/>
+            </w:tcMar>
+            <w:vAlign w:val="center"/>
+          </w:tcPr>
+          <w:p>
+            <w:r>
+              <w:rPr>
+                <w:b w:val="false"/>
+              </w:rPr>
+              <w:t xml:space="preserve">User Stories impactadas</w:t>
+            </w:r>
+          </w:p>
+        </w:tc>
+        <w:tc>
+          <w:tcPr>
+            <w:tcW w:w="6600" w:type="dxa"/>
+            <w:tcBorders>
+              <w:top w:val="none" w:sz="0" w:space="0" w:color="FFFFFF"/>
+              <w:left w:val="none" w:sz="0" w:space="0" w:color="FFFFFF"/>
+              <w:bottom w:val="single" w:sz="2" w:space="0" w:color="D9D9D9"/>
+              <w:right w:val="none" w:sz="0" w:space="0" w:color="FFFFFF"/>
+            </w:tcBorders>
+            <w:shd w:val="clear" w:color="auto" w:fill="FFFFFF"/>
+            <w:tcMar>
+              <w:top w:w="80" w:type="dxa"/>
+              <w:left w:w="100" w:type="dxa"/>
+              <w:bottom w:w="80" w:type="dxa"/>
+              <w:right w:w="100" w:type="dxa"/>
+            </w:tcMar>
+            <w:vAlign w:val="center"/>
+          </w:tcPr>
+          <w:p>
+            <w:r>
+              <w:rPr>
+                <w:b w:val="false"/>
+              </w:rPr>
+              <w:t xml:space="preserve">US07, US08, US11</w:t>
+            </w:r>
+          </w:p>
+        </w:tc>
+      </w:tr>
+      <w:tr>
+        <w:tc>
+          <w:tcPr>
+            <w:tcW w:w="2600" w:type="dxa"/>
+            <w:tcBorders>
+              <w:top w:val="none" w:sz="0" w:space="0" w:color="FFFFFF"/>
+              <w:left w:val="none" w:sz="0" w:space="0" w:color="FFFFFF"/>
+              <w:bottom w:val="single" w:sz="2" w:space="0" w:color="D9D9D9"/>
+              <w:right w:val="none" w:sz="0" w:space="0" w:color="FFFFFF"/>
+            </w:tcBorders>
+            <w:shd w:val="clear" w:color="auto" w:fill="FFFFFF"/>
+            <w:tcMar>
+              <w:top w:w="80" w:type="dxa"/>
+              <w:left w:w="100" w:type="dxa"/>
+              <w:bottom w:w="80" w:type="dxa"/>
+              <w:right w:w="100" w:type="dxa"/>
+            </w:tcMar>
+            <w:vAlign w:val="center"/>
+          </w:tcPr>
+          <w:p>
+            <w:r>
+              <w:rPr>
+                <w:b w:val="false"/>
+              </w:rPr>
+              <w:t xml:space="preserve">Status</w:t>
+            </w:r>
+          </w:p>
+        </w:tc>
+        <w:tc>
+          <w:tcPr>
+            <w:tcW w:w="6600" w:type="dxa"/>
+            <w:tcBorders>
+              <w:top w:val="none" w:sz="0" w:space="0" w:color="FFFFFF"/>
+              <w:left w:val="none" w:sz="0" w:space="0" w:color="FFFFFF"/>
+              <w:bottom w:val="single" w:sz="2" w:space="0" w:color="D9D9D9"/>
+              <w:right w:val="none" w:sz="0" w:space="0" w:color="FFFFFF"/>
+            </w:tcBorders>
+            <w:shd w:val="clear" w:color="auto" w:fill="FFFFFF"/>
+            <w:tcMar>
+              <w:top w:w="80" w:type="dxa"/>
+              <w:left w:w="100" w:type="dxa"/>
+              <w:bottom w:w="80" w:type="dxa"/>
+              <w:right w:w="100" w:type="dxa"/>
+            </w:tcMar>
+            <w:vAlign w:val="center"/>
+          </w:tcPr>
+          <w:p>
+            <w:r>
+              <w:rPr>
+                <w:b w:val="false"/>
+              </w:rPr>
+              <w:t xml:space="preserve">Fechada</w:t>
+            </w:r>
+          </w:p>
+        </w:tc>
+      </w:tr>
+    </w:tbl>
+    <w:p>
+      <w:pPr>
+        <w:pStyle w:val="Ttulo3"/>
+      </w:pPr>
+      <w:r>
+        <w:t xml:space="preserve">DEC-022 — Base única para o Power BI e mapa por coordenadas</w:t>
+      </w:r>
+    </w:p>
+    <w:tbl>
+      <w:tblPr>
+        <w:tblW w:w="9200" w:type="dxa"/>
+        <w:tblBorders>
+          <w:top w:val="single" w:sz="4" w:space="0" w:color="auto"/>
+          <w:left w:val="single" w:sz="4" w:space="0" w:color="auto"/>
+          <w:bottom w:val="single" w:sz="4" w:space="0" w:color="auto"/>
+          <w:right w:val="single" w:sz="4" w:space="0" w:color="auto"/>
+          <w:insideH w:val="single" w:sz="4" w:space="0" w:color="auto"/>
+          <w:insideV w:val="single" w:sz="4" w:space="0" w:color="auto"/>
+        </w:tblBorders>
+        <w:tblCellMar>
+          <w:left w:w="10" w:type="dxa"/>
+          <w:right w:w="10" w:type="dxa"/>
+        </w:tblCellMar>
+        <w:tblLook w:val="0000" w:firstRow="0" w:lastRow="0" w:firstColumn="0" w:lastColumn="0" w:noHBand="0" w:noVBand="0"/>
+      </w:tblPr>
+      <w:tblGrid>
+        <w:gridCol w:w="2600"/>
+        <w:gridCol w:w="6600"/>
+      </w:tblGrid>
+      <w:tr>
+        <w:trPr>
+          <w:tblHeader/>
+        </w:trPr>
+        <w:tc>
+          <w:tcPr>
+            <w:tcW w:w="2600" w:type="dxa"/>
+            <w:tcBorders>
+              <w:top w:val="none" w:sz="0" w:space="0" w:color="FFFFFF"/>
+              <w:left w:val="none" w:sz="0" w:space="0" w:color="FFFFFF"/>
+              <w:bottom w:val="single" w:sz="12" w:space="0" w:color="000000"/>
+              <w:right w:val="none" w:sz="0" w:space="0" w:color="FFFFFF"/>
+            </w:tcBorders>
+            <w:shd w:val="clear" w:color="auto" w:fill="FFFFFF"/>
+            <w:tcMar>
+              <w:top w:w="80" w:type="dxa"/>
+              <w:left w:w="100" w:type="dxa"/>
+              <w:bottom w:w="80" w:type="dxa"/>
+              <w:right w:w="100" w:type="dxa"/>
+            </w:tcMar>
+            <w:vAlign w:val="center"/>
+          </w:tcPr>
+          <w:p>
+            <w:r>
+              <w:rPr>
+                <w:b/>
+                <w:bCs/>
+              </w:rPr>
+              <w:t xml:space="preserve">Campo</w:t>
+            </w:r>
+          </w:p>
+        </w:tc>
+        <w:tc>
+          <w:tcPr>
+            <w:tcW w:w="6600" w:type="dxa"/>
+            <w:tcBorders>
+              <w:top w:val="none" w:sz="0" w:space="0" w:color="FFFFFF"/>
+              <w:left w:val="none" w:sz="0" w:space="0" w:color="FFFFFF"/>
+              <w:bottom w:val="single" w:sz="12" w:space="0" w:color="000000"/>
+              <w:right w:val="none" w:sz="0" w:space="0" w:color="FFFFFF"/>
+            </w:tcBorders>
+            <w:shd w:val="clear" w:color="auto" w:fill="FFFFFF"/>
+            <w:tcMar>
+              <w:top w:w="80" w:type="dxa"/>
+              <w:left w:w="100" w:type="dxa"/>
+              <w:bottom w:w="80" w:type="dxa"/>
+              <w:right w:w="100" w:type="dxa"/>
+            </w:tcMar>
+            <w:vAlign w:val="center"/>
+          </w:tcPr>
+          <w:p>
+            <w:r>
+              <w:rPr>
+                <w:b/>
+                <w:bCs/>
+              </w:rPr>
+              <w:t xml:space="preserve">Descrição</w:t>
+            </w:r>
+          </w:p>
+        </w:tc>
+      </w:tr>
+      <w:tr>
+        <w:tc>
+          <w:tcPr>
+            <w:tcW w:w="2600" w:type="dxa"/>
+            <w:tcBorders>
+              <w:top w:val="none" w:sz="0" w:space="0" w:color="FFFFFF"/>
+              <w:left w:val="none" w:sz="0" w:space="0" w:color="FFFFFF"/>
+              <w:bottom w:val="single" w:sz="2" w:space="0" w:color="D9D9D9"/>
+              <w:right w:val="none" w:sz="0" w:space="0" w:color="FFFFFF"/>
+            </w:tcBorders>
+            <w:shd w:val="clear" w:color="auto" w:fill="FFFFFF"/>
+            <w:tcMar>
+              <w:top w:w="80" w:type="dxa"/>
+              <w:left w:w="100" w:type="dxa"/>
+              <w:bottom w:w="80" w:type="dxa"/>
+              <w:right w:w="100" w:type="dxa"/>
+            </w:tcMar>
+            <w:vAlign w:val="center"/>
+          </w:tcPr>
+          <w:p>
+            <w:r>
+              <w:rPr>
+                <w:b w:val="false"/>
+              </w:rPr>
+              <w:t xml:space="preserve">Problema identificado</w:t>
+            </w:r>
+          </w:p>
+        </w:tc>
+        <w:tc>
+          <w:tcPr>
+            <w:tcW w:w="6600" w:type="dxa"/>
+            <w:tcBorders>
+              <w:top w:val="none" w:sz="0" w:space="0" w:color="FFFFFF"/>
+              <w:left w:val="none" w:sz="0" w:space="0" w:color="FFFFFF"/>
+              <w:bottom w:val="single" w:sz="2" w:space="0" w:color="D9D9D9"/>
+              <w:right w:val="none" w:sz="0" w:space="0" w:color="FFFFFF"/>
+            </w:tcBorders>
+            <w:shd w:val="clear" w:color="auto" w:fill="FFFFFF"/>
+            <w:tcMar>
+              <w:top w:w="80" w:type="dxa"/>
+              <w:left w:w="100" w:type="dxa"/>
+              <w:bottom w:w="80" w:type="dxa"/>
+              <w:right w:w="100" w:type="dxa"/>
+            </w:tcMar>
+            <w:vAlign w:val="center"/>
+          </w:tcPr>
+          <w:p>
+            <w:r>
+              <w:rPr>
+                <w:b w:val="false"/>
+              </w:rPr>
+              <w:t xml:space="preserve">O painel lia a RAIS sem região nem coordenadas, e o mapa localizava os estabelecimentos pelo texto do CEP, que o Azure Maps não encontra com precisão.</w:t>
+            </w:r>
+          </w:p>
+        </w:tc>
+      </w:tr>
+      <w:tr>
+        <w:tc>
+          <w:tcPr>
+            <w:tcW w:w="2600" w:type="dxa"/>
+            <w:tcBorders>
+              <w:top w:val="none" w:sz="0" w:space="0" w:color="FFFFFF"/>
+              <w:left w:val="none" w:sz="0" w:space="0" w:color="FFFFFF"/>
+              <w:bottom w:val="single" w:sz="2" w:space="0" w:color="D9D9D9"/>
+              <w:right w:val="none" w:sz="0" w:space="0" w:color="FFFFFF"/>
+            </w:tcBorders>
+            <w:shd w:val="clear" w:color="auto" w:fill="FFFFFF"/>
+            <w:tcMar>
+              <w:top w:w="80" w:type="dxa"/>
+              <w:left w:w="100" w:type="dxa"/>
+              <w:bottom w:w="80" w:type="dxa"/>
+              <w:right w:w="100" w:type="dxa"/>
+            </w:tcMar>
+            <w:vAlign w:val="center"/>
+          </w:tcPr>
+          <w:p>
+            <w:r>
+              <w:rPr>
+                <w:b w:val="false"/>
+              </w:rPr>
+              <w:t xml:space="preserve">Decisão adotada</w:t>
+            </w:r>
+          </w:p>
+        </w:tc>
+        <w:tc>
+          <w:tcPr>
+            <w:tcW w:w="6600" w:type="dxa"/>
+            <w:tcBorders>
+              <w:top w:val="none" w:sz="0" w:space="0" w:color="FFFFFF"/>
+              <w:left w:val="none" w:sz="0" w:space="0" w:color="FFFFFF"/>
+              <w:bottom w:val="single" w:sz="2" w:space="0" w:color="D9D9D9"/>
+              <w:right w:val="none" w:sz="0" w:space="0" w:color="FFFFFF"/>
+            </w:tcBorders>
+            <w:shd w:val="clear" w:color="auto" w:fill="FFFFFF"/>
+            <w:tcMar>
+              <w:top w:w="80" w:type="dxa"/>
+              <w:left w:w="100" w:type="dxa"/>
+              <w:bottom w:w="80" w:type="dxa"/>
+              <w:right w:w="100" w:type="dxa"/>
+            </w:tcMar>
+            <w:vAlign w:val="center"/>
+          </w:tcPr>
+          <w:p>
+            <w:r>
+              <w:rPr>
+                <w:b w:val="false"/>
+              </w:rPr>
+              <w:t xml:space="preserve">Gerar uma base única (RAIS_SJC_2024_PowerBI.csv, 47.339 linhas, 46 colunas) que substitui a fonte da tabela RAIS_SJC mantendo os nomes de colunas usados pelos visuais; o mapa passa a usar Latitude e Longitude.</w:t>
+            </w:r>
+          </w:p>
+        </w:tc>
+      </w:tr>
+      <w:tr>
+        <w:tc>
+          <w:tcPr>
+            <w:tcW w:w="2600" w:type="dxa"/>
+            <w:tcBorders>
+              <w:top w:val="none" w:sz="0" w:space="0" w:color="FFFFFF"/>
+              <w:left w:val="none" w:sz="0" w:space="0" w:color="FFFFFF"/>
+              <w:bottom w:val="single" w:sz="2" w:space="0" w:color="D9D9D9"/>
+              <w:right w:val="none" w:sz="0" w:space="0" w:color="FFFFFF"/>
+            </w:tcBorders>
+            <w:shd w:val="clear" w:color="auto" w:fill="FFFFFF"/>
+            <w:tcMar>
+              <w:top w:w="80" w:type="dxa"/>
+              <w:left w:w="100" w:type="dxa"/>
+              <w:bottom w:w="80" w:type="dxa"/>
+              <w:right w:w="100" w:type="dxa"/>
+            </w:tcMar>
+            <w:vAlign w:val="center"/>
+          </w:tcPr>
+          <w:p>
+            <w:r>
+              <w:rPr>
+                <w:b w:val="false"/>
+              </w:rPr>
+              <w:t xml:space="preserve">Justificativa</w:t>
+            </w:r>
+          </w:p>
+        </w:tc>
+        <w:tc>
+          <w:tcPr>
+            <w:tcW w:w="6600" w:type="dxa"/>
+            <w:tcBorders>
+              <w:top w:val="none" w:sz="0" w:space="0" w:color="FFFFFF"/>
+              <w:left w:val="none" w:sz="0" w:space="0" w:color="FFFFFF"/>
+              <w:bottom w:val="single" w:sz="2" w:space="0" w:color="D9D9D9"/>
+              <w:right w:val="none" w:sz="0" w:space="0" w:color="FFFFFF"/>
+            </w:tcBorders>
+            <w:shd w:val="clear" w:color="auto" w:fill="FFFFFF"/>
+            <w:tcMar>
+              <w:top w:w="80" w:type="dxa"/>
+              <w:left w:w="100" w:type="dxa"/>
+              <w:bottom w:w="80" w:type="dxa"/>
+              <w:right w:w="100" w:type="dxa"/>
+            </w:tcMar>
+            <w:vAlign w:val="center"/>
+          </w:tcPr>
+          <w:p>
+            <w:r>
+              <w:rPr>
+                <w:b w:val="false"/>
+              </w:rPr>
+              <w:t xml:space="preserve">Evita retrabalho nos visuais e torna o mapa confiável.</w:t>
+            </w:r>
+          </w:p>
+        </w:tc>
+      </w:tr>
+      <w:tr>
+        <w:tc>
+          <w:tcPr>
+            <w:tcW w:w="2600" w:type="dxa"/>
+            <w:tcBorders>
+              <w:top w:val="none" w:sz="0" w:space="0" w:color="FFFFFF"/>
+              <w:left w:val="none" w:sz="0" w:space="0" w:color="FFFFFF"/>
+              <w:bottom w:val="single" w:sz="2" w:space="0" w:color="D9D9D9"/>
+              <w:right w:val="none" w:sz="0" w:space="0" w:color="FFFFFF"/>
+            </w:tcBorders>
+            <w:shd w:val="clear" w:color="auto" w:fill="FFFFFF"/>
+            <w:tcMar>
+              <w:top w:w="80" w:type="dxa"/>
+              <w:left w:w="100" w:type="dxa"/>
+              <w:bottom w:w="80" w:type="dxa"/>
+              <w:right w:w="100" w:type="dxa"/>
+            </w:tcMar>
+            <w:vAlign w:val="center"/>
+          </w:tcPr>
+          <w:p>
+            <w:r>
+              <w:rPr>
+                <w:b w:val="false"/>
+              </w:rPr>
+              <w:t xml:space="preserve">Impacto</w:t>
+            </w:r>
+          </w:p>
+        </w:tc>
+        <w:tc>
+          <w:tcPr>
+            <w:tcW w:w="6600" w:type="dxa"/>
+            <w:tcBorders>
+              <w:top w:val="none" w:sz="0" w:space="0" w:color="FFFFFF"/>
+              <w:left w:val="none" w:sz="0" w:space="0" w:color="FFFFFF"/>
+              <w:bottom w:val="single" w:sz="2" w:space="0" w:color="D9D9D9"/>
+              <w:right w:val="none" w:sz="0" w:space="0" w:color="FFFFFF"/>
+            </w:tcBorders>
+            <w:shd w:val="clear" w:color="auto" w:fill="FFFFFF"/>
+            <w:tcMar>
+              <w:top w:w="80" w:type="dxa"/>
+              <w:left w:w="100" w:type="dxa"/>
+              <w:bottom w:w="80" w:type="dxa"/>
+              <w:right w:w="100" w:type="dxa"/>
+            </w:tcMar>
+            <w:vAlign w:val="center"/>
+          </w:tcPr>
+          <w:p>
+            <w:r>
+              <w:rPr>
+                <w:b w:val="false"/>
+              </w:rPr>
+              <w:t xml:space="preserve">Troca de fonte e ajuste do mapa no Power BI, conforme o guia de importação (evidencias/).</w:t>
+            </w:r>
+          </w:p>
+        </w:tc>
+      </w:tr>
+      <w:tr>
+        <w:tc>
+          <w:tcPr>
+            <w:tcW w:w="2600" w:type="dxa"/>
+            <w:tcBorders>
+              <w:top w:val="none" w:sz="0" w:space="0" w:color="FFFFFF"/>
+              <w:left w:val="none" w:sz="0" w:space="0" w:color="FFFFFF"/>
+              <w:bottom w:val="single" w:sz="2" w:space="0" w:color="D9D9D9"/>
+              <w:right w:val="none" w:sz="0" w:space="0" w:color="FFFFFF"/>
+            </w:tcBorders>
+            <w:shd w:val="clear" w:color="auto" w:fill="FFFFFF"/>
+            <w:tcMar>
+              <w:top w:w="80" w:type="dxa"/>
+              <w:left w:w="100" w:type="dxa"/>
+              <w:bottom w:w="80" w:type="dxa"/>
+              <w:right w:w="100" w:type="dxa"/>
+            </w:tcMar>
+            <w:vAlign w:val="center"/>
+          </w:tcPr>
+          <w:p>
+            <w:r>
+              <w:rPr>
+                <w:b w:val="false"/>
+              </w:rPr>
+              <w:t xml:space="preserve">User Stories impactadas</w:t>
+            </w:r>
+          </w:p>
+        </w:tc>
+        <w:tc>
+          <w:tcPr>
+            <w:tcW w:w="6600" w:type="dxa"/>
+            <w:tcBorders>
+              <w:top w:val="none" w:sz="0" w:space="0" w:color="FFFFFF"/>
+              <w:left w:val="none" w:sz="0" w:space="0" w:color="FFFFFF"/>
+              <w:bottom w:val="single" w:sz="2" w:space="0" w:color="D9D9D9"/>
+              <w:right w:val="none" w:sz="0" w:space="0" w:color="FFFFFF"/>
+            </w:tcBorders>
+            <w:shd w:val="clear" w:color="auto" w:fill="FFFFFF"/>
+            <w:tcMar>
+              <w:top w:w="80" w:type="dxa"/>
+              <w:left w:w="100" w:type="dxa"/>
+              <w:bottom w:w="80" w:type="dxa"/>
+              <w:right w:w="100" w:type="dxa"/>
+            </w:tcMar>
+            <w:vAlign w:val="center"/>
+          </w:tcPr>
+          <w:p>
+            <w:r>
+              <w:rPr>
+                <w:b w:val="false"/>
+              </w:rPr>
+              <w:t xml:space="preserve">US06, US11</w:t>
+            </w:r>
+          </w:p>
+        </w:tc>
+      </w:tr>
+      <w:tr>
+        <w:tc>
+          <w:tcPr>
+            <w:tcW w:w="2600" w:type="dxa"/>
+            <w:tcBorders>
+              <w:top w:val="none" w:sz="0" w:space="0" w:color="FFFFFF"/>
+              <w:left w:val="none" w:sz="0" w:space="0" w:color="FFFFFF"/>
+              <w:bottom w:val="single" w:sz="2" w:space="0" w:color="D9D9D9"/>
+              <w:right w:val="none" w:sz="0" w:space="0" w:color="FFFFFF"/>
+            </w:tcBorders>
+            <w:shd w:val="clear" w:color="auto" w:fill="FFFFFF"/>
+            <w:tcMar>
+              <w:top w:w="80" w:type="dxa"/>
+              <w:left w:w="100" w:type="dxa"/>
+              <w:bottom w:w="80" w:type="dxa"/>
+              <w:right w:w="100" w:type="dxa"/>
+            </w:tcMar>
+            <w:vAlign w:val="center"/>
+          </w:tcPr>
+          <w:p>
+            <w:r>
+              <w:rPr>
+                <w:b w:val="false"/>
+              </w:rPr>
+              <w:t xml:space="preserve">Status</w:t>
+            </w:r>
+          </w:p>
+        </w:tc>
+        <w:tc>
+          <w:tcPr>
+            <w:tcW w:w="6600" w:type="dxa"/>
+            <w:tcBorders>
+              <w:top w:val="none" w:sz="0" w:space="0" w:color="FFFFFF"/>
+              <w:left w:val="none" w:sz="0" w:space="0" w:color="FFFFFF"/>
+              <w:bottom w:val="single" w:sz="2" w:space="0" w:color="D9D9D9"/>
+              <w:right w:val="none" w:sz="0" w:space="0" w:color="FFFFFF"/>
+            </w:tcBorders>
+            <w:shd w:val="clear" w:color="auto" w:fill="FFFFFF"/>
+            <w:tcMar>
+              <w:top w:w="80" w:type="dxa"/>
+              <w:left w:w="100" w:type="dxa"/>
+              <w:bottom w:w="80" w:type="dxa"/>
+              <w:right w:w="100" w:type="dxa"/>
+            </w:tcMar>
+            <w:vAlign w:val="center"/>
+          </w:tcPr>
+          <w:p>
+            <w:r>
+              <w:rPr>
+                <w:b w:val="false"/>
+              </w:rPr>
+              <w:t xml:space="preserve">Aberta — troca no painel a concluir na Sprint 3</w:t>
             </w:r>
           </w:p>
         </w:tc>
@@ -2024,7 +7591,7 @@
         <w:spacing w:after="160"/>
       </w:pPr>
       <w:r>
-        <w:t>Com as cinco decisões acima registradas, o critério de aceite da US03 (“cada inconsistência encontrada está registrada no Log de Decisões com o tratamento adotado”) está atendido. Status da US03 no Backlog do Produto: Concluído.</w:t>
+        <w:t xml:space="preserve">Com as cinco decisões da Sprint 1 (DEC-001 a DEC-005), o critério de aceite da US03 (“cada inconsistência encontrada está registrada no Log de Decisões com o tratamento adotado”) foi atendido. Status da US03 no Backlog do Produto: Concluído.</w:t>
       </w:r>
     </w:p>
     <w:p>
@@ -2032,7 +7599,7 @@
         <w:pStyle w:val="Ttulo2"/>
       </w:pPr>
       <w:r>
-        <w:t>4. Pendências que permanecem em aberto com o cliente</w:t>
+        <w:t xml:space="preserve">4. Pendências que permanecem em aberto com o cliente</w:t>
       </w:r>
     </w:p>
     <w:p>
@@ -2045,7 +7612,7 @@
         <w:spacing w:after="60"/>
       </w:pPr>
       <w:r>
-        <w:t>Disponibilidade de dados identificados (nome/CNPJ dos estabelecimentos) — afeta DEC-004. Plano de contingência definido (ranking agregado por setor/região), mas uma resposta do cliente pode alterar a abordagem da US07.</w:t>
+        <w:t xml:space="preserve">Disponibilidade de dados identificados (nome/CNPJ dos estabelecimentos) — afeta DEC-004. Plano de contingência em uso: ranking agregado por setor (US07).</w:t>
       </w:r>
     </w:p>
     <w:p>
@@ -2058,8 +7625,46 @@
         <w:spacing w:after="60"/>
       </w:pPr>
       <w:r>
-        <w:lastRenderedPageBreak/>
-        <w:t>Confirmação formal do critério de segmentação por natureza de estabelecimento (DEC-002) junto ao cliente, ainda que a equipe já o tenha adotado.</w:t>
+        <w:t xml:space="preserve">Confirmação formal do critério de segmentação por natureza de estabelecimento (DEC-002).</w:t>
+      </w:r>
+    </w:p>
+    <w:p>
+      <w:pPr>
+        <w:pStyle w:val="PargrafodaLista"/>
+        <w:numPr>
+          <w:ilvl w:val="0"/>
+          <w:numId w:val="1"/>
+        </w:numPr>
+        <w:spacing w:after="60"/>
+      </w:pPr>
+      <w:r>
+        <w:t xml:space="preserve">Significado do valor 2 no indicador de RAIS negativa (DEC-011).</w:t>
+      </w:r>
+    </w:p>
+    <w:p>
+      <w:pPr>
+        <w:pStyle w:val="PargrafodaLista"/>
+        <w:numPr>
+          <w:ilvl w:val="0"/>
+          <w:numId w:val="1"/>
+        </w:numPr>
+        <w:spacing w:after="60"/>
+      </w:pPr>
+      <w:r>
+        <w:t xml:space="preserve">Tabela oficial de bairros por região, incluindo a Região Norte, ou shapefile das regiões (DEC-015).</w:t>
+      </w:r>
+    </w:p>
+    <w:p>
+      <w:pPr>
+        <w:pStyle w:val="PargrafodaLista"/>
+        <w:numPr>
+          <w:ilvl w:val="0"/>
+          <w:numId w:val="1"/>
+        </w:numPr>
+        <w:spacing w:after="60"/>
+      </w:pPr>
+      <w:r>
+        <w:t xml:space="preserve">Fonte para a evolução dos setores (US08) e as contratações recentes (US10): RAIS de anos anteriores ou RAIS Vínculos.</w:t>
       </w:r>
     </w:p>
     <w:p>
@@ -2071,7 +7676,7 @@
           <w:i/>
           <w:iCs/>
         </w:rPr>
-        <w:t>Essas pendências não bloqueiam o fechamento da Sprint 1, mas devem ser acompanhadas: uma resposta do cliente pode exigir o ajuste das decisões acima em uma revisão futura deste log.</w:t>
+        <w:t xml:space="preserve">Essas pendências não bloquearam a entrega da Sprint 2, mas afetam o fechamento da US06 e o replanejamento da US08 e da US10 na Sprint 3.</w:t>
       </w:r>
     </w:p>
     <w:p>
